--- a/out/05_Commercial/SNX-COM-REG-01 Customer Feedback & Complaint Register (Rev00 DRAFT).docx
+++ b/out/05_Commercial/SNX-COM-REG-01 Customer Feedback & Complaint Register (Rev00 DRAFT).docx
@@ -4577,7 +4577,7 @@
                 <w:sz w:val="24"/>
                 <w:szCs w:val="24"/>
               </w:rPr>
-              <w:t>Mencatat feedback dan keluhan di Tabel 1. Menulis PIC, tindakan, nomor tiket, dan status di Tabel 2. Menyampaikan konfirmasi kepada customer dan mencatatnya di Tabel 3. Mengeskalasi keluhan kritis dan mencatat eskalasi di Tabel 4. (butir 4.2 sampai 4.6, 4.8 sampai 4.11, dan 4.13). SNX-COM-SOP-01 butir 4.17 menempatkan kepuasan customer pada Business Development, dan uraian JA-07 di SNX-HR-JA-01 memuat tugas menjaga dokumentasi keluhan customer.</w:t>
+              <w:t>Mencatat feedback dan keluhan di Tabel 1. Menulis PIC, tindakan, nomor tiket, dan status di Tabel 2. Menyampaikan konfirmasi kepada customer dan mencatatnya di Tabel 3. Mengeskalasi keluhan kritis dan mencatat eskalasi di Tabel 4. (butir 4.2 sampai 4.6, 4.8 sampai 4.11, dan 4.13). SNX-COM-SOP-01 butir 4.17 menempatkan kepuasan customer pada Business Development.</w:t>
             </w:r>
           </w:p>
         </w:tc>
@@ -13647,67 +13647,6 @@
                 <w:szCs w:val="24"/>
               </w:rPr>
               <w:t>Sales Process. Memuat batas respons kepada customer (bagian 8), matriks eskalasi keluhan kritis kepada VP Commercial (bagian 9), dan tanggung jawab Business Development atas kepuasan customer (butir 4.17).</w:t>
-            </w:r>
-          </w:p>
-        </w:tc>
-      </w:tr>
-      <w:tr>
-        <w:trPr>
-          <w:jc w:val="center"/>
-        </w:trPr>
-        <w:tc>
-          <w:tcPr>
-            <w:tcW w:w="2268" w:type="dxa"/>
-            <w:tcBorders>
-              <w:top w:val="single" w:sz="8" w:space="0" w:color="000000"/>
-              <w:left w:val="single" w:sz="8" w:space="0" w:color="000000"/>
-              <w:bottom w:val="single" w:sz="8" w:space="0" w:color="000000"/>
-              <w:right w:val="single" w:sz="8" w:space="0" w:color="000000"/>
-            </w:tcBorders>
-            <w:vAlign w:val="center"/>
-          </w:tcPr>
-          <w:p>
-            <w:pPr>
-              <w:rPr>
-                <w:sz w:val="24"/>
-                <w:szCs w:val="24"/>
-              </w:rPr>
-            </w:pPr>
-            <w:r>
-              <w:rPr>
-                <w:b w:val="0"/>
-                <w:sz w:val="24"/>
-                <w:szCs w:val="24"/>
-              </w:rPr>
-              <w:t>SNX-HR-JA-01</w:t>
-            </w:r>
-          </w:p>
-        </w:tc>
-        <w:tc>
-          <w:tcPr>
-            <w:tcW w:w="6520" w:type="dxa"/>
-            <w:tcBorders>
-              <w:top w:val="single" w:sz="8" w:space="0" w:color="000000"/>
-              <w:left w:val="single" w:sz="8" w:space="0" w:color="000000"/>
-              <w:bottom w:val="single" w:sz="8" w:space="0" w:color="000000"/>
-              <w:right w:val="single" w:sz="8" w:space="0" w:color="000000"/>
-            </w:tcBorders>
-            <w:vAlign w:val="center"/>
-          </w:tcPr>
-          <w:p>
-            <w:pPr>
-              <w:rPr>
-                <w:sz w:val="24"/>
-                <w:szCs w:val="24"/>
-              </w:rPr>
-            </w:pPr>
-            <w:r>
-              <w:rPr>
-                <w:b w:val="0"/>
-                <w:sz w:val="24"/>
-                <w:szCs w:val="24"/>
-              </w:rPr>
-              <w:t>Job Analysis dan Uraian Jabatan. Uraian JA-07 Business Development memuat tugas menjaga dokumentasi keluhan customer.</w:t>
             </w:r>
           </w:p>
         </w:tc>

--- a/out/05_Commercial/SNX-COM-REG-01 Customer Feedback & Complaint Register (Rev00 DRAFT).docx
+++ b/out/05_Commercial/SNX-COM-REG-01 Customer Feedback & Complaint Register (Rev00 DRAFT).docx
@@ -1067,7 +1067,7 @@
           </w:tcPr>
           <w:p>
             <w:r>
-              <w:t>Direktur</w:t>
+              <w:t>VP Commercial</w:t>
             </w:r>
           </w:p>
         </w:tc>
@@ -4638,7 +4638,7 @@
                 <w:sz w:val="24"/>
                 <w:szCs w:val="24"/>
               </w:rPr>
-              <w:t>Pengelola register. Menunjuk PIC, menetapkan status Selesai, menetapkan apakah suatu keluhan kritis, menerima eskalasi keluhan kritis, dan mengeskalasi keluhan kepada COO (butir 4.3, 4.7, 4.9 sampai 4.11).</w:t>
+              <w:t>Pemilik dan pengelola register. Menunjuk PIC, menetapkan status Selesai, menetapkan apakah suatu keluhan kritis, menerima eskalasi keluhan kritis, dan mengeskalasi keluhan kepada COO (butir 4.3, 4.7, 4.9 sampai 4.11).</w:t>
             </w:r>
           </w:p>
         </w:tc>
@@ -4760,7 +4760,7 @@
                 <w:sz w:val="24"/>
                 <w:szCs w:val="24"/>
               </w:rPr>
-              <w:t>Pemilik register ini. Memutuskan keluhan yang VP Commercial eskalasi kepadanya (butir 4.11).</w:t>
+              <w:t>Memutuskan keluhan yang VP Commercial eskalasi kepadanya (butir 4.11).</w:t>
             </w:r>
           </w:p>
         </w:tc>
@@ -12729,7 +12729,7 @@
                 <w:sz w:val="24"/>
                 <w:szCs w:val="24"/>
               </w:rPr>
-              <w:t>Folder Google Drive departemen Commercial. Pemilik: COO. Pengelola: VP Commercial. Pencatat: Business Development. Klasifikasi menurut butir 4.12.</w:t>
+              <w:t>Folder Google Drive departemen Commercial. Pemilik dan pengelola: VP Commercial. Pencatat: Business Development. Klasifikasi menurut butir 4.12.</w:t>
             </w:r>
           </w:p>
         </w:tc>
@@ -13954,7 +13954,7 @@
           <w:sz w:val="24"/>
           <w:szCs w:val="24"/>
         </w:rPr>
-        <w:t xml:space="preserve">Register ini berstatus Draft dan baru dipakai sesudah Direktur Utama menandatangani blok Approval. COO meninjau register ini setiap tahun (USULAN).</w:t>
+        <w:t xml:space="preserve">Register ini berstatus Draft dan baru dipakai sesudah Direktur Utama menandatangani blok Approval. VP Commercial meninjau register ini setiap tahun (USULAN).</w:t>
       </w:r>
     </w:p>
     <w:sectPr>

--- a/out/05_Commercial/SNX-COM-REG-01 Customer Feedback & Complaint Register (Rev00 DRAFT).docx
+++ b/out/05_Commercial/SNX-COM-REG-01 Customer Feedback & Complaint Register (Rev00 DRAFT).docx
@@ -217,6 +217,7 @@
     <w:p>
       <w:pPr>
         <w:pStyle w:val="Heading1"/>
+        <w:keepNext/>
         <w:widowControl w:val="0"/>
         <w:spacing w:line="240" w:lineRule="auto"/>
         <w:ind w:right="407" w:firstLine="0"/>
@@ -511,6 +512,10 @@
         <w:gridCol w:w="5850"/>
       </w:tblGrid>
       <w:tr>
+        <w:trPr>
+          <w:cantSplit/>
+          <w:tblHeader/>
+        </w:trPr>
         <w:tc>
           <w:tcPr>
             <w:tcW w:w="3150" w:type="dxa"/>
@@ -523,6 +528,7 @@
           </w:tcPr>
           <w:p>
             <w:pPr>
+              <w:keepNext/>
               <w:widowControl w:val="0"/>
               <w:pBdr>
                 <w:top w:val="nil"/>
@@ -563,6 +569,7 @@
           </w:tcPr>
           <w:p>
             <w:pPr>
+              <w:keepNext/>
               <w:widowControl w:val="0"/>
               <w:pBdr>
                 <w:top w:val="nil"/>
@@ -593,6 +600,9 @@
         </w:tc>
       </w:tr>
       <w:tr>
+        <w:trPr>
+          <w:cantSplit/>
+        </w:trPr>
         <w:tc>
           <w:tcPr>
             <w:tcW w:w="3150" w:type="dxa"/>
@@ -646,6 +656,9 @@
         </w:tc>
       </w:tr>
       <w:tr>
+        <w:trPr>
+          <w:cantSplit/>
+        </w:trPr>
         <w:tc>
           <w:tcPr>
             <w:tcW w:w="3150" w:type="dxa"/>
@@ -699,6 +712,9 @@
         </w:tc>
       </w:tr>
       <w:tr>
+        <w:trPr>
+          <w:cantSplit/>
+        </w:trPr>
         <w:tc>
           <w:tcPr>
             <w:tcW w:w="3150" w:type="dxa"/>
@@ -750,6 +766,9 @@
         </w:tc>
       </w:tr>
       <w:tr>
+        <w:trPr>
+          <w:cantSplit/>
+        </w:trPr>
         <w:tc>
           <w:tcPr>
             <w:tcW w:w="3150" w:type="dxa"/>
@@ -810,6 +829,9 @@
         </w:tc>
       </w:tr>
       <w:tr>
+        <w:trPr>
+          <w:cantSplit/>
+        </w:trPr>
         <w:tc>
           <w:tcPr>
             <w:tcW w:w="3150" w:type="dxa"/>
@@ -861,6 +883,9 @@
         </w:tc>
       </w:tr>
       <w:tr>
+        <w:trPr>
+          <w:cantSplit/>
+        </w:trPr>
         <w:tc>
           <w:tcPr>
             <w:tcW w:w="3150" w:type="dxa"/>
@@ -914,6 +939,9 @@
         </w:tc>
       </w:tr>
       <w:tr>
+        <w:trPr>
+          <w:cantSplit/>
+        </w:trPr>
         <w:tc>
           <w:tcPr>
             <w:tcW w:w="3150" w:type="dxa"/>
@@ -967,6 +995,9 @@
         </w:tc>
       </w:tr>
       <w:tr>
+        <w:trPr>
+          <w:cantSplit/>
+        </w:trPr>
         <w:tc>
           <w:tcPr>
             <w:tcW w:w="3150" w:type="dxa"/>
@@ -1020,6 +1051,9 @@
         </w:tc>
       </w:tr>
       <w:tr>
+        <w:trPr>
+          <w:cantSplit/>
+        </w:trPr>
         <w:tc>
           <w:tcPr>
             <w:tcW w:w="3150" w:type="dxa"/>
@@ -1073,6 +1107,9 @@
         </w:tc>
       </w:tr>
       <w:tr>
+        <w:trPr>
+          <w:cantSplit/>
+        </w:trPr>
         <w:tc>
           <w:tcPr>
             <w:tcW w:w="3150" w:type="dxa"/>
@@ -1126,6 +1163,9 @@
         </w:tc>
       </w:tr>
       <w:tr>
+        <w:trPr>
+          <w:cantSplit/>
+        </w:trPr>
         <w:tc>
           <w:tcPr>
             <w:tcW w:w="3150" w:type="dxa"/>
@@ -1207,6 +1247,7 @@
     <w:p>
       <w:pPr>
         <w:pStyle w:val="Heading1"/>
+        <w:keepNext/>
         <w:widowControl w:val="0"/>
         <w:spacing w:before="816" w:line="240" w:lineRule="auto"/>
         <w:ind w:right="407"/>
@@ -1243,6 +1284,10 @@
         <w:gridCol w:w="3010"/>
       </w:tblGrid>
       <w:tr>
+        <w:trPr>
+          <w:cantSplit/>
+          <w:tblHeader/>
+        </w:trPr>
         <w:tc>
           <w:tcPr>
             <w:tcW w:w="3009" w:type="dxa"/>
@@ -1255,6 +1300,7 @@
           </w:tcPr>
           <w:p>
             <w:pPr>
+              <w:keepNext/>
               <w:widowControl w:val="0"/>
               <w:spacing w:line="240" w:lineRule="auto"/>
               <w:jc w:val="center"/>
@@ -1288,6 +1334,7 @@
           </w:tcPr>
           <w:p>
             <w:pPr>
+              <w:keepNext/>
               <w:widowControl w:val="0"/>
               <w:spacing w:line="240" w:lineRule="auto"/>
               <w:jc w:val="center"/>
@@ -1321,6 +1368,7 @@
           </w:tcPr>
           <w:p>
             <w:pPr>
+              <w:keepNext/>
               <w:widowControl w:val="0"/>
               <w:spacing w:line="240" w:lineRule="auto"/>
               <w:jc w:val="center"/>
@@ -1344,6 +1392,9 @@
         </w:tc>
       </w:tr>
       <w:tr>
+        <w:trPr>
+          <w:cantSplit/>
+        </w:trPr>
         <w:tc>
           <w:tcPr>
             <w:tcW w:w="3009" w:type="dxa"/>
@@ -1392,6 +1443,9 @@
         </w:tc>
       </w:tr>
       <w:tr>
+        <w:trPr>
+          <w:cantSplit/>
+        </w:trPr>
         <w:tc>
           <w:tcPr>
             <w:tcW w:w="3009" w:type="dxa"/>
@@ -1463,6 +1517,9 @@
         </w:tc>
       </w:tr>
       <w:tr>
+        <w:trPr>
+          <w:cantSplit/>
+        </w:trPr>
         <w:tc>
           <w:tcPr>
             <w:tcW w:w="3009" w:type="dxa"/>
@@ -1537,6 +1594,7 @@
     <w:p>
       <w:pPr>
         <w:pStyle w:val="Heading1"/>
+        <w:keepNext/>
         <w:widowControl w:val="0"/>
         <w:spacing w:before="816" w:line="240" w:lineRule="auto"/>
         <w:ind w:right="407"/>
@@ -1578,6 +1636,10 @@
         <w:gridCol w:w="2235"/>
       </w:tblGrid>
       <w:tr>
+        <w:trPr>
+          <w:cantSplit/>
+          <w:tblHeader/>
+        </w:trPr>
         <w:tc>
           <w:tcPr>
             <w:tcW w:w="810" w:type="dxa"/>
@@ -1590,6 +1652,7 @@
           </w:tcPr>
           <w:p>
             <w:pPr>
+              <w:keepNext/>
               <w:widowControl w:val="0"/>
               <w:pBdr>
                 <w:top w:val="nil"/>
@@ -1630,6 +1693,7 @@
           </w:tcPr>
           <w:p>
             <w:pPr>
+              <w:keepNext/>
               <w:widowControl w:val="0"/>
               <w:spacing w:line="240" w:lineRule="auto"/>
               <w:jc w:val="center"/>
@@ -1663,6 +1727,7 @@
           </w:tcPr>
           <w:p>
             <w:pPr>
+              <w:keepNext/>
               <w:widowControl w:val="0"/>
               <w:pBdr>
                 <w:top w:val="nil"/>
@@ -1703,6 +1768,7 @@
           </w:tcPr>
           <w:p>
             <w:pPr>
+              <w:keepNext/>
               <w:widowControl w:val="0"/>
               <w:pBdr>
                 <w:top w:val="nil"/>
@@ -1733,6 +1799,9 @@
         </w:tc>
       </w:tr>
       <w:tr>
+        <w:trPr>
+          <w:cantSplit/>
+        </w:trPr>
         <w:tc>
           <w:tcPr>
             <w:tcW w:w="810" w:type="dxa"/>
@@ -1835,6 +1904,9 @@
         </w:tc>
       </w:tr>
       <w:tr>
+        <w:trPr>
+          <w:cantSplit/>
+        </w:trPr>
         <w:tc>
           <w:tcPr>
             <w:tcW w:w="810" w:type="dxa"/>
@@ -1937,6 +2009,9 @@
         </w:tc>
       </w:tr>
       <w:tr>
+        <w:trPr>
+          <w:cantSplit/>
+        </w:trPr>
         <w:tc>
           <w:tcPr>
             <w:tcW w:w="810" w:type="dxa"/>
@@ -2351,7 +2426,7 @@
           <w:sz w:val="24"/>
           <w:szCs w:val="24"/>
         </w:rPr>
-        <w:t xml:space="preserve">Register ini mencatat feedback dan keluhan customer SINUX. Tiap baris memuat isi feedback atau keluhan, PIC, tindakan, status penyelesaian, konfirmasi kepada customer, dan eskalasi bila ada.</w:t>
+        <w:t xml:space="preserve">Register ini mencatat feedback dan keluhan customer SINUX. Tiap baris memuat isi feedback atau keluhan, PIC, tindakan, status penyelesaian, konfirmasi kepada customer, dan eskalasi jika ada.</w:t>
       </w:r>
     </w:p>
     <w:p>
@@ -2375,7 +2450,7 @@
           <w:sz w:val="24"/>
           <w:szCs w:val="24"/>
         </w:rPr>
-        <w:t xml:space="preserve">Yang dijaga: tiap feedback dan keluhan dapat ditelusuri dari saat diterima sampai tindakan, konfirmasi kepada customer, dan status penyelesaiannya.</w:t>
+        <w:t xml:space="preserve">Hasil yang dijaga: tiap feedback dan keluhan dapat ditelusuri dari saat diterima sampai tindakan, konfirmasi kepada customer, dan status penyelesaiannya.</w:t>
       </w:r>
     </w:p>
     <w:p>
@@ -2412,11 +2487,12 @@
           <w:sz w:val="24"/>
           <w:szCs w:val="24"/>
         </w:rPr>
-        <w:t xml:space="preserve">Register ini mencakup feedback dan keluhan customer yang masuk lewat email, WhatsApp, atau saluran lain, sejak Penerima menerimanya sampai statusnya Selesai.</w:t>
+        <w:t xml:space="preserve">Register ini mencakup feedback dan keluhan customer yang masuk melalui email, WhatsApp, atau saluran lain, sejak Penerima menerimanya sampai statusnya Selesai.</w:t>
       </w:r>
     </w:p>
     <w:p>
       <w:pPr>
+        <w:keepNext/>
         <w:pBdr>
           <w:top w:val="nil"/>
           <w:left w:val="nil"/>
@@ -2454,6 +2530,8 @@
       </w:tblGrid>
       <w:tr>
         <w:trPr>
+          <w:cantSplit/>
+          <w:tblHeader/>
           <w:jc w:val="center"/>
         </w:trPr>
         <w:tc>
@@ -2469,6 +2547,7 @@
           </w:tcPr>
           <w:p>
             <w:pPr>
+              <w:keepNext/>
               <w:jc w:val="center"/>
               <w:rPr>
                 <w:sz w:val="24"/>
@@ -2499,6 +2578,7 @@
           </w:tcPr>
           <w:p>
             <w:pPr>
+              <w:keepNext/>
               <w:jc w:val="center"/>
               <w:rPr>
                 <w:sz w:val="24"/>
@@ -2519,6 +2599,7 @@
       </w:tr>
       <w:tr>
         <w:trPr>
+          <w:cantSplit/>
           <w:jc w:val="center"/>
         </w:trPr>
         <w:tc>
@@ -2580,6 +2661,7 @@
       </w:tr>
       <w:tr>
         <w:trPr>
+          <w:cantSplit/>
           <w:jc w:val="center"/>
         </w:trPr>
         <w:tc>
@@ -2606,7 +2688,7 @@
                 <w:sz w:val="24"/>
                 <w:szCs w:val="24"/>
               </w:rPr>
-              <w:t>Analisis akar masalah dan tindakan korektif rinci</w:t>
+              <w:t>Analisis root cause dan corrective action rinci</w:t>
             </w:r>
           </w:p>
         </w:tc>
@@ -2634,13 +2716,14 @@
                 <w:sz w:val="24"/>
                 <w:szCs w:val="24"/>
               </w:rPr>
-              <w:t>Business Development mencatat tindakan secara ringkas. Analisis akar masalah atas keluhan yang berasal dari insiden layanan memakai SNX-OPS-FRM-10 (USULAN).</w:t>
+              <w:t>Business Development mencatat tindakan secara ringkas. Analisis root cause atas keluhan yang berasal dari insiden layanan memakai SNX-OPS-FRM-10 (USULAN).</w:t>
             </w:r>
           </w:p>
         </w:tc>
       </w:tr>
       <w:tr>
         <w:trPr>
+          <w:cantSplit/>
           <w:jc w:val="center"/>
         </w:trPr>
         <w:tc>
@@ -2702,6 +2785,7 @@
       </w:tr>
       <w:tr>
         <w:trPr>
+          <w:cantSplit/>
           <w:jc w:val="center"/>
         </w:trPr>
         <w:tc>
@@ -2789,6 +2873,7 @@
     <w:p>
       <w:pPr>
         <w:pStyle w:val="Heading1"/>
+        <w:keepNext/>
         <w:numPr>
           <w:ilvl w:val="0"/>
           <w:numId w:val="7"/>
@@ -2814,6 +2899,8 @@
       </w:tblGrid>
       <w:tr>
         <w:trPr>
+          <w:cantSplit/>
+          <w:tblHeader/>
           <w:jc w:val="center"/>
         </w:trPr>
         <w:tc>
@@ -2829,6 +2916,7 @@
           </w:tcPr>
           <w:p>
             <w:pPr>
+              <w:keepNext/>
               <w:jc w:val="center"/>
               <w:rPr>
                 <w:sz w:val="24"/>
@@ -2859,6 +2947,7 @@
           </w:tcPr>
           <w:p>
             <w:pPr>
+              <w:keepNext/>
               <w:jc w:val="center"/>
               <w:rPr>
                 <w:sz w:val="24"/>
@@ -2879,6 +2968,7 @@
       </w:tr>
       <w:tr>
         <w:trPr>
+          <w:cantSplit/>
           <w:jc w:val="center"/>
         </w:trPr>
         <w:tc>
@@ -2933,13 +3023,14 @@
                 <w:sz w:val="24"/>
                 <w:szCs w:val="24"/>
               </w:rPr>
-              <w:t>Label untuk isi yang belum diputus secara tertulis oleh pimpinan SINUX.</w:t>
+              <w:t>Label untuk isi yang belum diputuskan secara tertulis oleh pimpinan SINUX.</w:t>
             </w:r>
           </w:p>
         </w:tc>
       </w:tr>
       <w:tr>
         <w:trPr>
+          <w:cantSplit/>
           <w:jc w:val="center"/>
         </w:trPr>
         <w:tc>
@@ -3001,6 +3092,7 @@
       </w:tr>
       <w:tr>
         <w:trPr>
+          <w:cantSplit/>
           <w:jc w:val="center"/>
         </w:trPr>
         <w:tc>
@@ -3055,13 +3147,14 @@
                 <w:sz w:val="24"/>
                 <w:szCs w:val="24"/>
               </w:rPr>
-              <w:t>Jabatan Direktur (JA-02) di SNX-HR-ORG-01. Dokumen Operation menyebutnya COO. Register ini memakai COO sesudah penyebutan pertama.</w:t>
+              <w:t>Jabatan Direktur (JA-02) di SNX-HR-ORG-01, disebut COO di dokumen Operation dan di register ini.</w:t>
             </w:r>
           </w:p>
         </w:tc>
       </w:tr>
       <w:tr>
         <w:trPr>
+          <w:cantSplit/>
           <w:jc w:val="center"/>
         </w:trPr>
         <w:tc>
@@ -3123,6 +3216,7 @@
       </w:tr>
       <w:tr>
         <w:trPr>
+          <w:cantSplit/>
           <w:jc w:val="center"/>
         </w:trPr>
         <w:tc>
@@ -3184,6 +3278,7 @@
       </w:tr>
       <w:tr>
         <w:trPr>
+          <w:cantSplit/>
           <w:jc w:val="center"/>
         </w:trPr>
         <w:tc>
@@ -3238,13 +3333,14 @@
                 <w:sz w:val="24"/>
                 <w:szCs w:val="24"/>
               </w:rPr>
-              <w:t>Sistem tiket SINUX untuk kebutuhan generalist.</w:t>
+              <w:t>Sistem ticket SINUX untuk kebutuhan generalist.</w:t>
             </w:r>
           </w:p>
         </w:tc>
       </w:tr>
       <w:tr>
         <w:trPr>
+          <w:cantSplit/>
           <w:jc w:val="center"/>
         </w:trPr>
         <w:tc>
@@ -3306,6 +3402,7 @@
       </w:tr>
       <w:tr>
         <w:trPr>
+          <w:cantSplit/>
           <w:jc w:val="center"/>
         </w:trPr>
         <w:tc>
@@ -3360,13 +3457,14 @@
                 <w:sz w:val="24"/>
                 <w:szCs w:val="24"/>
               </w:rPr>
-              <w:t>Keluhan yang masuk matriks eskalasi SNX-COM-SOP-01 bagian 9 dengan sebutan komplain kritis. Penilaiannya diatur di butir 4.10.</w:t>
+              <w:t>Keluhan yang masuk matriks eskalasi SNX-COM-SOP-01 bagian 9 dengan sebutan komplain kritis.</w:t>
             </w:r>
           </w:p>
         </w:tc>
       </w:tr>
       <w:tr>
         <w:trPr>
+          <w:cantSplit/>
           <w:jc w:val="center"/>
         </w:trPr>
         <w:tc>
@@ -3428,6 +3526,7 @@
       </w:tr>
       <w:tr>
         <w:trPr>
+          <w:cantSplit/>
           <w:jc w:val="center"/>
         </w:trPr>
         <w:tc>
@@ -3489,6 +3588,7 @@
       </w:tr>
       <w:tr>
         <w:trPr>
+          <w:cantSplit/>
           <w:jc w:val="center"/>
         </w:trPr>
         <w:tc>
@@ -3543,13 +3643,14 @@
                 <w:sz w:val="24"/>
                 <w:szCs w:val="24"/>
               </w:rPr>
-              <w:t>Person in charge: jabatan yang melakukan tindakan atas satu feedback atau keluhan. Ditulis dengan nama jabatan, bukan nama orang.</w:t>
+              <w:t>Person in charge: jabatan yang melakukan tindakan atas satu feedback atau keluhan, ditulis dengan nama jabatan, bukan nama orang.</w:t>
             </w:r>
           </w:p>
         </w:tc>
       </w:tr>
       <w:tr>
         <w:trPr>
+          <w:cantSplit/>
           <w:jc w:val="center"/>
         </w:trPr>
         <w:tc>
@@ -3604,13 +3705,14 @@
                 <w:sz w:val="24"/>
                 <w:szCs w:val="24"/>
               </w:rPr>
-              <w:t>Langkah yang PIC lakukan untuk menanggapi atau menyelesaikan feedback atau keluhan.</w:t>
+              <w:t>Langkah yang dilakukan PIC untuk menanggapi atau menyelesaikan feedback atau keluhan.</w:t>
             </w:r>
           </w:p>
         </w:tc>
       </w:tr>
       <w:tr>
         <w:trPr>
+          <w:cantSplit/>
           <w:jc w:val="center"/>
         </w:trPr>
         <w:tc>
@@ -3665,7 +3767,7 @@
                 <w:sz w:val="24"/>
                 <w:szCs w:val="24"/>
               </w:rPr>
-              <w:t>Sistem tiket Divisi Operation.</w:t>
+              <w:t>Sistem ticket Divisi Operation.</w:t>
             </w:r>
           </w:p>
         </w:tc>
@@ -3712,6 +3814,7 @@
     </w:p>
     <w:p>
       <w:pPr>
+        <w:keepNext/>
         <w:pBdr>
           <w:top w:val="nil"/>
           <w:left w:val="nil"/>
@@ -3731,7 +3834,7 @@
           <w:sz w:val="24"/>
           <w:szCs w:val="24"/>
         </w:rPr>
-        <w:t xml:space="preserve">Kolom Status memakai tiga nilai berikut.</w:t>
+        <w:t xml:space="preserve">Kolom Status diisi salah satu dari tiga nilai berikut.</w:t>
       </w:r>
     </w:p>
     <w:tbl>
@@ -3749,6 +3852,8 @@
       </w:tblGrid>
       <w:tr>
         <w:trPr>
+          <w:cantSplit/>
+          <w:tblHeader/>
           <w:jc w:val="center"/>
         </w:trPr>
         <w:tc>
@@ -3764,6 +3869,7 @@
           </w:tcPr>
           <w:p>
             <w:pPr>
+              <w:keepNext/>
               <w:jc w:val="center"/>
               <w:rPr>
                 <w:sz w:val="24"/>
@@ -3794,6 +3900,7 @@
           </w:tcPr>
           <w:p>
             <w:pPr>
+              <w:keepNext/>
               <w:jc w:val="center"/>
               <w:rPr>
                 <w:sz w:val="24"/>
@@ -3814,6 +3921,7 @@
       </w:tr>
       <w:tr>
         <w:trPr>
+          <w:cantSplit/>
           <w:jc w:val="center"/>
         </w:trPr>
         <w:tc>
@@ -3875,6 +3983,7 @@
       </w:tr>
       <w:tr>
         <w:trPr>
+          <w:cantSplit/>
           <w:jc w:val="center"/>
         </w:trPr>
         <w:tc>
@@ -3936,6 +4045,7 @@
       </w:tr>
       <w:tr>
         <w:trPr>
+          <w:cantSplit/>
           <w:jc w:val="center"/>
         </w:trPr>
         <w:tc>
@@ -3990,7 +4100,7 @@
                 <w:sz w:val="24"/>
                 <w:szCs w:val="24"/>
               </w:rPr>
-              <w:t>PIC sudah melakukan tindakan, atau VP Commercial memutuskan tidak ada tindakan yang diperlukan. Konfirmasi kepada customer sudah tercatat di Tabel 3 dan tidak ada tindakan lanjutan.</w:t>
+              <w:t>PIC sudah melakukan tindakan, atau VP Commercial memutuskan tidak perlu tindakan. Konfirmasi kepada customer sudah tercatat di Tabel 3 dan tidak ada tindakan lanjutan.</w:t>
             </w:r>
           </w:p>
         </w:tc>
@@ -4174,7 +4284,7 @@
           <w:sz w:val="24"/>
           <w:szCs w:val="24"/>
         </w:rPr>
-        <w:t xml:space="preserve">4.6 Business Development membalas feedback dan keluhan yang customer kirim lewat email atau WhatsApp dalam batas respons SNX-COM-SOP-01 bagian 8 (USULAN).</w:t>
+        <w:t xml:space="preserve">4.6 Business Development membalas feedback dan keluhan yang dikirim customer melalui email atau WhatsApp dalam batas respons SNX-COM-SOP-01 bagian 8 (USULAN).</w:t>
       </w:r>
     </w:p>
     <w:p>
@@ -4198,7 +4308,7 @@
           <w:sz w:val="24"/>
           <w:szCs w:val="24"/>
         </w:rPr>
-        <w:t xml:space="preserve">4.7 VP Commercial menetapkan status Selesai. Status Selesai berlaku hanya bila arti Selesai pada bagian Definisi terpenuhi (USULAN).</w:t>
+        <w:t xml:space="preserve">4.7 VP Commercial menetapkan status Selesai hanya jika syarat Selesai di tabel Status Penyelesaian terpenuhi (USULAN).</w:t>
       </w:r>
     </w:p>
     <w:p>
@@ -4222,7 +4332,7 @@
           <w:sz w:val="24"/>
           <w:szCs w:val="24"/>
         </w:rPr>
-        <w:t xml:space="preserve">4.8 Bila feedback atau keluhan punya tiket, Business Development menulis nomor tiketnya di Tabel 2. Tiket yang ditangani Operation ada di Zammad, tiket lain di GLPI (USULAN; batas pemakaian GLPI untuk generalist belum dirinci).</w:t>
+        <w:t xml:space="preserve">4.8 Jika feedback atau keluhan punya ticket, Business Development menulis nomor ticket-nya di Tabel 2. Ticket yang ditangani Operation ada di Zammad, ticket lain di GLPI. Batas pemakaian GLPI untuk kebutuhan generalist belum dirinci (USULAN).</w:t>
       </w:r>
     </w:p>
     <w:p>
@@ -4270,7 +4380,7 @@
           <w:sz w:val="24"/>
           <w:szCs w:val="24"/>
         </w:rPr>
-        <w:t xml:space="preserve">4.10 Kriteria keluhan kritis belum ditetapkan. Sampai kriteria itu ada, Business Development mengeskalasi setiap keluhan yang ia nilai kritis, dan VP Commercial menetapkan apakah keluhan itu kritis (USULAN).</w:t>
+        <w:t xml:space="preserve">4.10 Kriteria keluhan kritis belum ditetapkan. Sampai kriteria itu ada, Business Development mengeskalasi setiap keluhan yang dinilainya kritis, dan VP Commercial menetapkan apakah keluhan itu kritis (USULAN).</w:t>
       </w:r>
     </w:p>
     <w:p>
@@ -4294,7 +4404,7 @@
           <w:sz w:val="24"/>
           <w:szCs w:val="24"/>
         </w:rPr>
-        <w:t xml:space="preserve">4.11 VP Commercial mengeskalasi keluhan kepada COO bila penanganannya memerlukan keputusan di luar wewenang VP Commercial menurut delegasi tertulis yang berlaku. Business Development mencatat eskalasi itu di Tabel 4 (USULAN).</w:t>
+        <w:t xml:space="preserve">4.11 Jika penanganan keluhan memerlukan keputusan di luar wewenang VP Commercial menurut delegasi tertulis yang berlaku, VP Commercial mengeskalasinya kepada COO. Business Development mencatat eskalasi itu di Tabel 4 (USULAN).</w:t>
       </w:r>
     </w:p>
     <w:p>
@@ -4318,7 +4428,7 @@
           <w:sz w:val="24"/>
           <w:szCs w:val="24"/>
         </w:rPr>
-        <w:t xml:space="preserve">4.12 Register kosong berklasifikasi INTERNAL. Register yang sudah berisi data customer berklasifikasi RESTRICTED (Internal) menurut SNX-ISMS-PRO-01 butir 4.3 (USULAN).</w:t>
+        <w:t xml:space="preserve">4.12 Register kosong berklasifikasi INTERNAL. Register yang sudah berisi data customer berklasifikasi RESTRICTED (Internal) sesuai SNX-ISMS-PRO-01 butir 4.3 (USULAN).</w:t>
       </w:r>
     </w:p>
     <w:p>
@@ -4342,7 +4452,7 @@
           <w:sz w:val="24"/>
           <w:szCs w:val="24"/>
         </w:rPr>
-        <w:t xml:space="preserve">4.13 Business Development menyimpan register di lokasi yang tertulis pada tabel Rekaman (USULAN).</w:t>
+        <w:t xml:space="preserve">4.13 Business Development menyimpan register di folder Google Drive departemen Commercial (USULAN).</w:t>
       </w:r>
     </w:p>
     <w:p>
@@ -4360,6 +4470,7 @@
     </w:p>
     <w:p>
       <w:pPr>
+        <w:keepNext/>
         <w:pBdr>
           <w:top w:val="nil"/>
           <w:left w:val="nil"/>
@@ -4379,7 +4490,7 @@
           <w:sz w:val="24"/>
           <w:szCs w:val="24"/>
         </w:rPr>
-        <w:t xml:space="preserve">Pembagian tugas berikut berstatus (USULAN). Nama jabatan mengikuti SNX-HR-ORG-01. Penerima dan PIC adalah peran per kasus, bukan jabatan tersendiri.</w:t>
+        <w:t xml:space="preserve">Nama jabatan mengikuti SNX-HR-ORG-01. Penerima dan PIC adalah peran per kasus, bukan jabatan tersendiri. Pembagian tugas berikut masih berstatus (USULAN).</w:t>
       </w:r>
     </w:p>
     <w:tbl>
@@ -4397,6 +4508,8 @@
       </w:tblGrid>
       <w:tr>
         <w:trPr>
+          <w:cantSplit/>
+          <w:tblHeader/>
           <w:jc w:val="center"/>
         </w:trPr>
         <w:tc>
@@ -4412,6 +4525,7 @@
           </w:tcPr>
           <w:p>
             <w:pPr>
+              <w:keepNext/>
               <w:jc w:val="center"/>
               <w:rPr>
                 <w:sz w:val="24"/>
@@ -4442,6 +4556,7 @@
           </w:tcPr>
           <w:p>
             <w:pPr>
+              <w:keepNext/>
               <w:jc w:val="center"/>
               <w:rPr>
                 <w:sz w:val="24"/>
@@ -4462,6 +4577,7 @@
       </w:tr>
       <w:tr>
         <w:trPr>
+          <w:cantSplit/>
           <w:jc w:val="center"/>
         </w:trPr>
         <w:tc>
@@ -4516,13 +4632,14 @@
                 <w:sz w:val="24"/>
                 <w:szCs w:val="24"/>
               </w:rPr>
-              <w:t>Meneruskan feedback atau keluhan customer kepada Business Development (butir 4.2).</w:t>
+              <w:t>Meneruskan feedback atau keluhan customer kepada Business Development.</w:t>
             </w:r>
           </w:p>
         </w:tc>
       </w:tr>
       <w:tr>
         <w:trPr>
+          <w:cantSplit/>
           <w:jc w:val="center"/>
         </w:trPr>
         <w:tc>
@@ -4577,13 +4694,14 @@
                 <w:sz w:val="24"/>
                 <w:szCs w:val="24"/>
               </w:rPr>
-              <w:t>Mencatat feedback dan keluhan di Tabel 1. Menulis PIC, tindakan, nomor tiket, dan status di Tabel 2. Menyampaikan konfirmasi kepada customer dan mencatatnya di Tabel 3. Mengeskalasi keluhan kritis dan mencatat eskalasi di Tabel 4. (butir 4.2 sampai 4.6, 4.8 sampai 4.11, dan 4.13). SNX-COM-SOP-01 butir 4.17 menempatkan kepuasan customer pada Business Development.</w:t>
+              <w:t>Mencatat feedback dan keluhan di Tabel 1; menulis PIC, tindakan, nomor ticket, dan status di Tabel 2; menyampaikan konfirmasi kepada customer dan mencatatnya di Tabel 3; mengeskalasi keluhan kritis dan mencatat eskalasinya di Tabel 4. Menurut SNX-COM-SOP-01 butir 4.17, kepuasan customer menjadi tanggung jawab Business Development.</w:t>
             </w:r>
           </w:p>
         </w:tc>
       </w:tr>
       <w:tr>
         <w:trPr>
+          <w:cantSplit/>
           <w:jc w:val="center"/>
         </w:trPr>
         <w:tc>
@@ -4638,13 +4756,14 @@
                 <w:sz w:val="24"/>
                 <w:szCs w:val="24"/>
               </w:rPr>
-              <w:t>Pemilik dan pengelola register. Menunjuk PIC, menetapkan status Selesai, menetapkan apakah suatu keluhan kritis, menerima eskalasi keluhan kritis, dan mengeskalasi keluhan kepada COO (butir 4.3, 4.7, 4.9 sampai 4.11).</w:t>
+              <w:t>Pemilik dan pengelola register. Menunjuk PIC, menetapkan status Selesai, menetapkan apakah suatu keluhan kritis, menerima eskalasi keluhan kritis, dan mengeskalasi keluhan kepada COO.</w:t>
             </w:r>
           </w:p>
         </w:tc>
       </w:tr>
       <w:tr>
         <w:trPr>
+          <w:cantSplit/>
           <w:jc w:val="center"/>
         </w:trPr>
         <w:tc>
@@ -4699,13 +4818,14 @@
                 <w:sz w:val="24"/>
                 <w:szCs w:val="24"/>
               </w:rPr>
-              <w:t>Melakukan tindakan atas feedback atau keluhan yang ditunjuk kepadanya (butir 4.4).</w:t>
+              <w:t>Melakukan tindakan atas feedback atau keluhan yang ditunjuk kepadanya.</w:t>
             </w:r>
           </w:p>
         </w:tc>
       </w:tr>
       <w:tr>
         <w:trPr>
+          <w:cantSplit/>
           <w:jc w:val="center"/>
         </w:trPr>
         <w:tc>
@@ -4760,7 +4880,7 @@
                 <w:sz w:val="24"/>
                 <w:szCs w:val="24"/>
               </w:rPr>
-              <w:t>Memutuskan keluhan yang VP Commercial eskalasi kepadanya (butir 4.11).</w:t>
+              <w:t>Memutuskan keluhan yang dieskalasi VP Commercial kepadanya.</w:t>
             </w:r>
           </w:p>
         </w:tc>
@@ -4811,7 +4931,7 @@
           <w:sz w:val="24"/>
           <w:szCs w:val="24"/>
         </w:rPr>
-        <w:t xml:space="preserve">Direktur Utama menyetujui register ini lewat blok Approval pada halaman depan.</w:t>
+        <w:t xml:space="preserve">Direktur Utama menyetujui register ini melalui blok Approval pada halaman depan.</w:t>
       </w:r>
     </w:p>
     <w:p>
@@ -4848,7 +4968,7 @@
           <w:sz w:val="24"/>
           <w:szCs w:val="24"/>
         </w:rPr>
-        <w:t xml:space="preserve">6.1 Penerima meneruskan feedback atau keluhan customer kepada Business Development (butir 4.2).</w:t>
+        <w:t xml:space="preserve">6.1 Penerima meneruskan feedback atau keluhan customer kepada Business Development.</w:t>
       </w:r>
     </w:p>
     <w:p>
@@ -4872,7 +4992,7 @@
           <w:sz w:val="24"/>
           <w:szCs w:val="24"/>
         </w:rPr>
-        <w:t xml:space="preserve">6.2 Business Development menulis satu baris di Tabel 1 untuk setiap feedback atau keluhan yang diterima (butir 4.1).</w:t>
+        <w:t xml:space="preserve">6.2 Tulis satu baris di Tabel 1 untuk setiap feedback atau keluhan yang diterima.</w:t>
       </w:r>
     </w:p>
     <w:p>
@@ -4896,7 +5016,7 @@
           <w:sz w:val="24"/>
           <w:szCs w:val="24"/>
         </w:rPr>
-        <w:t xml:space="preserve">6.3 Business Development menulis tanggal Penerima menerima feedback atau keluhan di kolom Tanggal Diterima.</w:t>
+        <w:t xml:space="preserve">6.3 Di kolom Tanggal Diterima, tulis tanggal feedback atau keluhan diterima Penerima.</w:t>
       </w:r>
     </w:p>
     <w:p>
@@ -4920,7 +5040,7 @@
           <w:sz w:val="24"/>
           <w:szCs w:val="24"/>
         </w:rPr>
-        <w:t xml:space="preserve">6.4 Business Development menulis nama perusahaan atau institusi customer di kolom Customer.</w:t>
+        <w:t xml:space="preserve">6.4 Di kolom Customer, tulis nama perusahaan atau institusi customer.</w:t>
       </w:r>
     </w:p>
     <w:p>
@@ -4944,7 +5064,7 @@
           <w:sz w:val="24"/>
           <w:szCs w:val="24"/>
         </w:rPr>
-        <w:t xml:space="preserve">6.5 Business Development memilih satu Jenis (Feedback atau Keluhan) sesuai arti pada bagian Definisi.</w:t>
+        <w:t xml:space="preserve">6.5 Pilih satu Jenis, Feedback atau Keluhan, sesuai artinya di tabel Definisi dan Singkatan.</w:t>
       </w:r>
     </w:p>
     <w:p>
@@ -4968,7 +5088,7 @@
           <w:sz w:val="24"/>
           <w:szCs w:val="24"/>
         </w:rPr>
-        <w:t xml:space="preserve">6.6 Business Development menulis email, WhatsApp, atau nama saluran lain di kolom Saluran Masuk.</w:t>
+        <w:t xml:space="preserve">6.6 Di kolom Saluran Masuk, tulis email, WhatsApp, atau nama saluran lain.</w:t>
       </w:r>
     </w:p>
     <w:p>
@@ -4992,7 +5112,7 @@
           <w:sz w:val="24"/>
           <w:szCs w:val="24"/>
         </w:rPr>
-        <w:t xml:space="preserve">6.7 Business Development menulis ringkasan isi feedback atau keluhan di kolom Isi Feedback atau Keluhan.</w:t>
+        <w:t xml:space="preserve">6.7 Di kolom Isi Feedback atau Keluhan, tulis ringkasan isinya.</w:t>
       </w:r>
     </w:p>
     <w:p>
@@ -5016,7 +5136,7 @@
           <w:sz w:val="24"/>
           <w:szCs w:val="24"/>
         </w:rPr>
-        <w:t xml:space="preserve">6.8 Business Development menulis jabatan PIC di Tabel 2 setelah VP Commercial menunjuknya (butir 4.3). Kolom PIC memuat jabatan, bukan nama orang.</w:t>
+        <w:t xml:space="preserve">6.8 Tulis jabatan PIC di Tabel 2 setelah PIC ditunjuk VP Commercial. Kolom PIC diisi jabatan, bukan nama orang.</w:t>
       </w:r>
     </w:p>
     <w:p>
@@ -5040,7 +5160,7 @@
           <w:sz w:val="24"/>
           <w:szCs w:val="24"/>
         </w:rPr>
-        <w:t xml:space="preserve">6.9 Business Development menulis nomor tiket di kolom Nomor Tiket bila feedback atau keluhan punya tiket (butir 4.8).</w:t>
+        <w:t xml:space="preserve">6.9 Jika feedback atau keluhan punya ticket, tulis nomornya di kolom Nomor Ticket.</w:t>
       </w:r>
     </w:p>
     <w:p>
@@ -5064,7 +5184,7 @@
           <w:sz w:val="24"/>
           <w:szCs w:val="24"/>
         </w:rPr>
-        <w:t xml:space="preserve">6.10 Business Development menulis tiap tindakan PIC beserta tanggalnya di kolom Tindakan (butir 4.4). Bila VP Commercial memutuskan tidak ada tindakan, Business Development menulis keputusan itu dan alasannya.</w:t>
+        <w:t xml:space="preserve">6.10 Di kolom Tindakan, tulis tiap tindakan PIC beserta tanggalnya. Jika VP Commercial memutuskan tidak ada tindakan, tulis keputusan itu dan alasannya.</w:t>
       </w:r>
     </w:p>
     <w:p>
@@ -5088,7 +5208,7 @@
           <w:sz w:val="24"/>
           <w:szCs w:val="24"/>
         </w:rPr>
-        <w:t xml:space="preserve">6.11 Business Development menulis Baru, Dalam Penanganan, atau Selesai di kolom Status. Business Development menulis Selesai hanya sesudah VP Commercial menetapkannya (butir 4.7).</w:t>
+        <w:t xml:space="preserve">6.11 Isi kolom Status dengan Baru, Dalam Penanganan, atau Selesai. Selesai hanya ditulis setelah ditetapkan VP Commercial.</w:t>
       </w:r>
     </w:p>
     <w:p>
@@ -5112,7 +5232,7 @@
           <w:sz w:val="24"/>
           <w:szCs w:val="24"/>
         </w:rPr>
-        <w:t xml:space="preserve">6.12 Business Development menulis tanggal VP Commercial menetapkan Selesai di kolom Tanggal Selesai.</w:t>
+        <w:t xml:space="preserve">6.12 Di kolom Tanggal Selesai, tulis tanggal VP Commercial menetapkan Selesai.</w:t>
       </w:r>
     </w:p>
     <w:p>
@@ -5136,7 +5256,7 @@
           <w:sz w:val="24"/>
           <w:szCs w:val="24"/>
         </w:rPr>
-        <w:t xml:space="preserve">6.13 Business Development menulis tanggal dan saluran konfirmasi kepada customer di Tabel 3 (butir 4.5).</w:t>
+        <w:t xml:space="preserve">6.13 Tulis tanggal dan saluran konfirmasi kepada customer di Tabel 3.</w:t>
       </w:r>
     </w:p>
     <w:p>
@@ -5160,7 +5280,7 @@
           <w:sz w:val="24"/>
           <w:szCs w:val="24"/>
         </w:rPr>
-        <w:t xml:space="preserve">6.14 Business Development menulis ringkasan isi konfirmasi di kolom Isi Konfirmasi.</w:t>
+        <w:t xml:space="preserve">6.14 Di kolom Isi Konfirmasi, tulis ringkasan isi konfirmasi.</w:t>
       </w:r>
     </w:p>
     <w:p>
@@ -5184,7 +5304,7 @@
           <w:sz w:val="24"/>
           <w:szCs w:val="24"/>
         </w:rPr>
-        <w:t xml:space="preserve">6.15 Business Development menulis tanggapan customer di kolom Tanggapan Customer saat customer menanggapi.</w:t>
+        <w:t xml:space="preserve">6.15 Jika customer menanggapi, tulis tanggapannya di kolom Tanggapan Customer.</w:t>
       </w:r>
     </w:p>
     <w:p>
@@ -5208,7 +5328,7 @@
           <w:sz w:val="24"/>
           <w:szCs w:val="24"/>
         </w:rPr>
-        <w:t xml:space="preserve">6.16 Business Development menulis alasan eskalasi, tujuan eskalasi, dan tanggalnya di Tabel 4 saat keluhan dieskalasi (butir 4.9 sampai 4.11).</w:t>
+        <w:t xml:space="preserve">6.16 Saat keluhan dieskalasi, tulis alasan eskalasi, tujuan eskalasi, dan tanggalnya di Tabel 4.</w:t>
       </w:r>
     </w:p>
     <w:p>
@@ -5232,7 +5352,7 @@
           <w:sz w:val="24"/>
           <w:szCs w:val="24"/>
         </w:rPr>
-        <w:t xml:space="preserve">6.17 Business Development menulis keputusan di kolom Hasil Eskalasi sesudah VP Commercial atau COO memutuskan.</w:t>
+        <w:t xml:space="preserve">6.17 Tulis keputusan di kolom Hasil Eskalasi setelah VP Commercial atau COO memutuskan.</w:t>
       </w:r>
     </w:p>
     <w:p>
@@ -5256,7 +5376,7 @@
           <w:sz w:val="24"/>
           <w:szCs w:val="24"/>
         </w:rPr>
-        <w:t xml:space="preserve">6.18 Business Development membiarkan kosong sel yang datanya belum ada, termasuk seluruh baris Tabel 4 untuk keluhan yang tidak dieskalasi.</w:t>
+        <w:t xml:space="preserve">6.18 Biarkan kosong sel yang datanya belum ada, termasuk seluruh baris Tabel 4 untuk keluhan yang tidak dieskalasi.</w:t>
       </w:r>
     </w:p>
     <w:p>
@@ -5293,12 +5413,13 @@
           <w:sz w:val="24"/>
           <w:szCs w:val="24"/>
         </w:rPr>
-        <w:t xml:space="preserve">Baris tersedia untuk 10 feedback atau keluhan. Business Development menambah baris bila perlu. Business Development mengisi sel data yang kosong menurut bagian Cara Mengisi. Kolom No sudah bernomor. Struktur kolom Tabel 1 sampai Tabel 4 berstatus (USULAN) sampai COO menetapkannya.</w:t>
+        <w:t xml:space="preserve">Baris tersedia untuk 10 feedback atau keluhan; tambah baris jika perlu. Kolom No sudah bernomor. Struktur kolom Tabel 1 sampai Tabel 4 masih menunggu penetapan COO (USULAN).</w:t>
       </w:r>
     </w:p>
     <w:p>
       <w:pPr>
         <w:pStyle w:val="Heading2"/>
+        <w:keepNext/>
         <w:numPr>
           <w:ilvl w:val="1"/>
           <w:numId w:val="7"/>
@@ -5324,10 +5445,12 @@
         <w:gridCol w:w="1701"/>
         <w:gridCol w:w="1134"/>
         <w:gridCol w:w="1360"/>
-        <w:gridCol w:w="2721"/>
+        <w:gridCol w:w="3005"/>
       </w:tblGrid>
       <w:tr>
         <w:trPr>
+          <w:cantSplit/>
+          <w:tblHeader/>
           <w:jc w:val="center"/>
         </w:trPr>
         <w:tc>
@@ -5343,6 +5466,7 @@
           </w:tcPr>
           <w:p>
             <w:pPr>
+              <w:keepNext/>
               <w:jc w:val="center"/>
               <w:rPr>
                 <w:sz w:val="24"/>
@@ -5373,6 +5497,7 @@
           </w:tcPr>
           <w:p>
             <w:pPr>
+              <w:keepNext/>
               <w:jc w:val="center"/>
               <w:rPr>
                 <w:sz w:val="24"/>
@@ -5403,6 +5528,7 @@
           </w:tcPr>
           <w:p>
             <w:pPr>
+              <w:keepNext/>
               <w:jc w:val="center"/>
               <w:rPr>
                 <w:sz w:val="24"/>
@@ -5433,6 +5559,7 @@
           </w:tcPr>
           <w:p>
             <w:pPr>
+              <w:keepNext/>
               <w:jc w:val="center"/>
               <w:rPr>
                 <w:sz w:val="24"/>
@@ -5463,6 +5590,7 @@
           </w:tcPr>
           <w:p>
             <w:pPr>
+              <w:keepNext/>
               <w:jc w:val="center"/>
               <w:rPr>
                 <w:sz w:val="24"/>
@@ -5482,17 +5610,18 @@
         </w:tc>
         <w:tc>
           <w:tcPr>
-            <w:tcW w:w="2721" w:type="dxa"/>
-            <w:tcBorders>
-              <w:top w:val="single" w:sz="8" w:space="0" w:color="000000"/>
-              <w:left w:val="single" w:sz="8" w:space="0" w:color="000000"/>
-              <w:bottom w:val="single" w:sz="8" w:space="0" w:color="000000"/>
-              <w:right w:val="single" w:sz="8" w:space="0" w:color="000000"/>
-            </w:tcBorders>
-            <w:vAlign w:val="center"/>
-          </w:tcPr>
-          <w:p>
-            <w:pPr>
+            <w:tcW w:w="3005" w:type="dxa"/>
+            <w:tcBorders>
+              <w:top w:val="single" w:sz="8" w:space="0" w:color="000000"/>
+              <w:left w:val="single" w:sz="8" w:space="0" w:color="000000"/>
+              <w:bottom w:val="single" w:sz="8" w:space="0" w:color="000000"/>
+              <w:right w:val="single" w:sz="8" w:space="0" w:color="000000"/>
+            </w:tcBorders>
+            <w:vAlign w:val="center"/>
+          </w:tcPr>
+          <w:p>
+            <w:pPr>
+              <w:keepNext/>
               <w:jc w:val="center"/>
               <w:rPr>
                 <w:sz w:val="24"/>
@@ -5513,7 +5642,9 @@
       </w:tr>
       <w:tr>
         <w:trPr>
+          <w:cantSplit/>
           <w:jc w:val="center"/>
+          <w:trHeight w:val="453" w:hRule="atLeast"/>
         </w:trPr>
         <w:tc>
           <w:tcPr>
@@ -5583,7 +5714,7 @@
           </w:tcPr>
           <w:p>
             <w:pPr>
-              <w:jc w:val="both"/>
+              <w:jc w:val="left"/>
               <w:rPr>
                 <w:sz w:val="24"/>
                 <w:szCs w:val="24"/>
@@ -5611,7 +5742,7 @@
           </w:tcPr>
           <w:p>
             <w:pPr>
-              <w:jc w:val="both"/>
+              <w:jc w:val="left"/>
               <w:rPr>
                 <w:sz w:val="24"/>
                 <w:szCs w:val="24"/>
@@ -5639,35 +5770,35 @@
           </w:tcPr>
           <w:p>
             <w:pPr>
-              <w:jc w:val="both"/>
-              <w:rPr>
-                <w:sz w:val="24"/>
-                <w:szCs w:val="24"/>
-              </w:rPr>
-            </w:pPr>
-            <w:r>
-              <w:rPr>
-                <w:b w:val="0"/>
-                <w:sz w:val="24"/>
-                <w:szCs w:val="24"/>
-              </w:rPr>
-            </w:r>
-          </w:p>
-        </w:tc>
-        <w:tc>
-          <w:tcPr>
-            <w:tcW w:w="2721" w:type="dxa"/>
-            <w:tcBorders>
-              <w:top w:val="single" w:sz="8" w:space="0" w:color="000000"/>
-              <w:left w:val="single" w:sz="8" w:space="0" w:color="000000"/>
-              <w:bottom w:val="single" w:sz="8" w:space="0" w:color="000000"/>
-              <w:right w:val="single" w:sz="8" w:space="0" w:color="000000"/>
-            </w:tcBorders>
-            <w:vAlign w:val="center"/>
-          </w:tcPr>
-          <w:p>
-            <w:pPr>
-              <w:jc w:val="both"/>
+              <w:jc w:val="left"/>
+              <w:rPr>
+                <w:sz w:val="24"/>
+                <w:szCs w:val="24"/>
+              </w:rPr>
+            </w:pPr>
+            <w:r>
+              <w:rPr>
+                <w:b w:val="0"/>
+                <w:sz w:val="24"/>
+                <w:szCs w:val="24"/>
+              </w:rPr>
+            </w:r>
+          </w:p>
+        </w:tc>
+        <w:tc>
+          <w:tcPr>
+            <w:tcW w:w="3005" w:type="dxa"/>
+            <w:tcBorders>
+              <w:top w:val="single" w:sz="8" w:space="0" w:color="000000"/>
+              <w:left w:val="single" w:sz="8" w:space="0" w:color="000000"/>
+              <w:bottom w:val="single" w:sz="8" w:space="0" w:color="000000"/>
+              <w:right w:val="single" w:sz="8" w:space="0" w:color="000000"/>
+            </w:tcBorders>
+            <w:vAlign w:val="center"/>
+          </w:tcPr>
+          <w:p>
+            <w:pPr>
+              <w:jc w:val="left"/>
               <w:rPr>
                 <w:sz w:val="24"/>
                 <w:szCs w:val="24"/>
@@ -5685,7 +5816,9 @@
       </w:tr>
       <w:tr>
         <w:trPr>
+          <w:cantSplit/>
           <w:jc w:val="center"/>
+          <w:trHeight w:val="453" w:hRule="atLeast"/>
         </w:trPr>
         <w:tc>
           <w:tcPr>
@@ -5755,7 +5888,7 @@
           </w:tcPr>
           <w:p>
             <w:pPr>
-              <w:jc w:val="both"/>
+              <w:jc w:val="left"/>
               <w:rPr>
                 <w:sz w:val="24"/>
                 <w:szCs w:val="24"/>
@@ -5783,7 +5916,7 @@
           </w:tcPr>
           <w:p>
             <w:pPr>
-              <w:jc w:val="both"/>
+              <w:jc w:val="left"/>
               <w:rPr>
                 <w:sz w:val="24"/>
                 <w:szCs w:val="24"/>
@@ -5811,35 +5944,35 @@
           </w:tcPr>
           <w:p>
             <w:pPr>
-              <w:jc w:val="both"/>
-              <w:rPr>
-                <w:sz w:val="24"/>
-                <w:szCs w:val="24"/>
-              </w:rPr>
-            </w:pPr>
-            <w:r>
-              <w:rPr>
-                <w:b w:val="0"/>
-                <w:sz w:val="24"/>
-                <w:szCs w:val="24"/>
-              </w:rPr>
-            </w:r>
-          </w:p>
-        </w:tc>
-        <w:tc>
-          <w:tcPr>
-            <w:tcW w:w="2721" w:type="dxa"/>
-            <w:tcBorders>
-              <w:top w:val="single" w:sz="8" w:space="0" w:color="000000"/>
-              <w:left w:val="single" w:sz="8" w:space="0" w:color="000000"/>
-              <w:bottom w:val="single" w:sz="8" w:space="0" w:color="000000"/>
-              <w:right w:val="single" w:sz="8" w:space="0" w:color="000000"/>
-            </w:tcBorders>
-            <w:vAlign w:val="center"/>
-          </w:tcPr>
-          <w:p>
-            <w:pPr>
-              <w:jc w:val="both"/>
+              <w:jc w:val="left"/>
+              <w:rPr>
+                <w:sz w:val="24"/>
+                <w:szCs w:val="24"/>
+              </w:rPr>
+            </w:pPr>
+            <w:r>
+              <w:rPr>
+                <w:b w:val="0"/>
+                <w:sz w:val="24"/>
+                <w:szCs w:val="24"/>
+              </w:rPr>
+            </w:r>
+          </w:p>
+        </w:tc>
+        <w:tc>
+          <w:tcPr>
+            <w:tcW w:w="3005" w:type="dxa"/>
+            <w:tcBorders>
+              <w:top w:val="single" w:sz="8" w:space="0" w:color="000000"/>
+              <w:left w:val="single" w:sz="8" w:space="0" w:color="000000"/>
+              <w:bottom w:val="single" w:sz="8" w:space="0" w:color="000000"/>
+              <w:right w:val="single" w:sz="8" w:space="0" w:color="000000"/>
+            </w:tcBorders>
+            <w:vAlign w:val="center"/>
+          </w:tcPr>
+          <w:p>
+            <w:pPr>
+              <w:jc w:val="left"/>
               <w:rPr>
                 <w:sz w:val="24"/>
                 <w:szCs w:val="24"/>
@@ -5857,7 +5990,9 @@
       </w:tr>
       <w:tr>
         <w:trPr>
+          <w:cantSplit/>
           <w:jc w:val="center"/>
+          <w:trHeight w:val="453" w:hRule="atLeast"/>
         </w:trPr>
         <w:tc>
           <w:tcPr>
@@ -5927,7 +6062,7 @@
           </w:tcPr>
           <w:p>
             <w:pPr>
-              <w:jc w:val="both"/>
+              <w:jc w:val="left"/>
               <w:rPr>
                 <w:sz w:val="24"/>
                 <w:szCs w:val="24"/>
@@ -5955,7 +6090,7 @@
           </w:tcPr>
           <w:p>
             <w:pPr>
-              <w:jc w:val="both"/>
+              <w:jc w:val="left"/>
               <w:rPr>
                 <w:sz w:val="24"/>
                 <w:szCs w:val="24"/>
@@ -5983,35 +6118,35 @@
           </w:tcPr>
           <w:p>
             <w:pPr>
-              <w:jc w:val="both"/>
-              <w:rPr>
-                <w:sz w:val="24"/>
-                <w:szCs w:val="24"/>
-              </w:rPr>
-            </w:pPr>
-            <w:r>
-              <w:rPr>
-                <w:b w:val="0"/>
-                <w:sz w:val="24"/>
-                <w:szCs w:val="24"/>
-              </w:rPr>
-            </w:r>
-          </w:p>
-        </w:tc>
-        <w:tc>
-          <w:tcPr>
-            <w:tcW w:w="2721" w:type="dxa"/>
-            <w:tcBorders>
-              <w:top w:val="single" w:sz="8" w:space="0" w:color="000000"/>
-              <w:left w:val="single" w:sz="8" w:space="0" w:color="000000"/>
-              <w:bottom w:val="single" w:sz="8" w:space="0" w:color="000000"/>
-              <w:right w:val="single" w:sz="8" w:space="0" w:color="000000"/>
-            </w:tcBorders>
-            <w:vAlign w:val="center"/>
-          </w:tcPr>
-          <w:p>
-            <w:pPr>
-              <w:jc w:val="both"/>
+              <w:jc w:val="left"/>
+              <w:rPr>
+                <w:sz w:val="24"/>
+                <w:szCs w:val="24"/>
+              </w:rPr>
+            </w:pPr>
+            <w:r>
+              <w:rPr>
+                <w:b w:val="0"/>
+                <w:sz w:val="24"/>
+                <w:szCs w:val="24"/>
+              </w:rPr>
+            </w:r>
+          </w:p>
+        </w:tc>
+        <w:tc>
+          <w:tcPr>
+            <w:tcW w:w="3005" w:type="dxa"/>
+            <w:tcBorders>
+              <w:top w:val="single" w:sz="8" w:space="0" w:color="000000"/>
+              <w:left w:val="single" w:sz="8" w:space="0" w:color="000000"/>
+              <w:bottom w:val="single" w:sz="8" w:space="0" w:color="000000"/>
+              <w:right w:val="single" w:sz="8" w:space="0" w:color="000000"/>
+            </w:tcBorders>
+            <w:vAlign w:val="center"/>
+          </w:tcPr>
+          <w:p>
+            <w:pPr>
+              <w:jc w:val="left"/>
               <w:rPr>
                 <w:sz w:val="24"/>
                 <w:szCs w:val="24"/>
@@ -6029,7 +6164,9 @@
       </w:tr>
       <w:tr>
         <w:trPr>
+          <w:cantSplit/>
           <w:jc w:val="center"/>
+          <w:trHeight w:val="453" w:hRule="atLeast"/>
         </w:trPr>
         <w:tc>
           <w:tcPr>
@@ -6099,7 +6236,7 @@
           </w:tcPr>
           <w:p>
             <w:pPr>
-              <w:jc w:val="both"/>
+              <w:jc w:val="left"/>
               <w:rPr>
                 <w:sz w:val="24"/>
                 <w:szCs w:val="24"/>
@@ -6127,7 +6264,7 @@
           </w:tcPr>
           <w:p>
             <w:pPr>
-              <w:jc w:val="both"/>
+              <w:jc w:val="left"/>
               <w:rPr>
                 <w:sz w:val="24"/>
                 <w:szCs w:val="24"/>
@@ -6155,35 +6292,35 @@
           </w:tcPr>
           <w:p>
             <w:pPr>
-              <w:jc w:val="both"/>
-              <w:rPr>
-                <w:sz w:val="24"/>
-                <w:szCs w:val="24"/>
-              </w:rPr>
-            </w:pPr>
-            <w:r>
-              <w:rPr>
-                <w:b w:val="0"/>
-                <w:sz w:val="24"/>
-                <w:szCs w:val="24"/>
-              </w:rPr>
-            </w:r>
-          </w:p>
-        </w:tc>
-        <w:tc>
-          <w:tcPr>
-            <w:tcW w:w="2721" w:type="dxa"/>
-            <w:tcBorders>
-              <w:top w:val="single" w:sz="8" w:space="0" w:color="000000"/>
-              <w:left w:val="single" w:sz="8" w:space="0" w:color="000000"/>
-              <w:bottom w:val="single" w:sz="8" w:space="0" w:color="000000"/>
-              <w:right w:val="single" w:sz="8" w:space="0" w:color="000000"/>
-            </w:tcBorders>
-            <w:vAlign w:val="center"/>
-          </w:tcPr>
-          <w:p>
-            <w:pPr>
-              <w:jc w:val="both"/>
+              <w:jc w:val="left"/>
+              <w:rPr>
+                <w:sz w:val="24"/>
+                <w:szCs w:val="24"/>
+              </w:rPr>
+            </w:pPr>
+            <w:r>
+              <w:rPr>
+                <w:b w:val="0"/>
+                <w:sz w:val="24"/>
+                <w:szCs w:val="24"/>
+              </w:rPr>
+            </w:r>
+          </w:p>
+        </w:tc>
+        <w:tc>
+          <w:tcPr>
+            <w:tcW w:w="3005" w:type="dxa"/>
+            <w:tcBorders>
+              <w:top w:val="single" w:sz="8" w:space="0" w:color="000000"/>
+              <w:left w:val="single" w:sz="8" w:space="0" w:color="000000"/>
+              <w:bottom w:val="single" w:sz="8" w:space="0" w:color="000000"/>
+              <w:right w:val="single" w:sz="8" w:space="0" w:color="000000"/>
+            </w:tcBorders>
+            <w:vAlign w:val="center"/>
+          </w:tcPr>
+          <w:p>
+            <w:pPr>
+              <w:jc w:val="left"/>
               <w:rPr>
                 <w:sz w:val="24"/>
                 <w:szCs w:val="24"/>
@@ -6201,7 +6338,9 @@
       </w:tr>
       <w:tr>
         <w:trPr>
+          <w:cantSplit/>
           <w:jc w:val="center"/>
+          <w:trHeight w:val="453" w:hRule="atLeast"/>
         </w:trPr>
         <w:tc>
           <w:tcPr>
@@ -6271,7 +6410,7 @@
           </w:tcPr>
           <w:p>
             <w:pPr>
-              <w:jc w:val="both"/>
+              <w:jc w:val="left"/>
               <w:rPr>
                 <w:sz w:val="24"/>
                 <w:szCs w:val="24"/>
@@ -6299,7 +6438,7 @@
           </w:tcPr>
           <w:p>
             <w:pPr>
-              <w:jc w:val="both"/>
+              <w:jc w:val="left"/>
               <w:rPr>
                 <w:sz w:val="24"/>
                 <w:szCs w:val="24"/>
@@ -6327,35 +6466,35 @@
           </w:tcPr>
           <w:p>
             <w:pPr>
-              <w:jc w:val="both"/>
-              <w:rPr>
-                <w:sz w:val="24"/>
-                <w:szCs w:val="24"/>
-              </w:rPr>
-            </w:pPr>
-            <w:r>
-              <w:rPr>
-                <w:b w:val="0"/>
-                <w:sz w:val="24"/>
-                <w:szCs w:val="24"/>
-              </w:rPr>
-            </w:r>
-          </w:p>
-        </w:tc>
-        <w:tc>
-          <w:tcPr>
-            <w:tcW w:w="2721" w:type="dxa"/>
-            <w:tcBorders>
-              <w:top w:val="single" w:sz="8" w:space="0" w:color="000000"/>
-              <w:left w:val="single" w:sz="8" w:space="0" w:color="000000"/>
-              <w:bottom w:val="single" w:sz="8" w:space="0" w:color="000000"/>
-              <w:right w:val="single" w:sz="8" w:space="0" w:color="000000"/>
-            </w:tcBorders>
-            <w:vAlign w:val="center"/>
-          </w:tcPr>
-          <w:p>
-            <w:pPr>
-              <w:jc w:val="both"/>
+              <w:jc w:val="left"/>
+              <w:rPr>
+                <w:sz w:val="24"/>
+                <w:szCs w:val="24"/>
+              </w:rPr>
+            </w:pPr>
+            <w:r>
+              <w:rPr>
+                <w:b w:val="0"/>
+                <w:sz w:val="24"/>
+                <w:szCs w:val="24"/>
+              </w:rPr>
+            </w:r>
+          </w:p>
+        </w:tc>
+        <w:tc>
+          <w:tcPr>
+            <w:tcW w:w="3005" w:type="dxa"/>
+            <w:tcBorders>
+              <w:top w:val="single" w:sz="8" w:space="0" w:color="000000"/>
+              <w:left w:val="single" w:sz="8" w:space="0" w:color="000000"/>
+              <w:bottom w:val="single" w:sz="8" w:space="0" w:color="000000"/>
+              <w:right w:val="single" w:sz="8" w:space="0" w:color="000000"/>
+            </w:tcBorders>
+            <w:vAlign w:val="center"/>
+          </w:tcPr>
+          <w:p>
+            <w:pPr>
+              <w:jc w:val="left"/>
               <w:rPr>
                 <w:sz w:val="24"/>
                 <w:szCs w:val="24"/>
@@ -6373,7 +6512,9 @@
       </w:tr>
       <w:tr>
         <w:trPr>
+          <w:cantSplit/>
           <w:jc w:val="center"/>
+          <w:trHeight w:val="453" w:hRule="atLeast"/>
         </w:trPr>
         <w:tc>
           <w:tcPr>
@@ -6443,7 +6584,7 @@
           </w:tcPr>
           <w:p>
             <w:pPr>
-              <w:jc w:val="both"/>
+              <w:jc w:val="left"/>
               <w:rPr>
                 <w:sz w:val="24"/>
                 <w:szCs w:val="24"/>
@@ -6471,7 +6612,7 @@
           </w:tcPr>
           <w:p>
             <w:pPr>
-              <w:jc w:val="both"/>
+              <w:jc w:val="left"/>
               <w:rPr>
                 <w:sz w:val="24"/>
                 <w:szCs w:val="24"/>
@@ -6499,35 +6640,35 @@
           </w:tcPr>
           <w:p>
             <w:pPr>
-              <w:jc w:val="both"/>
-              <w:rPr>
-                <w:sz w:val="24"/>
-                <w:szCs w:val="24"/>
-              </w:rPr>
-            </w:pPr>
-            <w:r>
-              <w:rPr>
-                <w:b w:val="0"/>
-                <w:sz w:val="24"/>
-                <w:szCs w:val="24"/>
-              </w:rPr>
-            </w:r>
-          </w:p>
-        </w:tc>
-        <w:tc>
-          <w:tcPr>
-            <w:tcW w:w="2721" w:type="dxa"/>
-            <w:tcBorders>
-              <w:top w:val="single" w:sz="8" w:space="0" w:color="000000"/>
-              <w:left w:val="single" w:sz="8" w:space="0" w:color="000000"/>
-              <w:bottom w:val="single" w:sz="8" w:space="0" w:color="000000"/>
-              <w:right w:val="single" w:sz="8" w:space="0" w:color="000000"/>
-            </w:tcBorders>
-            <w:vAlign w:val="center"/>
-          </w:tcPr>
-          <w:p>
-            <w:pPr>
-              <w:jc w:val="both"/>
+              <w:jc w:val="left"/>
+              <w:rPr>
+                <w:sz w:val="24"/>
+                <w:szCs w:val="24"/>
+              </w:rPr>
+            </w:pPr>
+            <w:r>
+              <w:rPr>
+                <w:b w:val="0"/>
+                <w:sz w:val="24"/>
+                <w:szCs w:val="24"/>
+              </w:rPr>
+            </w:r>
+          </w:p>
+        </w:tc>
+        <w:tc>
+          <w:tcPr>
+            <w:tcW w:w="3005" w:type="dxa"/>
+            <w:tcBorders>
+              <w:top w:val="single" w:sz="8" w:space="0" w:color="000000"/>
+              <w:left w:val="single" w:sz="8" w:space="0" w:color="000000"/>
+              <w:bottom w:val="single" w:sz="8" w:space="0" w:color="000000"/>
+              <w:right w:val="single" w:sz="8" w:space="0" w:color="000000"/>
+            </w:tcBorders>
+            <w:vAlign w:val="center"/>
+          </w:tcPr>
+          <w:p>
+            <w:pPr>
+              <w:jc w:val="left"/>
               <w:rPr>
                 <w:sz w:val="24"/>
                 <w:szCs w:val="24"/>
@@ -6545,7 +6686,9 @@
       </w:tr>
       <w:tr>
         <w:trPr>
+          <w:cantSplit/>
           <w:jc w:val="center"/>
+          <w:trHeight w:val="453" w:hRule="atLeast"/>
         </w:trPr>
         <w:tc>
           <w:tcPr>
@@ -6615,7 +6758,7 @@
           </w:tcPr>
           <w:p>
             <w:pPr>
-              <w:jc w:val="both"/>
+              <w:jc w:val="left"/>
               <w:rPr>
                 <w:sz w:val="24"/>
                 <w:szCs w:val="24"/>
@@ -6643,7 +6786,7 @@
           </w:tcPr>
           <w:p>
             <w:pPr>
-              <w:jc w:val="both"/>
+              <w:jc w:val="left"/>
               <w:rPr>
                 <w:sz w:val="24"/>
                 <w:szCs w:val="24"/>
@@ -6671,35 +6814,35 @@
           </w:tcPr>
           <w:p>
             <w:pPr>
-              <w:jc w:val="both"/>
-              <w:rPr>
-                <w:sz w:val="24"/>
-                <w:szCs w:val="24"/>
-              </w:rPr>
-            </w:pPr>
-            <w:r>
-              <w:rPr>
-                <w:b w:val="0"/>
-                <w:sz w:val="24"/>
-                <w:szCs w:val="24"/>
-              </w:rPr>
-            </w:r>
-          </w:p>
-        </w:tc>
-        <w:tc>
-          <w:tcPr>
-            <w:tcW w:w="2721" w:type="dxa"/>
-            <w:tcBorders>
-              <w:top w:val="single" w:sz="8" w:space="0" w:color="000000"/>
-              <w:left w:val="single" w:sz="8" w:space="0" w:color="000000"/>
-              <w:bottom w:val="single" w:sz="8" w:space="0" w:color="000000"/>
-              <w:right w:val="single" w:sz="8" w:space="0" w:color="000000"/>
-            </w:tcBorders>
-            <w:vAlign w:val="center"/>
-          </w:tcPr>
-          <w:p>
-            <w:pPr>
-              <w:jc w:val="both"/>
+              <w:jc w:val="left"/>
+              <w:rPr>
+                <w:sz w:val="24"/>
+                <w:szCs w:val="24"/>
+              </w:rPr>
+            </w:pPr>
+            <w:r>
+              <w:rPr>
+                <w:b w:val="0"/>
+                <w:sz w:val="24"/>
+                <w:szCs w:val="24"/>
+              </w:rPr>
+            </w:r>
+          </w:p>
+        </w:tc>
+        <w:tc>
+          <w:tcPr>
+            <w:tcW w:w="3005" w:type="dxa"/>
+            <w:tcBorders>
+              <w:top w:val="single" w:sz="8" w:space="0" w:color="000000"/>
+              <w:left w:val="single" w:sz="8" w:space="0" w:color="000000"/>
+              <w:bottom w:val="single" w:sz="8" w:space="0" w:color="000000"/>
+              <w:right w:val="single" w:sz="8" w:space="0" w:color="000000"/>
+            </w:tcBorders>
+            <w:vAlign w:val="center"/>
+          </w:tcPr>
+          <w:p>
+            <w:pPr>
+              <w:jc w:val="left"/>
               <w:rPr>
                 <w:sz w:val="24"/>
                 <w:szCs w:val="24"/>
@@ -6717,7 +6860,9 @@
       </w:tr>
       <w:tr>
         <w:trPr>
+          <w:cantSplit/>
           <w:jc w:val="center"/>
+          <w:trHeight w:val="453" w:hRule="atLeast"/>
         </w:trPr>
         <w:tc>
           <w:tcPr>
@@ -6787,7 +6932,7 @@
           </w:tcPr>
           <w:p>
             <w:pPr>
-              <w:jc w:val="both"/>
+              <w:jc w:val="left"/>
               <w:rPr>
                 <w:sz w:val="24"/>
                 <w:szCs w:val="24"/>
@@ -6815,7 +6960,7 @@
           </w:tcPr>
           <w:p>
             <w:pPr>
-              <w:jc w:val="both"/>
+              <w:jc w:val="left"/>
               <w:rPr>
                 <w:sz w:val="24"/>
                 <w:szCs w:val="24"/>
@@ -6843,35 +6988,35 @@
           </w:tcPr>
           <w:p>
             <w:pPr>
-              <w:jc w:val="both"/>
-              <w:rPr>
-                <w:sz w:val="24"/>
-                <w:szCs w:val="24"/>
-              </w:rPr>
-            </w:pPr>
-            <w:r>
-              <w:rPr>
-                <w:b w:val="0"/>
-                <w:sz w:val="24"/>
-                <w:szCs w:val="24"/>
-              </w:rPr>
-            </w:r>
-          </w:p>
-        </w:tc>
-        <w:tc>
-          <w:tcPr>
-            <w:tcW w:w="2721" w:type="dxa"/>
-            <w:tcBorders>
-              <w:top w:val="single" w:sz="8" w:space="0" w:color="000000"/>
-              <w:left w:val="single" w:sz="8" w:space="0" w:color="000000"/>
-              <w:bottom w:val="single" w:sz="8" w:space="0" w:color="000000"/>
-              <w:right w:val="single" w:sz="8" w:space="0" w:color="000000"/>
-            </w:tcBorders>
-            <w:vAlign w:val="center"/>
-          </w:tcPr>
-          <w:p>
-            <w:pPr>
-              <w:jc w:val="both"/>
+              <w:jc w:val="left"/>
+              <w:rPr>
+                <w:sz w:val="24"/>
+                <w:szCs w:val="24"/>
+              </w:rPr>
+            </w:pPr>
+            <w:r>
+              <w:rPr>
+                <w:b w:val="0"/>
+                <w:sz w:val="24"/>
+                <w:szCs w:val="24"/>
+              </w:rPr>
+            </w:r>
+          </w:p>
+        </w:tc>
+        <w:tc>
+          <w:tcPr>
+            <w:tcW w:w="3005" w:type="dxa"/>
+            <w:tcBorders>
+              <w:top w:val="single" w:sz="8" w:space="0" w:color="000000"/>
+              <w:left w:val="single" w:sz="8" w:space="0" w:color="000000"/>
+              <w:bottom w:val="single" w:sz="8" w:space="0" w:color="000000"/>
+              <w:right w:val="single" w:sz="8" w:space="0" w:color="000000"/>
+            </w:tcBorders>
+            <w:vAlign w:val="center"/>
+          </w:tcPr>
+          <w:p>
+            <w:pPr>
+              <w:jc w:val="left"/>
               <w:rPr>
                 <w:sz w:val="24"/>
                 <w:szCs w:val="24"/>
@@ -6889,7 +7034,9 @@
       </w:tr>
       <w:tr>
         <w:trPr>
+          <w:cantSplit/>
           <w:jc w:val="center"/>
+          <w:trHeight w:val="453" w:hRule="atLeast"/>
         </w:trPr>
         <w:tc>
           <w:tcPr>
@@ -6959,7 +7106,7 @@
           </w:tcPr>
           <w:p>
             <w:pPr>
-              <w:jc w:val="both"/>
+              <w:jc w:val="left"/>
               <w:rPr>
                 <w:sz w:val="24"/>
                 <w:szCs w:val="24"/>
@@ -6987,7 +7134,7 @@
           </w:tcPr>
           <w:p>
             <w:pPr>
-              <w:jc w:val="both"/>
+              <w:jc w:val="left"/>
               <w:rPr>
                 <w:sz w:val="24"/>
                 <w:szCs w:val="24"/>
@@ -7015,35 +7162,35 @@
           </w:tcPr>
           <w:p>
             <w:pPr>
-              <w:jc w:val="both"/>
-              <w:rPr>
-                <w:sz w:val="24"/>
-                <w:szCs w:val="24"/>
-              </w:rPr>
-            </w:pPr>
-            <w:r>
-              <w:rPr>
-                <w:b w:val="0"/>
-                <w:sz w:val="24"/>
-                <w:szCs w:val="24"/>
-              </w:rPr>
-            </w:r>
-          </w:p>
-        </w:tc>
-        <w:tc>
-          <w:tcPr>
-            <w:tcW w:w="2721" w:type="dxa"/>
-            <w:tcBorders>
-              <w:top w:val="single" w:sz="8" w:space="0" w:color="000000"/>
-              <w:left w:val="single" w:sz="8" w:space="0" w:color="000000"/>
-              <w:bottom w:val="single" w:sz="8" w:space="0" w:color="000000"/>
-              <w:right w:val="single" w:sz="8" w:space="0" w:color="000000"/>
-            </w:tcBorders>
-            <w:vAlign w:val="center"/>
-          </w:tcPr>
-          <w:p>
-            <w:pPr>
-              <w:jc w:val="both"/>
+              <w:jc w:val="left"/>
+              <w:rPr>
+                <w:sz w:val="24"/>
+                <w:szCs w:val="24"/>
+              </w:rPr>
+            </w:pPr>
+            <w:r>
+              <w:rPr>
+                <w:b w:val="0"/>
+                <w:sz w:val="24"/>
+                <w:szCs w:val="24"/>
+              </w:rPr>
+            </w:r>
+          </w:p>
+        </w:tc>
+        <w:tc>
+          <w:tcPr>
+            <w:tcW w:w="3005" w:type="dxa"/>
+            <w:tcBorders>
+              <w:top w:val="single" w:sz="8" w:space="0" w:color="000000"/>
+              <w:left w:val="single" w:sz="8" w:space="0" w:color="000000"/>
+              <w:bottom w:val="single" w:sz="8" w:space="0" w:color="000000"/>
+              <w:right w:val="single" w:sz="8" w:space="0" w:color="000000"/>
+            </w:tcBorders>
+            <w:vAlign w:val="center"/>
+          </w:tcPr>
+          <w:p>
+            <w:pPr>
+              <w:jc w:val="left"/>
               <w:rPr>
                 <w:sz w:val="24"/>
                 <w:szCs w:val="24"/>
@@ -7061,7 +7208,9 @@
       </w:tr>
       <w:tr>
         <w:trPr>
+          <w:cantSplit/>
           <w:jc w:val="center"/>
+          <w:trHeight w:val="453" w:hRule="atLeast"/>
         </w:trPr>
         <w:tc>
           <w:tcPr>
@@ -7131,7 +7280,7 @@
           </w:tcPr>
           <w:p>
             <w:pPr>
-              <w:jc w:val="both"/>
+              <w:jc w:val="left"/>
               <w:rPr>
                 <w:sz w:val="24"/>
                 <w:szCs w:val="24"/>
@@ -7159,7 +7308,7 @@
           </w:tcPr>
           <w:p>
             <w:pPr>
-              <w:jc w:val="both"/>
+              <w:jc w:val="left"/>
               <w:rPr>
                 <w:sz w:val="24"/>
                 <w:szCs w:val="24"/>
@@ -7187,35 +7336,35 @@
           </w:tcPr>
           <w:p>
             <w:pPr>
-              <w:jc w:val="both"/>
-              <w:rPr>
-                <w:sz w:val="24"/>
-                <w:szCs w:val="24"/>
-              </w:rPr>
-            </w:pPr>
-            <w:r>
-              <w:rPr>
-                <w:b w:val="0"/>
-                <w:sz w:val="24"/>
-                <w:szCs w:val="24"/>
-              </w:rPr>
-            </w:r>
-          </w:p>
-        </w:tc>
-        <w:tc>
-          <w:tcPr>
-            <w:tcW w:w="2721" w:type="dxa"/>
-            <w:tcBorders>
-              <w:top w:val="single" w:sz="8" w:space="0" w:color="000000"/>
-              <w:left w:val="single" w:sz="8" w:space="0" w:color="000000"/>
-              <w:bottom w:val="single" w:sz="8" w:space="0" w:color="000000"/>
-              <w:right w:val="single" w:sz="8" w:space="0" w:color="000000"/>
-            </w:tcBorders>
-            <w:vAlign w:val="center"/>
-          </w:tcPr>
-          <w:p>
-            <w:pPr>
-              <w:jc w:val="both"/>
+              <w:jc w:val="left"/>
+              <w:rPr>
+                <w:sz w:val="24"/>
+                <w:szCs w:val="24"/>
+              </w:rPr>
+            </w:pPr>
+            <w:r>
+              <w:rPr>
+                <w:b w:val="0"/>
+                <w:sz w:val="24"/>
+                <w:szCs w:val="24"/>
+              </w:rPr>
+            </w:r>
+          </w:p>
+        </w:tc>
+        <w:tc>
+          <w:tcPr>
+            <w:tcW w:w="3005" w:type="dxa"/>
+            <w:tcBorders>
+              <w:top w:val="single" w:sz="8" w:space="0" w:color="000000"/>
+              <w:left w:val="single" w:sz="8" w:space="0" w:color="000000"/>
+              <w:bottom w:val="single" w:sz="8" w:space="0" w:color="000000"/>
+              <w:right w:val="single" w:sz="8" w:space="0" w:color="000000"/>
+            </w:tcBorders>
+            <w:vAlign w:val="center"/>
+          </w:tcPr>
+          <w:p>
+            <w:pPr>
+              <w:jc w:val="left"/>
               <w:rPr>
                 <w:sz w:val="24"/>
                 <w:szCs w:val="24"/>
@@ -7259,6 +7408,7 @@
     <w:p>
       <w:pPr>
         <w:pStyle w:val="Heading2"/>
+        <w:keepNext/>
         <w:numPr>
           <w:ilvl w:val="1"/>
           <w:numId w:val="7"/>
@@ -7282,12 +7432,14 @@
         <w:gridCol w:w="567"/>
         <w:gridCol w:w="1587"/>
         <w:gridCol w:w="1360"/>
-        <w:gridCol w:w="2948"/>
-        <w:gridCol w:w="1134"/>
+        <w:gridCol w:w="3118"/>
+        <w:gridCol w:w="1247"/>
         <w:gridCol w:w="1190"/>
       </w:tblGrid>
       <w:tr>
         <w:trPr>
+          <w:cantSplit/>
+          <w:tblHeader/>
           <w:jc w:val="center"/>
         </w:trPr>
         <w:tc>
@@ -7303,6 +7455,7 @@
           </w:tcPr>
           <w:p>
             <w:pPr>
+              <w:keepNext/>
               <w:jc w:val="center"/>
               <w:rPr>
                 <w:sz w:val="24"/>
@@ -7333,6 +7486,7 @@
           </w:tcPr>
           <w:p>
             <w:pPr>
+              <w:keepNext/>
               <w:jc w:val="center"/>
               <w:rPr>
                 <w:sz w:val="24"/>
@@ -7363,6 +7517,7 @@
           </w:tcPr>
           <w:p>
             <w:pPr>
+              <w:keepNext/>
               <w:jc w:val="center"/>
               <w:rPr>
                 <w:sz w:val="24"/>
@@ -7376,23 +7531,24 @@
                 <w:sz w:val="24"/>
                 <w:szCs w:val="24"/>
               </w:rPr>
-              <w:t>Nomor Tiket</w:t>
-            </w:r>
-          </w:p>
-        </w:tc>
-        <w:tc>
-          <w:tcPr>
-            <w:tcW w:w="2948" w:type="dxa"/>
-            <w:tcBorders>
-              <w:top w:val="single" w:sz="8" w:space="0" w:color="000000"/>
-              <w:left w:val="single" w:sz="8" w:space="0" w:color="000000"/>
-              <w:bottom w:val="single" w:sz="8" w:space="0" w:color="000000"/>
-              <w:right w:val="single" w:sz="8" w:space="0" w:color="000000"/>
-            </w:tcBorders>
-            <w:vAlign w:val="center"/>
-          </w:tcPr>
-          <w:p>
-            <w:pPr>
+              <w:t>Nomor Ticket</w:t>
+            </w:r>
+          </w:p>
+        </w:tc>
+        <w:tc>
+          <w:tcPr>
+            <w:tcW w:w="3118" w:type="dxa"/>
+            <w:tcBorders>
+              <w:top w:val="single" w:sz="8" w:space="0" w:color="000000"/>
+              <w:left w:val="single" w:sz="8" w:space="0" w:color="000000"/>
+              <w:bottom w:val="single" w:sz="8" w:space="0" w:color="000000"/>
+              <w:right w:val="single" w:sz="8" w:space="0" w:color="000000"/>
+            </w:tcBorders>
+            <w:vAlign w:val="center"/>
+          </w:tcPr>
+          <w:p>
+            <w:pPr>
+              <w:keepNext/>
               <w:jc w:val="center"/>
               <w:rPr>
                 <w:sz w:val="24"/>
@@ -7412,17 +7568,18 @@
         </w:tc>
         <w:tc>
           <w:tcPr>
-            <w:tcW w:w="1134" w:type="dxa"/>
-            <w:tcBorders>
-              <w:top w:val="single" w:sz="8" w:space="0" w:color="000000"/>
-              <w:left w:val="single" w:sz="8" w:space="0" w:color="000000"/>
-              <w:bottom w:val="single" w:sz="8" w:space="0" w:color="000000"/>
-              <w:right w:val="single" w:sz="8" w:space="0" w:color="000000"/>
-            </w:tcBorders>
-            <w:vAlign w:val="center"/>
-          </w:tcPr>
-          <w:p>
-            <w:pPr>
+            <w:tcW w:w="1247" w:type="dxa"/>
+            <w:tcBorders>
+              <w:top w:val="single" w:sz="8" w:space="0" w:color="000000"/>
+              <w:left w:val="single" w:sz="8" w:space="0" w:color="000000"/>
+              <w:bottom w:val="single" w:sz="8" w:space="0" w:color="000000"/>
+              <w:right w:val="single" w:sz="8" w:space="0" w:color="000000"/>
+            </w:tcBorders>
+            <w:vAlign w:val="center"/>
+          </w:tcPr>
+          <w:p>
+            <w:pPr>
+              <w:keepNext/>
               <w:jc w:val="center"/>
               <w:rPr>
                 <w:sz w:val="24"/>
@@ -7453,6 +7610,7 @@
           </w:tcPr>
           <w:p>
             <w:pPr>
+              <w:keepNext/>
               <w:jc w:val="center"/>
               <w:rPr>
                 <w:sz w:val="24"/>
@@ -7473,7 +7631,9 @@
       </w:tr>
       <w:tr>
         <w:trPr>
+          <w:cantSplit/>
           <w:jc w:val="center"/>
+          <w:trHeight w:val="453" w:hRule="atLeast"/>
         </w:trPr>
         <w:tc>
           <w:tcPr>
@@ -7543,63 +7703,63 @@
           </w:tcPr>
           <w:p>
             <w:pPr>
-              <w:jc w:val="both"/>
-              <w:rPr>
-                <w:sz w:val="24"/>
-                <w:szCs w:val="24"/>
-              </w:rPr>
-            </w:pPr>
-            <w:r>
-              <w:rPr>
-                <w:b w:val="0"/>
-                <w:sz w:val="24"/>
-                <w:szCs w:val="24"/>
-              </w:rPr>
-            </w:r>
-          </w:p>
-        </w:tc>
-        <w:tc>
-          <w:tcPr>
-            <w:tcW w:w="2948" w:type="dxa"/>
-            <w:tcBorders>
-              <w:top w:val="single" w:sz="8" w:space="0" w:color="000000"/>
-              <w:left w:val="single" w:sz="8" w:space="0" w:color="000000"/>
-              <w:bottom w:val="single" w:sz="8" w:space="0" w:color="000000"/>
-              <w:right w:val="single" w:sz="8" w:space="0" w:color="000000"/>
-            </w:tcBorders>
-            <w:vAlign w:val="center"/>
-          </w:tcPr>
-          <w:p>
-            <w:pPr>
-              <w:jc w:val="both"/>
-              <w:rPr>
-                <w:sz w:val="24"/>
-                <w:szCs w:val="24"/>
-              </w:rPr>
-            </w:pPr>
-            <w:r>
-              <w:rPr>
-                <w:b w:val="0"/>
-                <w:sz w:val="24"/>
-                <w:szCs w:val="24"/>
-              </w:rPr>
-            </w:r>
-          </w:p>
-        </w:tc>
-        <w:tc>
-          <w:tcPr>
-            <w:tcW w:w="1134" w:type="dxa"/>
-            <w:tcBorders>
-              <w:top w:val="single" w:sz="8" w:space="0" w:color="000000"/>
-              <w:left w:val="single" w:sz="8" w:space="0" w:color="000000"/>
-              <w:bottom w:val="single" w:sz="8" w:space="0" w:color="000000"/>
-              <w:right w:val="single" w:sz="8" w:space="0" w:color="000000"/>
-            </w:tcBorders>
-            <w:vAlign w:val="center"/>
-          </w:tcPr>
-          <w:p>
-            <w:pPr>
-              <w:jc w:val="both"/>
+              <w:jc w:val="left"/>
+              <w:rPr>
+                <w:sz w:val="24"/>
+                <w:szCs w:val="24"/>
+              </w:rPr>
+            </w:pPr>
+            <w:r>
+              <w:rPr>
+                <w:b w:val="0"/>
+                <w:sz w:val="24"/>
+                <w:szCs w:val="24"/>
+              </w:rPr>
+            </w:r>
+          </w:p>
+        </w:tc>
+        <w:tc>
+          <w:tcPr>
+            <w:tcW w:w="3118" w:type="dxa"/>
+            <w:tcBorders>
+              <w:top w:val="single" w:sz="8" w:space="0" w:color="000000"/>
+              <w:left w:val="single" w:sz="8" w:space="0" w:color="000000"/>
+              <w:bottom w:val="single" w:sz="8" w:space="0" w:color="000000"/>
+              <w:right w:val="single" w:sz="8" w:space="0" w:color="000000"/>
+            </w:tcBorders>
+            <w:vAlign w:val="center"/>
+          </w:tcPr>
+          <w:p>
+            <w:pPr>
+              <w:jc w:val="left"/>
+              <w:rPr>
+                <w:sz w:val="24"/>
+                <w:szCs w:val="24"/>
+              </w:rPr>
+            </w:pPr>
+            <w:r>
+              <w:rPr>
+                <w:b w:val="0"/>
+                <w:sz w:val="24"/>
+                <w:szCs w:val="24"/>
+              </w:rPr>
+            </w:r>
+          </w:p>
+        </w:tc>
+        <w:tc>
+          <w:tcPr>
+            <w:tcW w:w="1247" w:type="dxa"/>
+            <w:tcBorders>
+              <w:top w:val="single" w:sz="8" w:space="0" w:color="000000"/>
+              <w:left w:val="single" w:sz="8" w:space="0" w:color="000000"/>
+              <w:bottom w:val="single" w:sz="8" w:space="0" w:color="000000"/>
+              <w:right w:val="single" w:sz="8" w:space="0" w:color="000000"/>
+            </w:tcBorders>
+            <w:vAlign w:val="center"/>
+          </w:tcPr>
+          <w:p>
+            <w:pPr>
+              <w:jc w:val="left"/>
               <w:rPr>
                 <w:sz w:val="24"/>
                 <w:szCs w:val="24"/>
@@ -7627,7 +7787,7 @@
           </w:tcPr>
           <w:p>
             <w:pPr>
-              <w:jc w:val="both"/>
+              <w:jc w:val="left"/>
               <w:rPr>
                 <w:sz w:val="24"/>
                 <w:szCs w:val="24"/>
@@ -7645,7 +7805,9 @@
       </w:tr>
       <w:tr>
         <w:trPr>
+          <w:cantSplit/>
           <w:jc w:val="center"/>
+          <w:trHeight w:val="453" w:hRule="atLeast"/>
         </w:trPr>
         <w:tc>
           <w:tcPr>
@@ -7715,63 +7877,63 @@
           </w:tcPr>
           <w:p>
             <w:pPr>
-              <w:jc w:val="both"/>
-              <w:rPr>
-                <w:sz w:val="24"/>
-                <w:szCs w:val="24"/>
-              </w:rPr>
-            </w:pPr>
-            <w:r>
-              <w:rPr>
-                <w:b w:val="0"/>
-                <w:sz w:val="24"/>
-                <w:szCs w:val="24"/>
-              </w:rPr>
-            </w:r>
-          </w:p>
-        </w:tc>
-        <w:tc>
-          <w:tcPr>
-            <w:tcW w:w="2948" w:type="dxa"/>
-            <w:tcBorders>
-              <w:top w:val="single" w:sz="8" w:space="0" w:color="000000"/>
-              <w:left w:val="single" w:sz="8" w:space="0" w:color="000000"/>
-              <w:bottom w:val="single" w:sz="8" w:space="0" w:color="000000"/>
-              <w:right w:val="single" w:sz="8" w:space="0" w:color="000000"/>
-            </w:tcBorders>
-            <w:vAlign w:val="center"/>
-          </w:tcPr>
-          <w:p>
-            <w:pPr>
-              <w:jc w:val="both"/>
-              <w:rPr>
-                <w:sz w:val="24"/>
-                <w:szCs w:val="24"/>
-              </w:rPr>
-            </w:pPr>
-            <w:r>
-              <w:rPr>
-                <w:b w:val="0"/>
-                <w:sz w:val="24"/>
-                <w:szCs w:val="24"/>
-              </w:rPr>
-            </w:r>
-          </w:p>
-        </w:tc>
-        <w:tc>
-          <w:tcPr>
-            <w:tcW w:w="1134" w:type="dxa"/>
-            <w:tcBorders>
-              <w:top w:val="single" w:sz="8" w:space="0" w:color="000000"/>
-              <w:left w:val="single" w:sz="8" w:space="0" w:color="000000"/>
-              <w:bottom w:val="single" w:sz="8" w:space="0" w:color="000000"/>
-              <w:right w:val="single" w:sz="8" w:space="0" w:color="000000"/>
-            </w:tcBorders>
-            <w:vAlign w:val="center"/>
-          </w:tcPr>
-          <w:p>
-            <w:pPr>
-              <w:jc w:val="both"/>
+              <w:jc w:val="left"/>
+              <w:rPr>
+                <w:sz w:val="24"/>
+                <w:szCs w:val="24"/>
+              </w:rPr>
+            </w:pPr>
+            <w:r>
+              <w:rPr>
+                <w:b w:val="0"/>
+                <w:sz w:val="24"/>
+                <w:szCs w:val="24"/>
+              </w:rPr>
+            </w:r>
+          </w:p>
+        </w:tc>
+        <w:tc>
+          <w:tcPr>
+            <w:tcW w:w="3118" w:type="dxa"/>
+            <w:tcBorders>
+              <w:top w:val="single" w:sz="8" w:space="0" w:color="000000"/>
+              <w:left w:val="single" w:sz="8" w:space="0" w:color="000000"/>
+              <w:bottom w:val="single" w:sz="8" w:space="0" w:color="000000"/>
+              <w:right w:val="single" w:sz="8" w:space="0" w:color="000000"/>
+            </w:tcBorders>
+            <w:vAlign w:val="center"/>
+          </w:tcPr>
+          <w:p>
+            <w:pPr>
+              <w:jc w:val="left"/>
+              <w:rPr>
+                <w:sz w:val="24"/>
+                <w:szCs w:val="24"/>
+              </w:rPr>
+            </w:pPr>
+            <w:r>
+              <w:rPr>
+                <w:b w:val="0"/>
+                <w:sz w:val="24"/>
+                <w:szCs w:val="24"/>
+              </w:rPr>
+            </w:r>
+          </w:p>
+        </w:tc>
+        <w:tc>
+          <w:tcPr>
+            <w:tcW w:w="1247" w:type="dxa"/>
+            <w:tcBorders>
+              <w:top w:val="single" w:sz="8" w:space="0" w:color="000000"/>
+              <w:left w:val="single" w:sz="8" w:space="0" w:color="000000"/>
+              <w:bottom w:val="single" w:sz="8" w:space="0" w:color="000000"/>
+              <w:right w:val="single" w:sz="8" w:space="0" w:color="000000"/>
+            </w:tcBorders>
+            <w:vAlign w:val="center"/>
+          </w:tcPr>
+          <w:p>
+            <w:pPr>
+              <w:jc w:val="left"/>
               <w:rPr>
                 <w:sz w:val="24"/>
                 <w:szCs w:val="24"/>
@@ -7799,7 +7961,7 @@
           </w:tcPr>
           <w:p>
             <w:pPr>
-              <w:jc w:val="both"/>
+              <w:jc w:val="left"/>
               <w:rPr>
                 <w:sz w:val="24"/>
                 <w:szCs w:val="24"/>
@@ -7817,7 +7979,9 @@
       </w:tr>
       <w:tr>
         <w:trPr>
+          <w:cantSplit/>
           <w:jc w:val="center"/>
+          <w:trHeight w:val="453" w:hRule="atLeast"/>
         </w:trPr>
         <w:tc>
           <w:tcPr>
@@ -7887,63 +8051,63 @@
           </w:tcPr>
           <w:p>
             <w:pPr>
-              <w:jc w:val="both"/>
-              <w:rPr>
-                <w:sz w:val="24"/>
-                <w:szCs w:val="24"/>
-              </w:rPr>
-            </w:pPr>
-            <w:r>
-              <w:rPr>
-                <w:b w:val="0"/>
-                <w:sz w:val="24"/>
-                <w:szCs w:val="24"/>
-              </w:rPr>
-            </w:r>
-          </w:p>
-        </w:tc>
-        <w:tc>
-          <w:tcPr>
-            <w:tcW w:w="2948" w:type="dxa"/>
-            <w:tcBorders>
-              <w:top w:val="single" w:sz="8" w:space="0" w:color="000000"/>
-              <w:left w:val="single" w:sz="8" w:space="0" w:color="000000"/>
-              <w:bottom w:val="single" w:sz="8" w:space="0" w:color="000000"/>
-              <w:right w:val="single" w:sz="8" w:space="0" w:color="000000"/>
-            </w:tcBorders>
-            <w:vAlign w:val="center"/>
-          </w:tcPr>
-          <w:p>
-            <w:pPr>
-              <w:jc w:val="both"/>
-              <w:rPr>
-                <w:sz w:val="24"/>
-                <w:szCs w:val="24"/>
-              </w:rPr>
-            </w:pPr>
-            <w:r>
-              <w:rPr>
-                <w:b w:val="0"/>
-                <w:sz w:val="24"/>
-                <w:szCs w:val="24"/>
-              </w:rPr>
-            </w:r>
-          </w:p>
-        </w:tc>
-        <w:tc>
-          <w:tcPr>
-            <w:tcW w:w="1134" w:type="dxa"/>
-            <w:tcBorders>
-              <w:top w:val="single" w:sz="8" w:space="0" w:color="000000"/>
-              <w:left w:val="single" w:sz="8" w:space="0" w:color="000000"/>
-              <w:bottom w:val="single" w:sz="8" w:space="0" w:color="000000"/>
-              <w:right w:val="single" w:sz="8" w:space="0" w:color="000000"/>
-            </w:tcBorders>
-            <w:vAlign w:val="center"/>
-          </w:tcPr>
-          <w:p>
-            <w:pPr>
-              <w:jc w:val="both"/>
+              <w:jc w:val="left"/>
+              <w:rPr>
+                <w:sz w:val="24"/>
+                <w:szCs w:val="24"/>
+              </w:rPr>
+            </w:pPr>
+            <w:r>
+              <w:rPr>
+                <w:b w:val="0"/>
+                <w:sz w:val="24"/>
+                <w:szCs w:val="24"/>
+              </w:rPr>
+            </w:r>
+          </w:p>
+        </w:tc>
+        <w:tc>
+          <w:tcPr>
+            <w:tcW w:w="3118" w:type="dxa"/>
+            <w:tcBorders>
+              <w:top w:val="single" w:sz="8" w:space="0" w:color="000000"/>
+              <w:left w:val="single" w:sz="8" w:space="0" w:color="000000"/>
+              <w:bottom w:val="single" w:sz="8" w:space="0" w:color="000000"/>
+              <w:right w:val="single" w:sz="8" w:space="0" w:color="000000"/>
+            </w:tcBorders>
+            <w:vAlign w:val="center"/>
+          </w:tcPr>
+          <w:p>
+            <w:pPr>
+              <w:jc w:val="left"/>
+              <w:rPr>
+                <w:sz w:val="24"/>
+                <w:szCs w:val="24"/>
+              </w:rPr>
+            </w:pPr>
+            <w:r>
+              <w:rPr>
+                <w:b w:val="0"/>
+                <w:sz w:val="24"/>
+                <w:szCs w:val="24"/>
+              </w:rPr>
+            </w:r>
+          </w:p>
+        </w:tc>
+        <w:tc>
+          <w:tcPr>
+            <w:tcW w:w="1247" w:type="dxa"/>
+            <w:tcBorders>
+              <w:top w:val="single" w:sz="8" w:space="0" w:color="000000"/>
+              <w:left w:val="single" w:sz="8" w:space="0" w:color="000000"/>
+              <w:bottom w:val="single" w:sz="8" w:space="0" w:color="000000"/>
+              <w:right w:val="single" w:sz="8" w:space="0" w:color="000000"/>
+            </w:tcBorders>
+            <w:vAlign w:val="center"/>
+          </w:tcPr>
+          <w:p>
+            <w:pPr>
+              <w:jc w:val="left"/>
               <w:rPr>
                 <w:sz w:val="24"/>
                 <w:szCs w:val="24"/>
@@ -7971,7 +8135,7 @@
           </w:tcPr>
           <w:p>
             <w:pPr>
-              <w:jc w:val="both"/>
+              <w:jc w:val="left"/>
               <w:rPr>
                 <w:sz w:val="24"/>
                 <w:szCs w:val="24"/>
@@ -7989,7 +8153,9 @@
       </w:tr>
       <w:tr>
         <w:trPr>
+          <w:cantSplit/>
           <w:jc w:val="center"/>
+          <w:trHeight w:val="453" w:hRule="atLeast"/>
         </w:trPr>
         <w:tc>
           <w:tcPr>
@@ -8059,63 +8225,63 @@
           </w:tcPr>
           <w:p>
             <w:pPr>
-              <w:jc w:val="both"/>
-              <w:rPr>
-                <w:sz w:val="24"/>
-                <w:szCs w:val="24"/>
-              </w:rPr>
-            </w:pPr>
-            <w:r>
-              <w:rPr>
-                <w:b w:val="0"/>
-                <w:sz w:val="24"/>
-                <w:szCs w:val="24"/>
-              </w:rPr>
-            </w:r>
-          </w:p>
-        </w:tc>
-        <w:tc>
-          <w:tcPr>
-            <w:tcW w:w="2948" w:type="dxa"/>
-            <w:tcBorders>
-              <w:top w:val="single" w:sz="8" w:space="0" w:color="000000"/>
-              <w:left w:val="single" w:sz="8" w:space="0" w:color="000000"/>
-              <w:bottom w:val="single" w:sz="8" w:space="0" w:color="000000"/>
-              <w:right w:val="single" w:sz="8" w:space="0" w:color="000000"/>
-            </w:tcBorders>
-            <w:vAlign w:val="center"/>
-          </w:tcPr>
-          <w:p>
-            <w:pPr>
-              <w:jc w:val="both"/>
-              <w:rPr>
-                <w:sz w:val="24"/>
-                <w:szCs w:val="24"/>
-              </w:rPr>
-            </w:pPr>
-            <w:r>
-              <w:rPr>
-                <w:b w:val="0"/>
-                <w:sz w:val="24"/>
-                <w:szCs w:val="24"/>
-              </w:rPr>
-            </w:r>
-          </w:p>
-        </w:tc>
-        <w:tc>
-          <w:tcPr>
-            <w:tcW w:w="1134" w:type="dxa"/>
-            <w:tcBorders>
-              <w:top w:val="single" w:sz="8" w:space="0" w:color="000000"/>
-              <w:left w:val="single" w:sz="8" w:space="0" w:color="000000"/>
-              <w:bottom w:val="single" w:sz="8" w:space="0" w:color="000000"/>
-              <w:right w:val="single" w:sz="8" w:space="0" w:color="000000"/>
-            </w:tcBorders>
-            <w:vAlign w:val="center"/>
-          </w:tcPr>
-          <w:p>
-            <w:pPr>
-              <w:jc w:val="both"/>
+              <w:jc w:val="left"/>
+              <w:rPr>
+                <w:sz w:val="24"/>
+                <w:szCs w:val="24"/>
+              </w:rPr>
+            </w:pPr>
+            <w:r>
+              <w:rPr>
+                <w:b w:val="0"/>
+                <w:sz w:val="24"/>
+                <w:szCs w:val="24"/>
+              </w:rPr>
+            </w:r>
+          </w:p>
+        </w:tc>
+        <w:tc>
+          <w:tcPr>
+            <w:tcW w:w="3118" w:type="dxa"/>
+            <w:tcBorders>
+              <w:top w:val="single" w:sz="8" w:space="0" w:color="000000"/>
+              <w:left w:val="single" w:sz="8" w:space="0" w:color="000000"/>
+              <w:bottom w:val="single" w:sz="8" w:space="0" w:color="000000"/>
+              <w:right w:val="single" w:sz="8" w:space="0" w:color="000000"/>
+            </w:tcBorders>
+            <w:vAlign w:val="center"/>
+          </w:tcPr>
+          <w:p>
+            <w:pPr>
+              <w:jc w:val="left"/>
+              <w:rPr>
+                <w:sz w:val="24"/>
+                <w:szCs w:val="24"/>
+              </w:rPr>
+            </w:pPr>
+            <w:r>
+              <w:rPr>
+                <w:b w:val="0"/>
+                <w:sz w:val="24"/>
+                <w:szCs w:val="24"/>
+              </w:rPr>
+            </w:r>
+          </w:p>
+        </w:tc>
+        <w:tc>
+          <w:tcPr>
+            <w:tcW w:w="1247" w:type="dxa"/>
+            <w:tcBorders>
+              <w:top w:val="single" w:sz="8" w:space="0" w:color="000000"/>
+              <w:left w:val="single" w:sz="8" w:space="0" w:color="000000"/>
+              <w:bottom w:val="single" w:sz="8" w:space="0" w:color="000000"/>
+              <w:right w:val="single" w:sz="8" w:space="0" w:color="000000"/>
+            </w:tcBorders>
+            <w:vAlign w:val="center"/>
+          </w:tcPr>
+          <w:p>
+            <w:pPr>
+              <w:jc w:val="left"/>
               <w:rPr>
                 <w:sz w:val="24"/>
                 <w:szCs w:val="24"/>
@@ -8143,7 +8309,7 @@
           </w:tcPr>
           <w:p>
             <w:pPr>
-              <w:jc w:val="both"/>
+              <w:jc w:val="left"/>
               <w:rPr>
                 <w:sz w:val="24"/>
                 <w:szCs w:val="24"/>
@@ -8161,7 +8327,9 @@
       </w:tr>
       <w:tr>
         <w:trPr>
+          <w:cantSplit/>
           <w:jc w:val="center"/>
+          <w:trHeight w:val="453" w:hRule="atLeast"/>
         </w:trPr>
         <w:tc>
           <w:tcPr>
@@ -8231,63 +8399,63 @@
           </w:tcPr>
           <w:p>
             <w:pPr>
-              <w:jc w:val="both"/>
-              <w:rPr>
-                <w:sz w:val="24"/>
-                <w:szCs w:val="24"/>
-              </w:rPr>
-            </w:pPr>
-            <w:r>
-              <w:rPr>
-                <w:b w:val="0"/>
-                <w:sz w:val="24"/>
-                <w:szCs w:val="24"/>
-              </w:rPr>
-            </w:r>
-          </w:p>
-        </w:tc>
-        <w:tc>
-          <w:tcPr>
-            <w:tcW w:w="2948" w:type="dxa"/>
-            <w:tcBorders>
-              <w:top w:val="single" w:sz="8" w:space="0" w:color="000000"/>
-              <w:left w:val="single" w:sz="8" w:space="0" w:color="000000"/>
-              <w:bottom w:val="single" w:sz="8" w:space="0" w:color="000000"/>
-              <w:right w:val="single" w:sz="8" w:space="0" w:color="000000"/>
-            </w:tcBorders>
-            <w:vAlign w:val="center"/>
-          </w:tcPr>
-          <w:p>
-            <w:pPr>
-              <w:jc w:val="both"/>
-              <w:rPr>
-                <w:sz w:val="24"/>
-                <w:szCs w:val="24"/>
-              </w:rPr>
-            </w:pPr>
-            <w:r>
-              <w:rPr>
-                <w:b w:val="0"/>
-                <w:sz w:val="24"/>
-                <w:szCs w:val="24"/>
-              </w:rPr>
-            </w:r>
-          </w:p>
-        </w:tc>
-        <w:tc>
-          <w:tcPr>
-            <w:tcW w:w="1134" w:type="dxa"/>
-            <w:tcBorders>
-              <w:top w:val="single" w:sz="8" w:space="0" w:color="000000"/>
-              <w:left w:val="single" w:sz="8" w:space="0" w:color="000000"/>
-              <w:bottom w:val="single" w:sz="8" w:space="0" w:color="000000"/>
-              <w:right w:val="single" w:sz="8" w:space="0" w:color="000000"/>
-            </w:tcBorders>
-            <w:vAlign w:val="center"/>
-          </w:tcPr>
-          <w:p>
-            <w:pPr>
-              <w:jc w:val="both"/>
+              <w:jc w:val="left"/>
+              <w:rPr>
+                <w:sz w:val="24"/>
+                <w:szCs w:val="24"/>
+              </w:rPr>
+            </w:pPr>
+            <w:r>
+              <w:rPr>
+                <w:b w:val="0"/>
+                <w:sz w:val="24"/>
+                <w:szCs w:val="24"/>
+              </w:rPr>
+            </w:r>
+          </w:p>
+        </w:tc>
+        <w:tc>
+          <w:tcPr>
+            <w:tcW w:w="3118" w:type="dxa"/>
+            <w:tcBorders>
+              <w:top w:val="single" w:sz="8" w:space="0" w:color="000000"/>
+              <w:left w:val="single" w:sz="8" w:space="0" w:color="000000"/>
+              <w:bottom w:val="single" w:sz="8" w:space="0" w:color="000000"/>
+              <w:right w:val="single" w:sz="8" w:space="0" w:color="000000"/>
+            </w:tcBorders>
+            <w:vAlign w:val="center"/>
+          </w:tcPr>
+          <w:p>
+            <w:pPr>
+              <w:jc w:val="left"/>
+              <w:rPr>
+                <w:sz w:val="24"/>
+                <w:szCs w:val="24"/>
+              </w:rPr>
+            </w:pPr>
+            <w:r>
+              <w:rPr>
+                <w:b w:val="0"/>
+                <w:sz w:val="24"/>
+                <w:szCs w:val="24"/>
+              </w:rPr>
+            </w:r>
+          </w:p>
+        </w:tc>
+        <w:tc>
+          <w:tcPr>
+            <w:tcW w:w="1247" w:type="dxa"/>
+            <w:tcBorders>
+              <w:top w:val="single" w:sz="8" w:space="0" w:color="000000"/>
+              <w:left w:val="single" w:sz="8" w:space="0" w:color="000000"/>
+              <w:bottom w:val="single" w:sz="8" w:space="0" w:color="000000"/>
+              <w:right w:val="single" w:sz="8" w:space="0" w:color="000000"/>
+            </w:tcBorders>
+            <w:vAlign w:val="center"/>
+          </w:tcPr>
+          <w:p>
+            <w:pPr>
+              <w:jc w:val="left"/>
               <w:rPr>
                 <w:sz w:val="24"/>
                 <w:szCs w:val="24"/>
@@ -8315,7 +8483,7 @@
           </w:tcPr>
           <w:p>
             <w:pPr>
-              <w:jc w:val="both"/>
+              <w:jc w:val="left"/>
               <w:rPr>
                 <w:sz w:val="24"/>
                 <w:szCs w:val="24"/>
@@ -8333,7 +8501,9 @@
       </w:tr>
       <w:tr>
         <w:trPr>
+          <w:cantSplit/>
           <w:jc w:val="center"/>
+          <w:trHeight w:val="453" w:hRule="atLeast"/>
         </w:trPr>
         <w:tc>
           <w:tcPr>
@@ -8403,63 +8573,63 @@
           </w:tcPr>
           <w:p>
             <w:pPr>
-              <w:jc w:val="both"/>
-              <w:rPr>
-                <w:sz w:val="24"/>
-                <w:szCs w:val="24"/>
-              </w:rPr>
-            </w:pPr>
-            <w:r>
-              <w:rPr>
-                <w:b w:val="0"/>
-                <w:sz w:val="24"/>
-                <w:szCs w:val="24"/>
-              </w:rPr>
-            </w:r>
-          </w:p>
-        </w:tc>
-        <w:tc>
-          <w:tcPr>
-            <w:tcW w:w="2948" w:type="dxa"/>
-            <w:tcBorders>
-              <w:top w:val="single" w:sz="8" w:space="0" w:color="000000"/>
-              <w:left w:val="single" w:sz="8" w:space="0" w:color="000000"/>
-              <w:bottom w:val="single" w:sz="8" w:space="0" w:color="000000"/>
-              <w:right w:val="single" w:sz="8" w:space="0" w:color="000000"/>
-            </w:tcBorders>
-            <w:vAlign w:val="center"/>
-          </w:tcPr>
-          <w:p>
-            <w:pPr>
-              <w:jc w:val="both"/>
-              <w:rPr>
-                <w:sz w:val="24"/>
-                <w:szCs w:val="24"/>
-              </w:rPr>
-            </w:pPr>
-            <w:r>
-              <w:rPr>
-                <w:b w:val="0"/>
-                <w:sz w:val="24"/>
-                <w:szCs w:val="24"/>
-              </w:rPr>
-            </w:r>
-          </w:p>
-        </w:tc>
-        <w:tc>
-          <w:tcPr>
-            <w:tcW w:w="1134" w:type="dxa"/>
-            <w:tcBorders>
-              <w:top w:val="single" w:sz="8" w:space="0" w:color="000000"/>
-              <w:left w:val="single" w:sz="8" w:space="0" w:color="000000"/>
-              <w:bottom w:val="single" w:sz="8" w:space="0" w:color="000000"/>
-              <w:right w:val="single" w:sz="8" w:space="0" w:color="000000"/>
-            </w:tcBorders>
-            <w:vAlign w:val="center"/>
-          </w:tcPr>
-          <w:p>
-            <w:pPr>
-              <w:jc w:val="both"/>
+              <w:jc w:val="left"/>
+              <w:rPr>
+                <w:sz w:val="24"/>
+                <w:szCs w:val="24"/>
+              </w:rPr>
+            </w:pPr>
+            <w:r>
+              <w:rPr>
+                <w:b w:val="0"/>
+                <w:sz w:val="24"/>
+                <w:szCs w:val="24"/>
+              </w:rPr>
+            </w:r>
+          </w:p>
+        </w:tc>
+        <w:tc>
+          <w:tcPr>
+            <w:tcW w:w="3118" w:type="dxa"/>
+            <w:tcBorders>
+              <w:top w:val="single" w:sz="8" w:space="0" w:color="000000"/>
+              <w:left w:val="single" w:sz="8" w:space="0" w:color="000000"/>
+              <w:bottom w:val="single" w:sz="8" w:space="0" w:color="000000"/>
+              <w:right w:val="single" w:sz="8" w:space="0" w:color="000000"/>
+            </w:tcBorders>
+            <w:vAlign w:val="center"/>
+          </w:tcPr>
+          <w:p>
+            <w:pPr>
+              <w:jc w:val="left"/>
+              <w:rPr>
+                <w:sz w:val="24"/>
+                <w:szCs w:val="24"/>
+              </w:rPr>
+            </w:pPr>
+            <w:r>
+              <w:rPr>
+                <w:b w:val="0"/>
+                <w:sz w:val="24"/>
+                <w:szCs w:val="24"/>
+              </w:rPr>
+            </w:r>
+          </w:p>
+        </w:tc>
+        <w:tc>
+          <w:tcPr>
+            <w:tcW w:w="1247" w:type="dxa"/>
+            <w:tcBorders>
+              <w:top w:val="single" w:sz="8" w:space="0" w:color="000000"/>
+              <w:left w:val="single" w:sz="8" w:space="0" w:color="000000"/>
+              <w:bottom w:val="single" w:sz="8" w:space="0" w:color="000000"/>
+              <w:right w:val="single" w:sz="8" w:space="0" w:color="000000"/>
+            </w:tcBorders>
+            <w:vAlign w:val="center"/>
+          </w:tcPr>
+          <w:p>
+            <w:pPr>
+              <w:jc w:val="left"/>
               <w:rPr>
                 <w:sz w:val="24"/>
                 <w:szCs w:val="24"/>
@@ -8487,7 +8657,7 @@
           </w:tcPr>
           <w:p>
             <w:pPr>
-              <w:jc w:val="both"/>
+              <w:jc w:val="left"/>
               <w:rPr>
                 <w:sz w:val="24"/>
                 <w:szCs w:val="24"/>
@@ -8505,7 +8675,9 @@
       </w:tr>
       <w:tr>
         <w:trPr>
+          <w:cantSplit/>
           <w:jc w:val="center"/>
+          <w:trHeight w:val="453" w:hRule="atLeast"/>
         </w:trPr>
         <w:tc>
           <w:tcPr>
@@ -8575,63 +8747,63 @@
           </w:tcPr>
           <w:p>
             <w:pPr>
-              <w:jc w:val="both"/>
-              <w:rPr>
-                <w:sz w:val="24"/>
-                <w:szCs w:val="24"/>
-              </w:rPr>
-            </w:pPr>
-            <w:r>
-              <w:rPr>
-                <w:b w:val="0"/>
-                <w:sz w:val="24"/>
-                <w:szCs w:val="24"/>
-              </w:rPr>
-            </w:r>
-          </w:p>
-        </w:tc>
-        <w:tc>
-          <w:tcPr>
-            <w:tcW w:w="2948" w:type="dxa"/>
-            <w:tcBorders>
-              <w:top w:val="single" w:sz="8" w:space="0" w:color="000000"/>
-              <w:left w:val="single" w:sz="8" w:space="0" w:color="000000"/>
-              <w:bottom w:val="single" w:sz="8" w:space="0" w:color="000000"/>
-              <w:right w:val="single" w:sz="8" w:space="0" w:color="000000"/>
-            </w:tcBorders>
-            <w:vAlign w:val="center"/>
-          </w:tcPr>
-          <w:p>
-            <w:pPr>
-              <w:jc w:val="both"/>
-              <w:rPr>
-                <w:sz w:val="24"/>
-                <w:szCs w:val="24"/>
-              </w:rPr>
-            </w:pPr>
-            <w:r>
-              <w:rPr>
-                <w:b w:val="0"/>
-                <w:sz w:val="24"/>
-                <w:szCs w:val="24"/>
-              </w:rPr>
-            </w:r>
-          </w:p>
-        </w:tc>
-        <w:tc>
-          <w:tcPr>
-            <w:tcW w:w="1134" w:type="dxa"/>
-            <w:tcBorders>
-              <w:top w:val="single" w:sz="8" w:space="0" w:color="000000"/>
-              <w:left w:val="single" w:sz="8" w:space="0" w:color="000000"/>
-              <w:bottom w:val="single" w:sz="8" w:space="0" w:color="000000"/>
-              <w:right w:val="single" w:sz="8" w:space="0" w:color="000000"/>
-            </w:tcBorders>
-            <w:vAlign w:val="center"/>
-          </w:tcPr>
-          <w:p>
-            <w:pPr>
-              <w:jc w:val="both"/>
+              <w:jc w:val="left"/>
+              <w:rPr>
+                <w:sz w:val="24"/>
+                <w:szCs w:val="24"/>
+              </w:rPr>
+            </w:pPr>
+            <w:r>
+              <w:rPr>
+                <w:b w:val="0"/>
+                <w:sz w:val="24"/>
+                <w:szCs w:val="24"/>
+              </w:rPr>
+            </w:r>
+          </w:p>
+        </w:tc>
+        <w:tc>
+          <w:tcPr>
+            <w:tcW w:w="3118" w:type="dxa"/>
+            <w:tcBorders>
+              <w:top w:val="single" w:sz="8" w:space="0" w:color="000000"/>
+              <w:left w:val="single" w:sz="8" w:space="0" w:color="000000"/>
+              <w:bottom w:val="single" w:sz="8" w:space="0" w:color="000000"/>
+              <w:right w:val="single" w:sz="8" w:space="0" w:color="000000"/>
+            </w:tcBorders>
+            <w:vAlign w:val="center"/>
+          </w:tcPr>
+          <w:p>
+            <w:pPr>
+              <w:jc w:val="left"/>
+              <w:rPr>
+                <w:sz w:val="24"/>
+                <w:szCs w:val="24"/>
+              </w:rPr>
+            </w:pPr>
+            <w:r>
+              <w:rPr>
+                <w:b w:val="0"/>
+                <w:sz w:val="24"/>
+                <w:szCs w:val="24"/>
+              </w:rPr>
+            </w:r>
+          </w:p>
+        </w:tc>
+        <w:tc>
+          <w:tcPr>
+            <w:tcW w:w="1247" w:type="dxa"/>
+            <w:tcBorders>
+              <w:top w:val="single" w:sz="8" w:space="0" w:color="000000"/>
+              <w:left w:val="single" w:sz="8" w:space="0" w:color="000000"/>
+              <w:bottom w:val="single" w:sz="8" w:space="0" w:color="000000"/>
+              <w:right w:val="single" w:sz="8" w:space="0" w:color="000000"/>
+            </w:tcBorders>
+            <w:vAlign w:val="center"/>
+          </w:tcPr>
+          <w:p>
+            <w:pPr>
+              <w:jc w:val="left"/>
               <w:rPr>
                 <w:sz w:val="24"/>
                 <w:szCs w:val="24"/>
@@ -8659,7 +8831,7 @@
           </w:tcPr>
           <w:p>
             <w:pPr>
-              <w:jc w:val="both"/>
+              <w:jc w:val="left"/>
               <w:rPr>
                 <w:sz w:val="24"/>
                 <w:szCs w:val="24"/>
@@ -8677,7 +8849,9 @@
       </w:tr>
       <w:tr>
         <w:trPr>
+          <w:cantSplit/>
           <w:jc w:val="center"/>
+          <w:trHeight w:val="453" w:hRule="atLeast"/>
         </w:trPr>
         <w:tc>
           <w:tcPr>
@@ -8747,63 +8921,63 @@
           </w:tcPr>
           <w:p>
             <w:pPr>
-              <w:jc w:val="both"/>
-              <w:rPr>
-                <w:sz w:val="24"/>
-                <w:szCs w:val="24"/>
-              </w:rPr>
-            </w:pPr>
-            <w:r>
-              <w:rPr>
-                <w:b w:val="0"/>
-                <w:sz w:val="24"/>
-                <w:szCs w:val="24"/>
-              </w:rPr>
-            </w:r>
-          </w:p>
-        </w:tc>
-        <w:tc>
-          <w:tcPr>
-            <w:tcW w:w="2948" w:type="dxa"/>
-            <w:tcBorders>
-              <w:top w:val="single" w:sz="8" w:space="0" w:color="000000"/>
-              <w:left w:val="single" w:sz="8" w:space="0" w:color="000000"/>
-              <w:bottom w:val="single" w:sz="8" w:space="0" w:color="000000"/>
-              <w:right w:val="single" w:sz="8" w:space="0" w:color="000000"/>
-            </w:tcBorders>
-            <w:vAlign w:val="center"/>
-          </w:tcPr>
-          <w:p>
-            <w:pPr>
-              <w:jc w:val="both"/>
-              <w:rPr>
-                <w:sz w:val="24"/>
-                <w:szCs w:val="24"/>
-              </w:rPr>
-            </w:pPr>
-            <w:r>
-              <w:rPr>
-                <w:b w:val="0"/>
-                <w:sz w:val="24"/>
-                <w:szCs w:val="24"/>
-              </w:rPr>
-            </w:r>
-          </w:p>
-        </w:tc>
-        <w:tc>
-          <w:tcPr>
-            <w:tcW w:w="1134" w:type="dxa"/>
-            <w:tcBorders>
-              <w:top w:val="single" w:sz="8" w:space="0" w:color="000000"/>
-              <w:left w:val="single" w:sz="8" w:space="0" w:color="000000"/>
-              <w:bottom w:val="single" w:sz="8" w:space="0" w:color="000000"/>
-              <w:right w:val="single" w:sz="8" w:space="0" w:color="000000"/>
-            </w:tcBorders>
-            <w:vAlign w:val="center"/>
-          </w:tcPr>
-          <w:p>
-            <w:pPr>
-              <w:jc w:val="both"/>
+              <w:jc w:val="left"/>
+              <w:rPr>
+                <w:sz w:val="24"/>
+                <w:szCs w:val="24"/>
+              </w:rPr>
+            </w:pPr>
+            <w:r>
+              <w:rPr>
+                <w:b w:val="0"/>
+                <w:sz w:val="24"/>
+                <w:szCs w:val="24"/>
+              </w:rPr>
+            </w:r>
+          </w:p>
+        </w:tc>
+        <w:tc>
+          <w:tcPr>
+            <w:tcW w:w="3118" w:type="dxa"/>
+            <w:tcBorders>
+              <w:top w:val="single" w:sz="8" w:space="0" w:color="000000"/>
+              <w:left w:val="single" w:sz="8" w:space="0" w:color="000000"/>
+              <w:bottom w:val="single" w:sz="8" w:space="0" w:color="000000"/>
+              <w:right w:val="single" w:sz="8" w:space="0" w:color="000000"/>
+            </w:tcBorders>
+            <w:vAlign w:val="center"/>
+          </w:tcPr>
+          <w:p>
+            <w:pPr>
+              <w:jc w:val="left"/>
+              <w:rPr>
+                <w:sz w:val="24"/>
+                <w:szCs w:val="24"/>
+              </w:rPr>
+            </w:pPr>
+            <w:r>
+              <w:rPr>
+                <w:b w:val="0"/>
+                <w:sz w:val="24"/>
+                <w:szCs w:val="24"/>
+              </w:rPr>
+            </w:r>
+          </w:p>
+        </w:tc>
+        <w:tc>
+          <w:tcPr>
+            <w:tcW w:w="1247" w:type="dxa"/>
+            <w:tcBorders>
+              <w:top w:val="single" w:sz="8" w:space="0" w:color="000000"/>
+              <w:left w:val="single" w:sz="8" w:space="0" w:color="000000"/>
+              <w:bottom w:val="single" w:sz="8" w:space="0" w:color="000000"/>
+              <w:right w:val="single" w:sz="8" w:space="0" w:color="000000"/>
+            </w:tcBorders>
+            <w:vAlign w:val="center"/>
+          </w:tcPr>
+          <w:p>
+            <w:pPr>
+              <w:jc w:val="left"/>
               <w:rPr>
                 <w:sz w:val="24"/>
                 <w:szCs w:val="24"/>
@@ -8831,7 +9005,7 @@
           </w:tcPr>
           <w:p>
             <w:pPr>
-              <w:jc w:val="both"/>
+              <w:jc w:val="left"/>
               <w:rPr>
                 <w:sz w:val="24"/>
                 <w:szCs w:val="24"/>
@@ -8849,7 +9023,9 @@
       </w:tr>
       <w:tr>
         <w:trPr>
+          <w:cantSplit/>
           <w:jc w:val="center"/>
+          <w:trHeight w:val="453" w:hRule="atLeast"/>
         </w:trPr>
         <w:tc>
           <w:tcPr>
@@ -8919,63 +9095,63 @@
           </w:tcPr>
           <w:p>
             <w:pPr>
-              <w:jc w:val="both"/>
-              <w:rPr>
-                <w:sz w:val="24"/>
-                <w:szCs w:val="24"/>
-              </w:rPr>
-            </w:pPr>
-            <w:r>
-              <w:rPr>
-                <w:b w:val="0"/>
-                <w:sz w:val="24"/>
-                <w:szCs w:val="24"/>
-              </w:rPr>
-            </w:r>
-          </w:p>
-        </w:tc>
-        <w:tc>
-          <w:tcPr>
-            <w:tcW w:w="2948" w:type="dxa"/>
-            <w:tcBorders>
-              <w:top w:val="single" w:sz="8" w:space="0" w:color="000000"/>
-              <w:left w:val="single" w:sz="8" w:space="0" w:color="000000"/>
-              <w:bottom w:val="single" w:sz="8" w:space="0" w:color="000000"/>
-              <w:right w:val="single" w:sz="8" w:space="0" w:color="000000"/>
-            </w:tcBorders>
-            <w:vAlign w:val="center"/>
-          </w:tcPr>
-          <w:p>
-            <w:pPr>
-              <w:jc w:val="both"/>
-              <w:rPr>
-                <w:sz w:val="24"/>
-                <w:szCs w:val="24"/>
-              </w:rPr>
-            </w:pPr>
-            <w:r>
-              <w:rPr>
-                <w:b w:val="0"/>
-                <w:sz w:val="24"/>
-                <w:szCs w:val="24"/>
-              </w:rPr>
-            </w:r>
-          </w:p>
-        </w:tc>
-        <w:tc>
-          <w:tcPr>
-            <w:tcW w:w="1134" w:type="dxa"/>
-            <w:tcBorders>
-              <w:top w:val="single" w:sz="8" w:space="0" w:color="000000"/>
-              <w:left w:val="single" w:sz="8" w:space="0" w:color="000000"/>
-              <w:bottom w:val="single" w:sz="8" w:space="0" w:color="000000"/>
-              <w:right w:val="single" w:sz="8" w:space="0" w:color="000000"/>
-            </w:tcBorders>
-            <w:vAlign w:val="center"/>
-          </w:tcPr>
-          <w:p>
-            <w:pPr>
-              <w:jc w:val="both"/>
+              <w:jc w:val="left"/>
+              <w:rPr>
+                <w:sz w:val="24"/>
+                <w:szCs w:val="24"/>
+              </w:rPr>
+            </w:pPr>
+            <w:r>
+              <w:rPr>
+                <w:b w:val="0"/>
+                <w:sz w:val="24"/>
+                <w:szCs w:val="24"/>
+              </w:rPr>
+            </w:r>
+          </w:p>
+        </w:tc>
+        <w:tc>
+          <w:tcPr>
+            <w:tcW w:w="3118" w:type="dxa"/>
+            <w:tcBorders>
+              <w:top w:val="single" w:sz="8" w:space="0" w:color="000000"/>
+              <w:left w:val="single" w:sz="8" w:space="0" w:color="000000"/>
+              <w:bottom w:val="single" w:sz="8" w:space="0" w:color="000000"/>
+              <w:right w:val="single" w:sz="8" w:space="0" w:color="000000"/>
+            </w:tcBorders>
+            <w:vAlign w:val="center"/>
+          </w:tcPr>
+          <w:p>
+            <w:pPr>
+              <w:jc w:val="left"/>
+              <w:rPr>
+                <w:sz w:val="24"/>
+                <w:szCs w:val="24"/>
+              </w:rPr>
+            </w:pPr>
+            <w:r>
+              <w:rPr>
+                <w:b w:val="0"/>
+                <w:sz w:val="24"/>
+                <w:szCs w:val="24"/>
+              </w:rPr>
+            </w:r>
+          </w:p>
+        </w:tc>
+        <w:tc>
+          <w:tcPr>
+            <w:tcW w:w="1247" w:type="dxa"/>
+            <w:tcBorders>
+              <w:top w:val="single" w:sz="8" w:space="0" w:color="000000"/>
+              <w:left w:val="single" w:sz="8" w:space="0" w:color="000000"/>
+              <w:bottom w:val="single" w:sz="8" w:space="0" w:color="000000"/>
+              <w:right w:val="single" w:sz="8" w:space="0" w:color="000000"/>
+            </w:tcBorders>
+            <w:vAlign w:val="center"/>
+          </w:tcPr>
+          <w:p>
+            <w:pPr>
+              <w:jc w:val="left"/>
               <w:rPr>
                 <w:sz w:val="24"/>
                 <w:szCs w:val="24"/>
@@ -9003,7 +9179,7 @@
           </w:tcPr>
           <w:p>
             <w:pPr>
-              <w:jc w:val="both"/>
+              <w:jc w:val="left"/>
               <w:rPr>
                 <w:sz w:val="24"/>
                 <w:szCs w:val="24"/>
@@ -9021,7 +9197,9 @@
       </w:tr>
       <w:tr>
         <w:trPr>
+          <w:cantSplit/>
           <w:jc w:val="center"/>
+          <w:trHeight w:val="453" w:hRule="atLeast"/>
         </w:trPr>
         <w:tc>
           <w:tcPr>
@@ -9091,63 +9269,63 @@
           </w:tcPr>
           <w:p>
             <w:pPr>
-              <w:jc w:val="both"/>
-              <w:rPr>
-                <w:sz w:val="24"/>
-                <w:szCs w:val="24"/>
-              </w:rPr>
-            </w:pPr>
-            <w:r>
-              <w:rPr>
-                <w:b w:val="0"/>
-                <w:sz w:val="24"/>
-                <w:szCs w:val="24"/>
-              </w:rPr>
-            </w:r>
-          </w:p>
-        </w:tc>
-        <w:tc>
-          <w:tcPr>
-            <w:tcW w:w="2948" w:type="dxa"/>
-            <w:tcBorders>
-              <w:top w:val="single" w:sz="8" w:space="0" w:color="000000"/>
-              <w:left w:val="single" w:sz="8" w:space="0" w:color="000000"/>
-              <w:bottom w:val="single" w:sz="8" w:space="0" w:color="000000"/>
-              <w:right w:val="single" w:sz="8" w:space="0" w:color="000000"/>
-            </w:tcBorders>
-            <w:vAlign w:val="center"/>
-          </w:tcPr>
-          <w:p>
-            <w:pPr>
-              <w:jc w:val="both"/>
-              <w:rPr>
-                <w:sz w:val="24"/>
-                <w:szCs w:val="24"/>
-              </w:rPr>
-            </w:pPr>
-            <w:r>
-              <w:rPr>
-                <w:b w:val="0"/>
-                <w:sz w:val="24"/>
-                <w:szCs w:val="24"/>
-              </w:rPr>
-            </w:r>
-          </w:p>
-        </w:tc>
-        <w:tc>
-          <w:tcPr>
-            <w:tcW w:w="1134" w:type="dxa"/>
-            <w:tcBorders>
-              <w:top w:val="single" w:sz="8" w:space="0" w:color="000000"/>
-              <w:left w:val="single" w:sz="8" w:space="0" w:color="000000"/>
-              <w:bottom w:val="single" w:sz="8" w:space="0" w:color="000000"/>
-              <w:right w:val="single" w:sz="8" w:space="0" w:color="000000"/>
-            </w:tcBorders>
-            <w:vAlign w:val="center"/>
-          </w:tcPr>
-          <w:p>
-            <w:pPr>
-              <w:jc w:val="both"/>
+              <w:jc w:val="left"/>
+              <w:rPr>
+                <w:sz w:val="24"/>
+                <w:szCs w:val="24"/>
+              </w:rPr>
+            </w:pPr>
+            <w:r>
+              <w:rPr>
+                <w:b w:val="0"/>
+                <w:sz w:val="24"/>
+                <w:szCs w:val="24"/>
+              </w:rPr>
+            </w:r>
+          </w:p>
+        </w:tc>
+        <w:tc>
+          <w:tcPr>
+            <w:tcW w:w="3118" w:type="dxa"/>
+            <w:tcBorders>
+              <w:top w:val="single" w:sz="8" w:space="0" w:color="000000"/>
+              <w:left w:val="single" w:sz="8" w:space="0" w:color="000000"/>
+              <w:bottom w:val="single" w:sz="8" w:space="0" w:color="000000"/>
+              <w:right w:val="single" w:sz="8" w:space="0" w:color="000000"/>
+            </w:tcBorders>
+            <w:vAlign w:val="center"/>
+          </w:tcPr>
+          <w:p>
+            <w:pPr>
+              <w:jc w:val="left"/>
+              <w:rPr>
+                <w:sz w:val="24"/>
+                <w:szCs w:val="24"/>
+              </w:rPr>
+            </w:pPr>
+            <w:r>
+              <w:rPr>
+                <w:b w:val="0"/>
+                <w:sz w:val="24"/>
+                <w:szCs w:val="24"/>
+              </w:rPr>
+            </w:r>
+          </w:p>
+        </w:tc>
+        <w:tc>
+          <w:tcPr>
+            <w:tcW w:w="1247" w:type="dxa"/>
+            <w:tcBorders>
+              <w:top w:val="single" w:sz="8" w:space="0" w:color="000000"/>
+              <w:left w:val="single" w:sz="8" w:space="0" w:color="000000"/>
+              <w:bottom w:val="single" w:sz="8" w:space="0" w:color="000000"/>
+              <w:right w:val="single" w:sz="8" w:space="0" w:color="000000"/>
+            </w:tcBorders>
+            <w:vAlign w:val="center"/>
+          </w:tcPr>
+          <w:p>
+            <w:pPr>
+              <w:jc w:val="left"/>
               <w:rPr>
                 <w:sz w:val="24"/>
                 <w:szCs w:val="24"/>
@@ -9175,7 +9353,7 @@
           </w:tcPr>
           <w:p>
             <w:pPr>
-              <w:jc w:val="both"/>
+              <w:jc w:val="left"/>
               <w:rPr>
                 <w:sz w:val="24"/>
                 <w:szCs w:val="24"/>
@@ -9219,6 +9397,7 @@
     <w:p>
       <w:pPr>
         <w:pStyle w:val="Heading2"/>
+        <w:keepNext/>
         <w:numPr>
           <w:ilvl w:val="1"/>
           <w:numId w:val="7"/>
@@ -9242,11 +9421,13 @@
         <w:gridCol w:w="567"/>
         <w:gridCol w:w="1417"/>
         <w:gridCol w:w="1474"/>
-        <w:gridCol w:w="2948"/>
-        <w:gridCol w:w="2381"/>
+        <w:gridCol w:w="3118"/>
+        <w:gridCol w:w="2494"/>
       </w:tblGrid>
       <w:tr>
         <w:trPr>
+          <w:cantSplit/>
+          <w:tblHeader/>
           <w:jc w:val="center"/>
         </w:trPr>
         <w:tc>
@@ -9262,6 +9443,7 @@
           </w:tcPr>
           <w:p>
             <w:pPr>
+              <w:keepNext/>
               <w:jc w:val="center"/>
               <w:rPr>
                 <w:sz w:val="24"/>
@@ -9292,6 +9474,7 @@
           </w:tcPr>
           <w:p>
             <w:pPr>
+              <w:keepNext/>
               <w:jc w:val="center"/>
               <w:rPr>
                 <w:sz w:val="24"/>
@@ -9322,6 +9505,7 @@
           </w:tcPr>
           <w:p>
             <w:pPr>
+              <w:keepNext/>
               <w:jc w:val="center"/>
               <w:rPr>
                 <w:sz w:val="24"/>
@@ -9341,17 +9525,18 @@
         </w:tc>
         <w:tc>
           <w:tcPr>
-            <w:tcW w:w="2948" w:type="dxa"/>
-            <w:tcBorders>
-              <w:top w:val="single" w:sz="8" w:space="0" w:color="000000"/>
-              <w:left w:val="single" w:sz="8" w:space="0" w:color="000000"/>
-              <w:bottom w:val="single" w:sz="8" w:space="0" w:color="000000"/>
-              <w:right w:val="single" w:sz="8" w:space="0" w:color="000000"/>
-            </w:tcBorders>
-            <w:vAlign w:val="center"/>
-          </w:tcPr>
-          <w:p>
-            <w:pPr>
+            <w:tcW w:w="3118" w:type="dxa"/>
+            <w:tcBorders>
+              <w:top w:val="single" w:sz="8" w:space="0" w:color="000000"/>
+              <w:left w:val="single" w:sz="8" w:space="0" w:color="000000"/>
+              <w:bottom w:val="single" w:sz="8" w:space="0" w:color="000000"/>
+              <w:right w:val="single" w:sz="8" w:space="0" w:color="000000"/>
+            </w:tcBorders>
+            <w:vAlign w:val="center"/>
+          </w:tcPr>
+          <w:p>
+            <w:pPr>
+              <w:keepNext/>
               <w:jc w:val="center"/>
               <w:rPr>
                 <w:sz w:val="24"/>
@@ -9371,17 +9556,18 @@
         </w:tc>
         <w:tc>
           <w:tcPr>
-            <w:tcW w:w="2381" w:type="dxa"/>
-            <w:tcBorders>
-              <w:top w:val="single" w:sz="8" w:space="0" w:color="000000"/>
-              <w:left w:val="single" w:sz="8" w:space="0" w:color="000000"/>
-              <w:bottom w:val="single" w:sz="8" w:space="0" w:color="000000"/>
-              <w:right w:val="single" w:sz="8" w:space="0" w:color="000000"/>
-            </w:tcBorders>
-            <w:vAlign w:val="center"/>
-          </w:tcPr>
-          <w:p>
-            <w:pPr>
+            <w:tcW w:w="2494" w:type="dxa"/>
+            <w:tcBorders>
+              <w:top w:val="single" w:sz="8" w:space="0" w:color="000000"/>
+              <w:left w:val="single" w:sz="8" w:space="0" w:color="000000"/>
+              <w:bottom w:val="single" w:sz="8" w:space="0" w:color="000000"/>
+              <w:right w:val="single" w:sz="8" w:space="0" w:color="000000"/>
+            </w:tcBorders>
+            <w:vAlign w:val="center"/>
+          </w:tcPr>
+          <w:p>
+            <w:pPr>
+              <w:keepNext/>
               <w:jc w:val="center"/>
               <w:rPr>
                 <w:sz w:val="24"/>
@@ -9402,7 +9588,9 @@
       </w:tr>
       <w:tr>
         <w:trPr>
+          <w:cantSplit/>
           <w:jc w:val="center"/>
+          <w:trHeight w:val="453" w:hRule="atLeast"/>
         </w:trPr>
         <w:tc>
           <w:tcPr>
@@ -9472,63 +9660,63 @@
           </w:tcPr>
           <w:p>
             <w:pPr>
-              <w:jc w:val="both"/>
-              <w:rPr>
-                <w:sz w:val="24"/>
-                <w:szCs w:val="24"/>
-              </w:rPr>
-            </w:pPr>
-            <w:r>
-              <w:rPr>
-                <w:b w:val="0"/>
-                <w:sz w:val="24"/>
-                <w:szCs w:val="24"/>
-              </w:rPr>
-            </w:r>
-          </w:p>
-        </w:tc>
-        <w:tc>
-          <w:tcPr>
-            <w:tcW w:w="2948" w:type="dxa"/>
-            <w:tcBorders>
-              <w:top w:val="single" w:sz="8" w:space="0" w:color="000000"/>
-              <w:left w:val="single" w:sz="8" w:space="0" w:color="000000"/>
-              <w:bottom w:val="single" w:sz="8" w:space="0" w:color="000000"/>
-              <w:right w:val="single" w:sz="8" w:space="0" w:color="000000"/>
-            </w:tcBorders>
-            <w:vAlign w:val="center"/>
-          </w:tcPr>
-          <w:p>
-            <w:pPr>
-              <w:jc w:val="both"/>
-              <w:rPr>
-                <w:sz w:val="24"/>
-                <w:szCs w:val="24"/>
-              </w:rPr>
-            </w:pPr>
-            <w:r>
-              <w:rPr>
-                <w:b w:val="0"/>
-                <w:sz w:val="24"/>
-                <w:szCs w:val="24"/>
-              </w:rPr>
-            </w:r>
-          </w:p>
-        </w:tc>
-        <w:tc>
-          <w:tcPr>
-            <w:tcW w:w="2381" w:type="dxa"/>
-            <w:tcBorders>
-              <w:top w:val="single" w:sz="8" w:space="0" w:color="000000"/>
-              <w:left w:val="single" w:sz="8" w:space="0" w:color="000000"/>
-              <w:bottom w:val="single" w:sz="8" w:space="0" w:color="000000"/>
-              <w:right w:val="single" w:sz="8" w:space="0" w:color="000000"/>
-            </w:tcBorders>
-            <w:vAlign w:val="center"/>
-          </w:tcPr>
-          <w:p>
-            <w:pPr>
-              <w:jc w:val="both"/>
+              <w:jc w:val="left"/>
+              <w:rPr>
+                <w:sz w:val="24"/>
+                <w:szCs w:val="24"/>
+              </w:rPr>
+            </w:pPr>
+            <w:r>
+              <w:rPr>
+                <w:b w:val="0"/>
+                <w:sz w:val="24"/>
+                <w:szCs w:val="24"/>
+              </w:rPr>
+            </w:r>
+          </w:p>
+        </w:tc>
+        <w:tc>
+          <w:tcPr>
+            <w:tcW w:w="3118" w:type="dxa"/>
+            <w:tcBorders>
+              <w:top w:val="single" w:sz="8" w:space="0" w:color="000000"/>
+              <w:left w:val="single" w:sz="8" w:space="0" w:color="000000"/>
+              <w:bottom w:val="single" w:sz="8" w:space="0" w:color="000000"/>
+              <w:right w:val="single" w:sz="8" w:space="0" w:color="000000"/>
+            </w:tcBorders>
+            <w:vAlign w:val="center"/>
+          </w:tcPr>
+          <w:p>
+            <w:pPr>
+              <w:jc w:val="left"/>
+              <w:rPr>
+                <w:sz w:val="24"/>
+                <w:szCs w:val="24"/>
+              </w:rPr>
+            </w:pPr>
+            <w:r>
+              <w:rPr>
+                <w:b w:val="0"/>
+                <w:sz w:val="24"/>
+                <w:szCs w:val="24"/>
+              </w:rPr>
+            </w:r>
+          </w:p>
+        </w:tc>
+        <w:tc>
+          <w:tcPr>
+            <w:tcW w:w="2494" w:type="dxa"/>
+            <w:tcBorders>
+              <w:top w:val="single" w:sz="8" w:space="0" w:color="000000"/>
+              <w:left w:val="single" w:sz="8" w:space="0" w:color="000000"/>
+              <w:bottom w:val="single" w:sz="8" w:space="0" w:color="000000"/>
+              <w:right w:val="single" w:sz="8" w:space="0" w:color="000000"/>
+            </w:tcBorders>
+            <w:vAlign w:val="center"/>
+          </w:tcPr>
+          <w:p>
+            <w:pPr>
+              <w:jc w:val="left"/>
               <w:rPr>
                 <w:sz w:val="24"/>
                 <w:szCs w:val="24"/>
@@ -9546,7 +9734,9 @@
       </w:tr>
       <w:tr>
         <w:trPr>
+          <w:cantSplit/>
           <w:jc w:val="center"/>
+          <w:trHeight w:val="453" w:hRule="atLeast"/>
         </w:trPr>
         <w:tc>
           <w:tcPr>
@@ -9616,63 +9806,63 @@
           </w:tcPr>
           <w:p>
             <w:pPr>
-              <w:jc w:val="both"/>
-              <w:rPr>
-                <w:sz w:val="24"/>
-                <w:szCs w:val="24"/>
-              </w:rPr>
-            </w:pPr>
-            <w:r>
-              <w:rPr>
-                <w:b w:val="0"/>
-                <w:sz w:val="24"/>
-                <w:szCs w:val="24"/>
-              </w:rPr>
-            </w:r>
-          </w:p>
-        </w:tc>
-        <w:tc>
-          <w:tcPr>
-            <w:tcW w:w="2948" w:type="dxa"/>
-            <w:tcBorders>
-              <w:top w:val="single" w:sz="8" w:space="0" w:color="000000"/>
-              <w:left w:val="single" w:sz="8" w:space="0" w:color="000000"/>
-              <w:bottom w:val="single" w:sz="8" w:space="0" w:color="000000"/>
-              <w:right w:val="single" w:sz="8" w:space="0" w:color="000000"/>
-            </w:tcBorders>
-            <w:vAlign w:val="center"/>
-          </w:tcPr>
-          <w:p>
-            <w:pPr>
-              <w:jc w:val="both"/>
-              <w:rPr>
-                <w:sz w:val="24"/>
-                <w:szCs w:val="24"/>
-              </w:rPr>
-            </w:pPr>
-            <w:r>
-              <w:rPr>
-                <w:b w:val="0"/>
-                <w:sz w:val="24"/>
-                <w:szCs w:val="24"/>
-              </w:rPr>
-            </w:r>
-          </w:p>
-        </w:tc>
-        <w:tc>
-          <w:tcPr>
-            <w:tcW w:w="2381" w:type="dxa"/>
-            <w:tcBorders>
-              <w:top w:val="single" w:sz="8" w:space="0" w:color="000000"/>
-              <w:left w:val="single" w:sz="8" w:space="0" w:color="000000"/>
-              <w:bottom w:val="single" w:sz="8" w:space="0" w:color="000000"/>
-              <w:right w:val="single" w:sz="8" w:space="0" w:color="000000"/>
-            </w:tcBorders>
-            <w:vAlign w:val="center"/>
-          </w:tcPr>
-          <w:p>
-            <w:pPr>
-              <w:jc w:val="both"/>
+              <w:jc w:val="left"/>
+              <w:rPr>
+                <w:sz w:val="24"/>
+                <w:szCs w:val="24"/>
+              </w:rPr>
+            </w:pPr>
+            <w:r>
+              <w:rPr>
+                <w:b w:val="0"/>
+                <w:sz w:val="24"/>
+                <w:szCs w:val="24"/>
+              </w:rPr>
+            </w:r>
+          </w:p>
+        </w:tc>
+        <w:tc>
+          <w:tcPr>
+            <w:tcW w:w="3118" w:type="dxa"/>
+            <w:tcBorders>
+              <w:top w:val="single" w:sz="8" w:space="0" w:color="000000"/>
+              <w:left w:val="single" w:sz="8" w:space="0" w:color="000000"/>
+              <w:bottom w:val="single" w:sz="8" w:space="0" w:color="000000"/>
+              <w:right w:val="single" w:sz="8" w:space="0" w:color="000000"/>
+            </w:tcBorders>
+            <w:vAlign w:val="center"/>
+          </w:tcPr>
+          <w:p>
+            <w:pPr>
+              <w:jc w:val="left"/>
+              <w:rPr>
+                <w:sz w:val="24"/>
+                <w:szCs w:val="24"/>
+              </w:rPr>
+            </w:pPr>
+            <w:r>
+              <w:rPr>
+                <w:b w:val="0"/>
+                <w:sz w:val="24"/>
+                <w:szCs w:val="24"/>
+              </w:rPr>
+            </w:r>
+          </w:p>
+        </w:tc>
+        <w:tc>
+          <w:tcPr>
+            <w:tcW w:w="2494" w:type="dxa"/>
+            <w:tcBorders>
+              <w:top w:val="single" w:sz="8" w:space="0" w:color="000000"/>
+              <w:left w:val="single" w:sz="8" w:space="0" w:color="000000"/>
+              <w:bottom w:val="single" w:sz="8" w:space="0" w:color="000000"/>
+              <w:right w:val="single" w:sz="8" w:space="0" w:color="000000"/>
+            </w:tcBorders>
+            <w:vAlign w:val="center"/>
+          </w:tcPr>
+          <w:p>
+            <w:pPr>
+              <w:jc w:val="left"/>
               <w:rPr>
                 <w:sz w:val="24"/>
                 <w:szCs w:val="24"/>
@@ -9690,7 +9880,9 @@
       </w:tr>
       <w:tr>
         <w:trPr>
+          <w:cantSplit/>
           <w:jc w:val="center"/>
+          <w:trHeight w:val="453" w:hRule="atLeast"/>
         </w:trPr>
         <w:tc>
           <w:tcPr>
@@ -9760,63 +9952,63 @@
           </w:tcPr>
           <w:p>
             <w:pPr>
-              <w:jc w:val="both"/>
-              <w:rPr>
-                <w:sz w:val="24"/>
-                <w:szCs w:val="24"/>
-              </w:rPr>
-            </w:pPr>
-            <w:r>
-              <w:rPr>
-                <w:b w:val="0"/>
-                <w:sz w:val="24"/>
-                <w:szCs w:val="24"/>
-              </w:rPr>
-            </w:r>
-          </w:p>
-        </w:tc>
-        <w:tc>
-          <w:tcPr>
-            <w:tcW w:w="2948" w:type="dxa"/>
-            <w:tcBorders>
-              <w:top w:val="single" w:sz="8" w:space="0" w:color="000000"/>
-              <w:left w:val="single" w:sz="8" w:space="0" w:color="000000"/>
-              <w:bottom w:val="single" w:sz="8" w:space="0" w:color="000000"/>
-              <w:right w:val="single" w:sz="8" w:space="0" w:color="000000"/>
-            </w:tcBorders>
-            <w:vAlign w:val="center"/>
-          </w:tcPr>
-          <w:p>
-            <w:pPr>
-              <w:jc w:val="both"/>
-              <w:rPr>
-                <w:sz w:val="24"/>
-                <w:szCs w:val="24"/>
-              </w:rPr>
-            </w:pPr>
-            <w:r>
-              <w:rPr>
-                <w:b w:val="0"/>
-                <w:sz w:val="24"/>
-                <w:szCs w:val="24"/>
-              </w:rPr>
-            </w:r>
-          </w:p>
-        </w:tc>
-        <w:tc>
-          <w:tcPr>
-            <w:tcW w:w="2381" w:type="dxa"/>
-            <w:tcBorders>
-              <w:top w:val="single" w:sz="8" w:space="0" w:color="000000"/>
-              <w:left w:val="single" w:sz="8" w:space="0" w:color="000000"/>
-              <w:bottom w:val="single" w:sz="8" w:space="0" w:color="000000"/>
-              <w:right w:val="single" w:sz="8" w:space="0" w:color="000000"/>
-            </w:tcBorders>
-            <w:vAlign w:val="center"/>
-          </w:tcPr>
-          <w:p>
-            <w:pPr>
-              <w:jc w:val="both"/>
+              <w:jc w:val="left"/>
+              <w:rPr>
+                <w:sz w:val="24"/>
+                <w:szCs w:val="24"/>
+              </w:rPr>
+            </w:pPr>
+            <w:r>
+              <w:rPr>
+                <w:b w:val="0"/>
+                <w:sz w:val="24"/>
+                <w:szCs w:val="24"/>
+              </w:rPr>
+            </w:r>
+          </w:p>
+        </w:tc>
+        <w:tc>
+          <w:tcPr>
+            <w:tcW w:w="3118" w:type="dxa"/>
+            <w:tcBorders>
+              <w:top w:val="single" w:sz="8" w:space="0" w:color="000000"/>
+              <w:left w:val="single" w:sz="8" w:space="0" w:color="000000"/>
+              <w:bottom w:val="single" w:sz="8" w:space="0" w:color="000000"/>
+              <w:right w:val="single" w:sz="8" w:space="0" w:color="000000"/>
+            </w:tcBorders>
+            <w:vAlign w:val="center"/>
+          </w:tcPr>
+          <w:p>
+            <w:pPr>
+              <w:jc w:val="left"/>
+              <w:rPr>
+                <w:sz w:val="24"/>
+                <w:szCs w:val="24"/>
+              </w:rPr>
+            </w:pPr>
+            <w:r>
+              <w:rPr>
+                <w:b w:val="0"/>
+                <w:sz w:val="24"/>
+                <w:szCs w:val="24"/>
+              </w:rPr>
+            </w:r>
+          </w:p>
+        </w:tc>
+        <w:tc>
+          <w:tcPr>
+            <w:tcW w:w="2494" w:type="dxa"/>
+            <w:tcBorders>
+              <w:top w:val="single" w:sz="8" w:space="0" w:color="000000"/>
+              <w:left w:val="single" w:sz="8" w:space="0" w:color="000000"/>
+              <w:bottom w:val="single" w:sz="8" w:space="0" w:color="000000"/>
+              <w:right w:val="single" w:sz="8" w:space="0" w:color="000000"/>
+            </w:tcBorders>
+            <w:vAlign w:val="center"/>
+          </w:tcPr>
+          <w:p>
+            <w:pPr>
+              <w:jc w:val="left"/>
               <w:rPr>
                 <w:sz w:val="24"/>
                 <w:szCs w:val="24"/>
@@ -9834,7 +10026,9 @@
       </w:tr>
       <w:tr>
         <w:trPr>
+          <w:cantSplit/>
           <w:jc w:val="center"/>
+          <w:trHeight w:val="453" w:hRule="atLeast"/>
         </w:trPr>
         <w:tc>
           <w:tcPr>
@@ -9904,63 +10098,63 @@
           </w:tcPr>
           <w:p>
             <w:pPr>
-              <w:jc w:val="both"/>
-              <w:rPr>
-                <w:sz w:val="24"/>
-                <w:szCs w:val="24"/>
-              </w:rPr>
-            </w:pPr>
-            <w:r>
-              <w:rPr>
-                <w:b w:val="0"/>
-                <w:sz w:val="24"/>
-                <w:szCs w:val="24"/>
-              </w:rPr>
-            </w:r>
-          </w:p>
-        </w:tc>
-        <w:tc>
-          <w:tcPr>
-            <w:tcW w:w="2948" w:type="dxa"/>
-            <w:tcBorders>
-              <w:top w:val="single" w:sz="8" w:space="0" w:color="000000"/>
-              <w:left w:val="single" w:sz="8" w:space="0" w:color="000000"/>
-              <w:bottom w:val="single" w:sz="8" w:space="0" w:color="000000"/>
-              <w:right w:val="single" w:sz="8" w:space="0" w:color="000000"/>
-            </w:tcBorders>
-            <w:vAlign w:val="center"/>
-          </w:tcPr>
-          <w:p>
-            <w:pPr>
-              <w:jc w:val="both"/>
-              <w:rPr>
-                <w:sz w:val="24"/>
-                <w:szCs w:val="24"/>
-              </w:rPr>
-            </w:pPr>
-            <w:r>
-              <w:rPr>
-                <w:b w:val="0"/>
-                <w:sz w:val="24"/>
-                <w:szCs w:val="24"/>
-              </w:rPr>
-            </w:r>
-          </w:p>
-        </w:tc>
-        <w:tc>
-          <w:tcPr>
-            <w:tcW w:w="2381" w:type="dxa"/>
-            <w:tcBorders>
-              <w:top w:val="single" w:sz="8" w:space="0" w:color="000000"/>
-              <w:left w:val="single" w:sz="8" w:space="0" w:color="000000"/>
-              <w:bottom w:val="single" w:sz="8" w:space="0" w:color="000000"/>
-              <w:right w:val="single" w:sz="8" w:space="0" w:color="000000"/>
-            </w:tcBorders>
-            <w:vAlign w:val="center"/>
-          </w:tcPr>
-          <w:p>
-            <w:pPr>
-              <w:jc w:val="both"/>
+              <w:jc w:val="left"/>
+              <w:rPr>
+                <w:sz w:val="24"/>
+                <w:szCs w:val="24"/>
+              </w:rPr>
+            </w:pPr>
+            <w:r>
+              <w:rPr>
+                <w:b w:val="0"/>
+                <w:sz w:val="24"/>
+                <w:szCs w:val="24"/>
+              </w:rPr>
+            </w:r>
+          </w:p>
+        </w:tc>
+        <w:tc>
+          <w:tcPr>
+            <w:tcW w:w="3118" w:type="dxa"/>
+            <w:tcBorders>
+              <w:top w:val="single" w:sz="8" w:space="0" w:color="000000"/>
+              <w:left w:val="single" w:sz="8" w:space="0" w:color="000000"/>
+              <w:bottom w:val="single" w:sz="8" w:space="0" w:color="000000"/>
+              <w:right w:val="single" w:sz="8" w:space="0" w:color="000000"/>
+            </w:tcBorders>
+            <w:vAlign w:val="center"/>
+          </w:tcPr>
+          <w:p>
+            <w:pPr>
+              <w:jc w:val="left"/>
+              <w:rPr>
+                <w:sz w:val="24"/>
+                <w:szCs w:val="24"/>
+              </w:rPr>
+            </w:pPr>
+            <w:r>
+              <w:rPr>
+                <w:b w:val="0"/>
+                <w:sz w:val="24"/>
+                <w:szCs w:val="24"/>
+              </w:rPr>
+            </w:r>
+          </w:p>
+        </w:tc>
+        <w:tc>
+          <w:tcPr>
+            <w:tcW w:w="2494" w:type="dxa"/>
+            <w:tcBorders>
+              <w:top w:val="single" w:sz="8" w:space="0" w:color="000000"/>
+              <w:left w:val="single" w:sz="8" w:space="0" w:color="000000"/>
+              <w:bottom w:val="single" w:sz="8" w:space="0" w:color="000000"/>
+              <w:right w:val="single" w:sz="8" w:space="0" w:color="000000"/>
+            </w:tcBorders>
+            <w:vAlign w:val="center"/>
+          </w:tcPr>
+          <w:p>
+            <w:pPr>
+              <w:jc w:val="left"/>
               <w:rPr>
                 <w:sz w:val="24"/>
                 <w:szCs w:val="24"/>
@@ -9978,7 +10172,9 @@
       </w:tr>
       <w:tr>
         <w:trPr>
+          <w:cantSplit/>
           <w:jc w:val="center"/>
+          <w:trHeight w:val="453" w:hRule="atLeast"/>
         </w:trPr>
         <w:tc>
           <w:tcPr>
@@ -10048,63 +10244,63 @@
           </w:tcPr>
           <w:p>
             <w:pPr>
-              <w:jc w:val="both"/>
-              <w:rPr>
-                <w:sz w:val="24"/>
-                <w:szCs w:val="24"/>
-              </w:rPr>
-            </w:pPr>
-            <w:r>
-              <w:rPr>
-                <w:b w:val="0"/>
-                <w:sz w:val="24"/>
-                <w:szCs w:val="24"/>
-              </w:rPr>
-            </w:r>
-          </w:p>
-        </w:tc>
-        <w:tc>
-          <w:tcPr>
-            <w:tcW w:w="2948" w:type="dxa"/>
-            <w:tcBorders>
-              <w:top w:val="single" w:sz="8" w:space="0" w:color="000000"/>
-              <w:left w:val="single" w:sz="8" w:space="0" w:color="000000"/>
-              <w:bottom w:val="single" w:sz="8" w:space="0" w:color="000000"/>
-              <w:right w:val="single" w:sz="8" w:space="0" w:color="000000"/>
-            </w:tcBorders>
-            <w:vAlign w:val="center"/>
-          </w:tcPr>
-          <w:p>
-            <w:pPr>
-              <w:jc w:val="both"/>
-              <w:rPr>
-                <w:sz w:val="24"/>
-                <w:szCs w:val="24"/>
-              </w:rPr>
-            </w:pPr>
-            <w:r>
-              <w:rPr>
-                <w:b w:val="0"/>
-                <w:sz w:val="24"/>
-                <w:szCs w:val="24"/>
-              </w:rPr>
-            </w:r>
-          </w:p>
-        </w:tc>
-        <w:tc>
-          <w:tcPr>
-            <w:tcW w:w="2381" w:type="dxa"/>
-            <w:tcBorders>
-              <w:top w:val="single" w:sz="8" w:space="0" w:color="000000"/>
-              <w:left w:val="single" w:sz="8" w:space="0" w:color="000000"/>
-              <w:bottom w:val="single" w:sz="8" w:space="0" w:color="000000"/>
-              <w:right w:val="single" w:sz="8" w:space="0" w:color="000000"/>
-            </w:tcBorders>
-            <w:vAlign w:val="center"/>
-          </w:tcPr>
-          <w:p>
-            <w:pPr>
-              <w:jc w:val="both"/>
+              <w:jc w:val="left"/>
+              <w:rPr>
+                <w:sz w:val="24"/>
+                <w:szCs w:val="24"/>
+              </w:rPr>
+            </w:pPr>
+            <w:r>
+              <w:rPr>
+                <w:b w:val="0"/>
+                <w:sz w:val="24"/>
+                <w:szCs w:val="24"/>
+              </w:rPr>
+            </w:r>
+          </w:p>
+        </w:tc>
+        <w:tc>
+          <w:tcPr>
+            <w:tcW w:w="3118" w:type="dxa"/>
+            <w:tcBorders>
+              <w:top w:val="single" w:sz="8" w:space="0" w:color="000000"/>
+              <w:left w:val="single" w:sz="8" w:space="0" w:color="000000"/>
+              <w:bottom w:val="single" w:sz="8" w:space="0" w:color="000000"/>
+              <w:right w:val="single" w:sz="8" w:space="0" w:color="000000"/>
+            </w:tcBorders>
+            <w:vAlign w:val="center"/>
+          </w:tcPr>
+          <w:p>
+            <w:pPr>
+              <w:jc w:val="left"/>
+              <w:rPr>
+                <w:sz w:val="24"/>
+                <w:szCs w:val="24"/>
+              </w:rPr>
+            </w:pPr>
+            <w:r>
+              <w:rPr>
+                <w:b w:val="0"/>
+                <w:sz w:val="24"/>
+                <w:szCs w:val="24"/>
+              </w:rPr>
+            </w:r>
+          </w:p>
+        </w:tc>
+        <w:tc>
+          <w:tcPr>
+            <w:tcW w:w="2494" w:type="dxa"/>
+            <w:tcBorders>
+              <w:top w:val="single" w:sz="8" w:space="0" w:color="000000"/>
+              <w:left w:val="single" w:sz="8" w:space="0" w:color="000000"/>
+              <w:bottom w:val="single" w:sz="8" w:space="0" w:color="000000"/>
+              <w:right w:val="single" w:sz="8" w:space="0" w:color="000000"/>
+            </w:tcBorders>
+            <w:vAlign w:val="center"/>
+          </w:tcPr>
+          <w:p>
+            <w:pPr>
+              <w:jc w:val="left"/>
               <w:rPr>
                 <w:sz w:val="24"/>
                 <w:szCs w:val="24"/>
@@ -10122,7 +10318,9 @@
       </w:tr>
       <w:tr>
         <w:trPr>
+          <w:cantSplit/>
           <w:jc w:val="center"/>
+          <w:trHeight w:val="453" w:hRule="atLeast"/>
         </w:trPr>
         <w:tc>
           <w:tcPr>
@@ -10192,63 +10390,63 @@
           </w:tcPr>
           <w:p>
             <w:pPr>
-              <w:jc w:val="both"/>
-              <w:rPr>
-                <w:sz w:val="24"/>
-                <w:szCs w:val="24"/>
-              </w:rPr>
-            </w:pPr>
-            <w:r>
-              <w:rPr>
-                <w:b w:val="0"/>
-                <w:sz w:val="24"/>
-                <w:szCs w:val="24"/>
-              </w:rPr>
-            </w:r>
-          </w:p>
-        </w:tc>
-        <w:tc>
-          <w:tcPr>
-            <w:tcW w:w="2948" w:type="dxa"/>
-            <w:tcBorders>
-              <w:top w:val="single" w:sz="8" w:space="0" w:color="000000"/>
-              <w:left w:val="single" w:sz="8" w:space="0" w:color="000000"/>
-              <w:bottom w:val="single" w:sz="8" w:space="0" w:color="000000"/>
-              <w:right w:val="single" w:sz="8" w:space="0" w:color="000000"/>
-            </w:tcBorders>
-            <w:vAlign w:val="center"/>
-          </w:tcPr>
-          <w:p>
-            <w:pPr>
-              <w:jc w:val="both"/>
-              <w:rPr>
-                <w:sz w:val="24"/>
-                <w:szCs w:val="24"/>
-              </w:rPr>
-            </w:pPr>
-            <w:r>
-              <w:rPr>
-                <w:b w:val="0"/>
-                <w:sz w:val="24"/>
-                <w:szCs w:val="24"/>
-              </w:rPr>
-            </w:r>
-          </w:p>
-        </w:tc>
-        <w:tc>
-          <w:tcPr>
-            <w:tcW w:w="2381" w:type="dxa"/>
-            <w:tcBorders>
-              <w:top w:val="single" w:sz="8" w:space="0" w:color="000000"/>
-              <w:left w:val="single" w:sz="8" w:space="0" w:color="000000"/>
-              <w:bottom w:val="single" w:sz="8" w:space="0" w:color="000000"/>
-              <w:right w:val="single" w:sz="8" w:space="0" w:color="000000"/>
-            </w:tcBorders>
-            <w:vAlign w:val="center"/>
-          </w:tcPr>
-          <w:p>
-            <w:pPr>
-              <w:jc w:val="both"/>
+              <w:jc w:val="left"/>
+              <w:rPr>
+                <w:sz w:val="24"/>
+                <w:szCs w:val="24"/>
+              </w:rPr>
+            </w:pPr>
+            <w:r>
+              <w:rPr>
+                <w:b w:val="0"/>
+                <w:sz w:val="24"/>
+                <w:szCs w:val="24"/>
+              </w:rPr>
+            </w:r>
+          </w:p>
+        </w:tc>
+        <w:tc>
+          <w:tcPr>
+            <w:tcW w:w="3118" w:type="dxa"/>
+            <w:tcBorders>
+              <w:top w:val="single" w:sz="8" w:space="0" w:color="000000"/>
+              <w:left w:val="single" w:sz="8" w:space="0" w:color="000000"/>
+              <w:bottom w:val="single" w:sz="8" w:space="0" w:color="000000"/>
+              <w:right w:val="single" w:sz="8" w:space="0" w:color="000000"/>
+            </w:tcBorders>
+            <w:vAlign w:val="center"/>
+          </w:tcPr>
+          <w:p>
+            <w:pPr>
+              <w:jc w:val="left"/>
+              <w:rPr>
+                <w:sz w:val="24"/>
+                <w:szCs w:val="24"/>
+              </w:rPr>
+            </w:pPr>
+            <w:r>
+              <w:rPr>
+                <w:b w:val="0"/>
+                <w:sz w:val="24"/>
+                <w:szCs w:val="24"/>
+              </w:rPr>
+            </w:r>
+          </w:p>
+        </w:tc>
+        <w:tc>
+          <w:tcPr>
+            <w:tcW w:w="2494" w:type="dxa"/>
+            <w:tcBorders>
+              <w:top w:val="single" w:sz="8" w:space="0" w:color="000000"/>
+              <w:left w:val="single" w:sz="8" w:space="0" w:color="000000"/>
+              <w:bottom w:val="single" w:sz="8" w:space="0" w:color="000000"/>
+              <w:right w:val="single" w:sz="8" w:space="0" w:color="000000"/>
+            </w:tcBorders>
+            <w:vAlign w:val="center"/>
+          </w:tcPr>
+          <w:p>
+            <w:pPr>
+              <w:jc w:val="left"/>
               <w:rPr>
                 <w:sz w:val="24"/>
                 <w:szCs w:val="24"/>
@@ -10266,7 +10464,9 @@
       </w:tr>
       <w:tr>
         <w:trPr>
+          <w:cantSplit/>
           <w:jc w:val="center"/>
+          <w:trHeight w:val="453" w:hRule="atLeast"/>
         </w:trPr>
         <w:tc>
           <w:tcPr>
@@ -10336,63 +10536,63 @@
           </w:tcPr>
           <w:p>
             <w:pPr>
-              <w:jc w:val="both"/>
-              <w:rPr>
-                <w:sz w:val="24"/>
-                <w:szCs w:val="24"/>
-              </w:rPr>
-            </w:pPr>
-            <w:r>
-              <w:rPr>
-                <w:b w:val="0"/>
-                <w:sz w:val="24"/>
-                <w:szCs w:val="24"/>
-              </w:rPr>
-            </w:r>
-          </w:p>
-        </w:tc>
-        <w:tc>
-          <w:tcPr>
-            <w:tcW w:w="2948" w:type="dxa"/>
-            <w:tcBorders>
-              <w:top w:val="single" w:sz="8" w:space="0" w:color="000000"/>
-              <w:left w:val="single" w:sz="8" w:space="0" w:color="000000"/>
-              <w:bottom w:val="single" w:sz="8" w:space="0" w:color="000000"/>
-              <w:right w:val="single" w:sz="8" w:space="0" w:color="000000"/>
-            </w:tcBorders>
-            <w:vAlign w:val="center"/>
-          </w:tcPr>
-          <w:p>
-            <w:pPr>
-              <w:jc w:val="both"/>
-              <w:rPr>
-                <w:sz w:val="24"/>
-                <w:szCs w:val="24"/>
-              </w:rPr>
-            </w:pPr>
-            <w:r>
-              <w:rPr>
-                <w:b w:val="0"/>
-                <w:sz w:val="24"/>
-                <w:szCs w:val="24"/>
-              </w:rPr>
-            </w:r>
-          </w:p>
-        </w:tc>
-        <w:tc>
-          <w:tcPr>
-            <w:tcW w:w="2381" w:type="dxa"/>
-            <w:tcBorders>
-              <w:top w:val="single" w:sz="8" w:space="0" w:color="000000"/>
-              <w:left w:val="single" w:sz="8" w:space="0" w:color="000000"/>
-              <w:bottom w:val="single" w:sz="8" w:space="0" w:color="000000"/>
-              <w:right w:val="single" w:sz="8" w:space="0" w:color="000000"/>
-            </w:tcBorders>
-            <w:vAlign w:val="center"/>
-          </w:tcPr>
-          <w:p>
-            <w:pPr>
-              <w:jc w:val="both"/>
+              <w:jc w:val="left"/>
+              <w:rPr>
+                <w:sz w:val="24"/>
+                <w:szCs w:val="24"/>
+              </w:rPr>
+            </w:pPr>
+            <w:r>
+              <w:rPr>
+                <w:b w:val="0"/>
+                <w:sz w:val="24"/>
+                <w:szCs w:val="24"/>
+              </w:rPr>
+            </w:r>
+          </w:p>
+        </w:tc>
+        <w:tc>
+          <w:tcPr>
+            <w:tcW w:w="3118" w:type="dxa"/>
+            <w:tcBorders>
+              <w:top w:val="single" w:sz="8" w:space="0" w:color="000000"/>
+              <w:left w:val="single" w:sz="8" w:space="0" w:color="000000"/>
+              <w:bottom w:val="single" w:sz="8" w:space="0" w:color="000000"/>
+              <w:right w:val="single" w:sz="8" w:space="0" w:color="000000"/>
+            </w:tcBorders>
+            <w:vAlign w:val="center"/>
+          </w:tcPr>
+          <w:p>
+            <w:pPr>
+              <w:jc w:val="left"/>
+              <w:rPr>
+                <w:sz w:val="24"/>
+                <w:szCs w:val="24"/>
+              </w:rPr>
+            </w:pPr>
+            <w:r>
+              <w:rPr>
+                <w:b w:val="0"/>
+                <w:sz w:val="24"/>
+                <w:szCs w:val="24"/>
+              </w:rPr>
+            </w:r>
+          </w:p>
+        </w:tc>
+        <w:tc>
+          <w:tcPr>
+            <w:tcW w:w="2494" w:type="dxa"/>
+            <w:tcBorders>
+              <w:top w:val="single" w:sz="8" w:space="0" w:color="000000"/>
+              <w:left w:val="single" w:sz="8" w:space="0" w:color="000000"/>
+              <w:bottom w:val="single" w:sz="8" w:space="0" w:color="000000"/>
+              <w:right w:val="single" w:sz="8" w:space="0" w:color="000000"/>
+            </w:tcBorders>
+            <w:vAlign w:val="center"/>
+          </w:tcPr>
+          <w:p>
+            <w:pPr>
+              <w:jc w:val="left"/>
               <w:rPr>
                 <w:sz w:val="24"/>
                 <w:szCs w:val="24"/>
@@ -10410,7 +10610,9 @@
       </w:tr>
       <w:tr>
         <w:trPr>
+          <w:cantSplit/>
           <w:jc w:val="center"/>
+          <w:trHeight w:val="453" w:hRule="atLeast"/>
         </w:trPr>
         <w:tc>
           <w:tcPr>
@@ -10480,63 +10682,63 @@
           </w:tcPr>
           <w:p>
             <w:pPr>
-              <w:jc w:val="both"/>
-              <w:rPr>
-                <w:sz w:val="24"/>
-                <w:szCs w:val="24"/>
-              </w:rPr>
-            </w:pPr>
-            <w:r>
-              <w:rPr>
-                <w:b w:val="0"/>
-                <w:sz w:val="24"/>
-                <w:szCs w:val="24"/>
-              </w:rPr>
-            </w:r>
-          </w:p>
-        </w:tc>
-        <w:tc>
-          <w:tcPr>
-            <w:tcW w:w="2948" w:type="dxa"/>
-            <w:tcBorders>
-              <w:top w:val="single" w:sz="8" w:space="0" w:color="000000"/>
-              <w:left w:val="single" w:sz="8" w:space="0" w:color="000000"/>
-              <w:bottom w:val="single" w:sz="8" w:space="0" w:color="000000"/>
-              <w:right w:val="single" w:sz="8" w:space="0" w:color="000000"/>
-            </w:tcBorders>
-            <w:vAlign w:val="center"/>
-          </w:tcPr>
-          <w:p>
-            <w:pPr>
-              <w:jc w:val="both"/>
-              <w:rPr>
-                <w:sz w:val="24"/>
-                <w:szCs w:val="24"/>
-              </w:rPr>
-            </w:pPr>
-            <w:r>
-              <w:rPr>
-                <w:b w:val="0"/>
-                <w:sz w:val="24"/>
-                <w:szCs w:val="24"/>
-              </w:rPr>
-            </w:r>
-          </w:p>
-        </w:tc>
-        <w:tc>
-          <w:tcPr>
-            <w:tcW w:w="2381" w:type="dxa"/>
-            <w:tcBorders>
-              <w:top w:val="single" w:sz="8" w:space="0" w:color="000000"/>
-              <w:left w:val="single" w:sz="8" w:space="0" w:color="000000"/>
-              <w:bottom w:val="single" w:sz="8" w:space="0" w:color="000000"/>
-              <w:right w:val="single" w:sz="8" w:space="0" w:color="000000"/>
-            </w:tcBorders>
-            <w:vAlign w:val="center"/>
-          </w:tcPr>
-          <w:p>
-            <w:pPr>
-              <w:jc w:val="both"/>
+              <w:jc w:val="left"/>
+              <w:rPr>
+                <w:sz w:val="24"/>
+                <w:szCs w:val="24"/>
+              </w:rPr>
+            </w:pPr>
+            <w:r>
+              <w:rPr>
+                <w:b w:val="0"/>
+                <w:sz w:val="24"/>
+                <w:szCs w:val="24"/>
+              </w:rPr>
+            </w:r>
+          </w:p>
+        </w:tc>
+        <w:tc>
+          <w:tcPr>
+            <w:tcW w:w="3118" w:type="dxa"/>
+            <w:tcBorders>
+              <w:top w:val="single" w:sz="8" w:space="0" w:color="000000"/>
+              <w:left w:val="single" w:sz="8" w:space="0" w:color="000000"/>
+              <w:bottom w:val="single" w:sz="8" w:space="0" w:color="000000"/>
+              <w:right w:val="single" w:sz="8" w:space="0" w:color="000000"/>
+            </w:tcBorders>
+            <w:vAlign w:val="center"/>
+          </w:tcPr>
+          <w:p>
+            <w:pPr>
+              <w:jc w:val="left"/>
+              <w:rPr>
+                <w:sz w:val="24"/>
+                <w:szCs w:val="24"/>
+              </w:rPr>
+            </w:pPr>
+            <w:r>
+              <w:rPr>
+                <w:b w:val="0"/>
+                <w:sz w:val="24"/>
+                <w:szCs w:val="24"/>
+              </w:rPr>
+            </w:r>
+          </w:p>
+        </w:tc>
+        <w:tc>
+          <w:tcPr>
+            <w:tcW w:w="2494" w:type="dxa"/>
+            <w:tcBorders>
+              <w:top w:val="single" w:sz="8" w:space="0" w:color="000000"/>
+              <w:left w:val="single" w:sz="8" w:space="0" w:color="000000"/>
+              <w:bottom w:val="single" w:sz="8" w:space="0" w:color="000000"/>
+              <w:right w:val="single" w:sz="8" w:space="0" w:color="000000"/>
+            </w:tcBorders>
+            <w:vAlign w:val="center"/>
+          </w:tcPr>
+          <w:p>
+            <w:pPr>
+              <w:jc w:val="left"/>
               <w:rPr>
                 <w:sz w:val="24"/>
                 <w:szCs w:val="24"/>
@@ -10554,7 +10756,9 @@
       </w:tr>
       <w:tr>
         <w:trPr>
+          <w:cantSplit/>
           <w:jc w:val="center"/>
+          <w:trHeight w:val="453" w:hRule="atLeast"/>
         </w:trPr>
         <w:tc>
           <w:tcPr>
@@ -10624,63 +10828,63 @@
           </w:tcPr>
           <w:p>
             <w:pPr>
-              <w:jc w:val="both"/>
-              <w:rPr>
-                <w:sz w:val="24"/>
-                <w:szCs w:val="24"/>
-              </w:rPr>
-            </w:pPr>
-            <w:r>
-              <w:rPr>
-                <w:b w:val="0"/>
-                <w:sz w:val="24"/>
-                <w:szCs w:val="24"/>
-              </w:rPr>
-            </w:r>
-          </w:p>
-        </w:tc>
-        <w:tc>
-          <w:tcPr>
-            <w:tcW w:w="2948" w:type="dxa"/>
-            <w:tcBorders>
-              <w:top w:val="single" w:sz="8" w:space="0" w:color="000000"/>
-              <w:left w:val="single" w:sz="8" w:space="0" w:color="000000"/>
-              <w:bottom w:val="single" w:sz="8" w:space="0" w:color="000000"/>
-              <w:right w:val="single" w:sz="8" w:space="0" w:color="000000"/>
-            </w:tcBorders>
-            <w:vAlign w:val="center"/>
-          </w:tcPr>
-          <w:p>
-            <w:pPr>
-              <w:jc w:val="both"/>
-              <w:rPr>
-                <w:sz w:val="24"/>
-                <w:szCs w:val="24"/>
-              </w:rPr>
-            </w:pPr>
-            <w:r>
-              <w:rPr>
-                <w:b w:val="0"/>
-                <w:sz w:val="24"/>
-                <w:szCs w:val="24"/>
-              </w:rPr>
-            </w:r>
-          </w:p>
-        </w:tc>
-        <w:tc>
-          <w:tcPr>
-            <w:tcW w:w="2381" w:type="dxa"/>
-            <w:tcBorders>
-              <w:top w:val="single" w:sz="8" w:space="0" w:color="000000"/>
-              <w:left w:val="single" w:sz="8" w:space="0" w:color="000000"/>
-              <w:bottom w:val="single" w:sz="8" w:space="0" w:color="000000"/>
-              <w:right w:val="single" w:sz="8" w:space="0" w:color="000000"/>
-            </w:tcBorders>
-            <w:vAlign w:val="center"/>
-          </w:tcPr>
-          <w:p>
-            <w:pPr>
-              <w:jc w:val="both"/>
+              <w:jc w:val="left"/>
+              <w:rPr>
+                <w:sz w:val="24"/>
+                <w:szCs w:val="24"/>
+              </w:rPr>
+            </w:pPr>
+            <w:r>
+              <w:rPr>
+                <w:b w:val="0"/>
+                <w:sz w:val="24"/>
+                <w:szCs w:val="24"/>
+              </w:rPr>
+            </w:r>
+          </w:p>
+        </w:tc>
+        <w:tc>
+          <w:tcPr>
+            <w:tcW w:w="3118" w:type="dxa"/>
+            <w:tcBorders>
+              <w:top w:val="single" w:sz="8" w:space="0" w:color="000000"/>
+              <w:left w:val="single" w:sz="8" w:space="0" w:color="000000"/>
+              <w:bottom w:val="single" w:sz="8" w:space="0" w:color="000000"/>
+              <w:right w:val="single" w:sz="8" w:space="0" w:color="000000"/>
+            </w:tcBorders>
+            <w:vAlign w:val="center"/>
+          </w:tcPr>
+          <w:p>
+            <w:pPr>
+              <w:jc w:val="left"/>
+              <w:rPr>
+                <w:sz w:val="24"/>
+                <w:szCs w:val="24"/>
+              </w:rPr>
+            </w:pPr>
+            <w:r>
+              <w:rPr>
+                <w:b w:val="0"/>
+                <w:sz w:val="24"/>
+                <w:szCs w:val="24"/>
+              </w:rPr>
+            </w:r>
+          </w:p>
+        </w:tc>
+        <w:tc>
+          <w:tcPr>
+            <w:tcW w:w="2494" w:type="dxa"/>
+            <w:tcBorders>
+              <w:top w:val="single" w:sz="8" w:space="0" w:color="000000"/>
+              <w:left w:val="single" w:sz="8" w:space="0" w:color="000000"/>
+              <w:bottom w:val="single" w:sz="8" w:space="0" w:color="000000"/>
+              <w:right w:val="single" w:sz="8" w:space="0" w:color="000000"/>
+            </w:tcBorders>
+            <w:vAlign w:val="center"/>
+          </w:tcPr>
+          <w:p>
+            <w:pPr>
+              <w:jc w:val="left"/>
               <w:rPr>
                 <w:sz w:val="24"/>
                 <w:szCs w:val="24"/>
@@ -10698,7 +10902,9 @@
       </w:tr>
       <w:tr>
         <w:trPr>
+          <w:cantSplit/>
           <w:jc w:val="center"/>
+          <w:trHeight w:val="453" w:hRule="atLeast"/>
         </w:trPr>
         <w:tc>
           <w:tcPr>
@@ -10768,63 +10974,63 @@
           </w:tcPr>
           <w:p>
             <w:pPr>
-              <w:jc w:val="both"/>
-              <w:rPr>
-                <w:sz w:val="24"/>
-                <w:szCs w:val="24"/>
-              </w:rPr>
-            </w:pPr>
-            <w:r>
-              <w:rPr>
-                <w:b w:val="0"/>
-                <w:sz w:val="24"/>
-                <w:szCs w:val="24"/>
-              </w:rPr>
-            </w:r>
-          </w:p>
-        </w:tc>
-        <w:tc>
-          <w:tcPr>
-            <w:tcW w:w="2948" w:type="dxa"/>
-            <w:tcBorders>
-              <w:top w:val="single" w:sz="8" w:space="0" w:color="000000"/>
-              <w:left w:val="single" w:sz="8" w:space="0" w:color="000000"/>
-              <w:bottom w:val="single" w:sz="8" w:space="0" w:color="000000"/>
-              <w:right w:val="single" w:sz="8" w:space="0" w:color="000000"/>
-            </w:tcBorders>
-            <w:vAlign w:val="center"/>
-          </w:tcPr>
-          <w:p>
-            <w:pPr>
-              <w:jc w:val="both"/>
-              <w:rPr>
-                <w:sz w:val="24"/>
-                <w:szCs w:val="24"/>
-              </w:rPr>
-            </w:pPr>
-            <w:r>
-              <w:rPr>
-                <w:b w:val="0"/>
-                <w:sz w:val="24"/>
-                <w:szCs w:val="24"/>
-              </w:rPr>
-            </w:r>
-          </w:p>
-        </w:tc>
-        <w:tc>
-          <w:tcPr>
-            <w:tcW w:w="2381" w:type="dxa"/>
-            <w:tcBorders>
-              <w:top w:val="single" w:sz="8" w:space="0" w:color="000000"/>
-              <w:left w:val="single" w:sz="8" w:space="0" w:color="000000"/>
-              <w:bottom w:val="single" w:sz="8" w:space="0" w:color="000000"/>
-              <w:right w:val="single" w:sz="8" w:space="0" w:color="000000"/>
-            </w:tcBorders>
-            <w:vAlign w:val="center"/>
-          </w:tcPr>
-          <w:p>
-            <w:pPr>
-              <w:jc w:val="both"/>
+              <w:jc w:val="left"/>
+              <w:rPr>
+                <w:sz w:val="24"/>
+                <w:szCs w:val="24"/>
+              </w:rPr>
+            </w:pPr>
+            <w:r>
+              <w:rPr>
+                <w:b w:val="0"/>
+                <w:sz w:val="24"/>
+                <w:szCs w:val="24"/>
+              </w:rPr>
+            </w:r>
+          </w:p>
+        </w:tc>
+        <w:tc>
+          <w:tcPr>
+            <w:tcW w:w="3118" w:type="dxa"/>
+            <w:tcBorders>
+              <w:top w:val="single" w:sz="8" w:space="0" w:color="000000"/>
+              <w:left w:val="single" w:sz="8" w:space="0" w:color="000000"/>
+              <w:bottom w:val="single" w:sz="8" w:space="0" w:color="000000"/>
+              <w:right w:val="single" w:sz="8" w:space="0" w:color="000000"/>
+            </w:tcBorders>
+            <w:vAlign w:val="center"/>
+          </w:tcPr>
+          <w:p>
+            <w:pPr>
+              <w:jc w:val="left"/>
+              <w:rPr>
+                <w:sz w:val="24"/>
+                <w:szCs w:val="24"/>
+              </w:rPr>
+            </w:pPr>
+            <w:r>
+              <w:rPr>
+                <w:b w:val="0"/>
+                <w:sz w:val="24"/>
+                <w:szCs w:val="24"/>
+              </w:rPr>
+            </w:r>
+          </w:p>
+        </w:tc>
+        <w:tc>
+          <w:tcPr>
+            <w:tcW w:w="2494" w:type="dxa"/>
+            <w:tcBorders>
+              <w:top w:val="single" w:sz="8" w:space="0" w:color="000000"/>
+              <w:left w:val="single" w:sz="8" w:space="0" w:color="000000"/>
+              <w:bottom w:val="single" w:sz="8" w:space="0" w:color="000000"/>
+              <w:right w:val="single" w:sz="8" w:space="0" w:color="000000"/>
+            </w:tcBorders>
+            <w:vAlign w:val="center"/>
+          </w:tcPr>
+          <w:p>
+            <w:pPr>
+              <w:jc w:val="left"/>
               <w:rPr>
                 <w:sz w:val="24"/>
                 <w:szCs w:val="24"/>
@@ -10868,6 +11074,7 @@
     <w:p>
       <w:pPr>
         <w:pStyle w:val="Heading2"/>
+        <w:keepNext/>
         <w:numPr>
           <w:ilvl w:val="1"/>
           <w:numId w:val="7"/>
@@ -10889,13 +11096,15 @@
       </w:tblPr>
       <w:tblGrid>
         <w:gridCol w:w="567"/>
-        <w:gridCol w:w="2551"/>
+        <w:gridCol w:w="2664"/>
         <w:gridCol w:w="1644"/>
         <w:gridCol w:w="1360"/>
-        <w:gridCol w:w="2664"/>
+        <w:gridCol w:w="2835"/>
       </w:tblGrid>
       <w:tr>
         <w:trPr>
+          <w:cantSplit/>
+          <w:tblHeader/>
           <w:jc w:val="center"/>
         </w:trPr>
         <w:tc>
@@ -10911,6 +11120,7 @@
           </w:tcPr>
           <w:p>
             <w:pPr>
+              <w:keepNext/>
               <w:jc w:val="center"/>
               <w:rPr>
                 <w:sz w:val="24"/>
@@ -10930,17 +11140,18 @@
         </w:tc>
         <w:tc>
           <w:tcPr>
-            <w:tcW w:w="2551" w:type="dxa"/>
-            <w:tcBorders>
-              <w:top w:val="single" w:sz="8" w:space="0" w:color="000000"/>
-              <w:left w:val="single" w:sz="8" w:space="0" w:color="000000"/>
-              <w:bottom w:val="single" w:sz="8" w:space="0" w:color="000000"/>
-              <w:right w:val="single" w:sz="8" w:space="0" w:color="000000"/>
-            </w:tcBorders>
-            <w:vAlign w:val="center"/>
-          </w:tcPr>
-          <w:p>
-            <w:pPr>
+            <w:tcW w:w="2664" w:type="dxa"/>
+            <w:tcBorders>
+              <w:top w:val="single" w:sz="8" w:space="0" w:color="000000"/>
+              <w:left w:val="single" w:sz="8" w:space="0" w:color="000000"/>
+              <w:bottom w:val="single" w:sz="8" w:space="0" w:color="000000"/>
+              <w:right w:val="single" w:sz="8" w:space="0" w:color="000000"/>
+            </w:tcBorders>
+            <w:vAlign w:val="center"/>
+          </w:tcPr>
+          <w:p>
+            <w:pPr>
+              <w:keepNext/>
               <w:jc w:val="center"/>
               <w:rPr>
                 <w:sz w:val="24"/>
@@ -10971,6 +11182,7 @@
           </w:tcPr>
           <w:p>
             <w:pPr>
+              <w:keepNext/>
               <w:jc w:val="center"/>
               <w:rPr>
                 <w:sz w:val="24"/>
@@ -11001,6 +11213,7 @@
           </w:tcPr>
           <w:p>
             <w:pPr>
+              <w:keepNext/>
               <w:jc w:val="center"/>
               <w:rPr>
                 <w:sz w:val="24"/>
@@ -11020,17 +11233,18 @@
         </w:tc>
         <w:tc>
           <w:tcPr>
-            <w:tcW w:w="2664" w:type="dxa"/>
-            <w:tcBorders>
-              <w:top w:val="single" w:sz="8" w:space="0" w:color="000000"/>
-              <w:left w:val="single" w:sz="8" w:space="0" w:color="000000"/>
-              <w:bottom w:val="single" w:sz="8" w:space="0" w:color="000000"/>
-              <w:right w:val="single" w:sz="8" w:space="0" w:color="000000"/>
-            </w:tcBorders>
-            <w:vAlign w:val="center"/>
-          </w:tcPr>
-          <w:p>
-            <w:pPr>
+            <w:tcW w:w="2835" w:type="dxa"/>
+            <w:tcBorders>
+              <w:top w:val="single" w:sz="8" w:space="0" w:color="000000"/>
+              <w:left w:val="single" w:sz="8" w:space="0" w:color="000000"/>
+              <w:bottom w:val="single" w:sz="8" w:space="0" w:color="000000"/>
+              <w:right w:val="single" w:sz="8" w:space="0" w:color="000000"/>
+            </w:tcBorders>
+            <w:vAlign w:val="center"/>
+          </w:tcPr>
+          <w:p>
+            <w:pPr>
+              <w:keepNext/>
               <w:jc w:val="center"/>
               <w:rPr>
                 <w:sz w:val="24"/>
@@ -11051,7 +11265,9 @@
       </w:tr>
       <w:tr>
         <w:trPr>
+          <w:cantSplit/>
           <w:jc w:val="center"/>
+          <w:trHeight w:val="453" w:hRule="atLeast"/>
         </w:trPr>
         <w:tc>
           <w:tcPr>
@@ -11083,7 +11299,7 @@
         </w:tc>
         <w:tc>
           <w:tcPr>
-            <w:tcW w:w="2551" w:type="dxa"/>
+            <w:tcW w:w="2664" w:type="dxa"/>
             <w:tcBorders>
               <w:top w:val="single" w:sz="8" w:space="0" w:color="000000"/>
               <w:left w:val="single" w:sz="8" w:space="0" w:color="000000"/>
@@ -11121,7 +11337,7 @@
           </w:tcPr>
           <w:p>
             <w:pPr>
-              <w:jc w:val="both"/>
+              <w:jc w:val="left"/>
               <w:rPr>
                 <w:sz w:val="24"/>
                 <w:szCs w:val="24"/>
@@ -11149,35 +11365,35 @@
           </w:tcPr>
           <w:p>
             <w:pPr>
-              <w:jc w:val="both"/>
-              <w:rPr>
-                <w:sz w:val="24"/>
-                <w:szCs w:val="24"/>
-              </w:rPr>
-            </w:pPr>
-            <w:r>
-              <w:rPr>
-                <w:b w:val="0"/>
-                <w:sz w:val="24"/>
-                <w:szCs w:val="24"/>
-              </w:rPr>
-            </w:r>
-          </w:p>
-        </w:tc>
-        <w:tc>
-          <w:tcPr>
-            <w:tcW w:w="2664" w:type="dxa"/>
-            <w:tcBorders>
-              <w:top w:val="single" w:sz="8" w:space="0" w:color="000000"/>
-              <w:left w:val="single" w:sz="8" w:space="0" w:color="000000"/>
-              <w:bottom w:val="single" w:sz="8" w:space="0" w:color="000000"/>
-              <w:right w:val="single" w:sz="8" w:space="0" w:color="000000"/>
-            </w:tcBorders>
-            <w:vAlign w:val="center"/>
-          </w:tcPr>
-          <w:p>
-            <w:pPr>
-              <w:jc w:val="both"/>
+              <w:jc w:val="left"/>
+              <w:rPr>
+                <w:sz w:val="24"/>
+                <w:szCs w:val="24"/>
+              </w:rPr>
+            </w:pPr>
+            <w:r>
+              <w:rPr>
+                <w:b w:val="0"/>
+                <w:sz w:val="24"/>
+                <w:szCs w:val="24"/>
+              </w:rPr>
+            </w:r>
+          </w:p>
+        </w:tc>
+        <w:tc>
+          <w:tcPr>
+            <w:tcW w:w="2835" w:type="dxa"/>
+            <w:tcBorders>
+              <w:top w:val="single" w:sz="8" w:space="0" w:color="000000"/>
+              <w:left w:val="single" w:sz="8" w:space="0" w:color="000000"/>
+              <w:bottom w:val="single" w:sz="8" w:space="0" w:color="000000"/>
+              <w:right w:val="single" w:sz="8" w:space="0" w:color="000000"/>
+            </w:tcBorders>
+            <w:vAlign w:val="center"/>
+          </w:tcPr>
+          <w:p>
+            <w:pPr>
+              <w:jc w:val="left"/>
               <w:rPr>
                 <w:sz w:val="24"/>
                 <w:szCs w:val="24"/>
@@ -11195,7 +11411,9 @@
       </w:tr>
       <w:tr>
         <w:trPr>
+          <w:cantSplit/>
           <w:jc w:val="center"/>
+          <w:trHeight w:val="453" w:hRule="atLeast"/>
         </w:trPr>
         <w:tc>
           <w:tcPr>
@@ -11227,7 +11445,7 @@
         </w:tc>
         <w:tc>
           <w:tcPr>
-            <w:tcW w:w="2551" w:type="dxa"/>
+            <w:tcW w:w="2664" w:type="dxa"/>
             <w:tcBorders>
               <w:top w:val="single" w:sz="8" w:space="0" w:color="000000"/>
               <w:left w:val="single" w:sz="8" w:space="0" w:color="000000"/>
@@ -11265,7 +11483,7 @@
           </w:tcPr>
           <w:p>
             <w:pPr>
-              <w:jc w:val="both"/>
+              <w:jc w:val="left"/>
               <w:rPr>
                 <w:sz w:val="24"/>
                 <w:szCs w:val="24"/>
@@ -11293,35 +11511,35 @@
           </w:tcPr>
           <w:p>
             <w:pPr>
-              <w:jc w:val="both"/>
-              <w:rPr>
-                <w:sz w:val="24"/>
-                <w:szCs w:val="24"/>
-              </w:rPr>
-            </w:pPr>
-            <w:r>
-              <w:rPr>
-                <w:b w:val="0"/>
-                <w:sz w:val="24"/>
-                <w:szCs w:val="24"/>
-              </w:rPr>
-            </w:r>
-          </w:p>
-        </w:tc>
-        <w:tc>
-          <w:tcPr>
-            <w:tcW w:w="2664" w:type="dxa"/>
-            <w:tcBorders>
-              <w:top w:val="single" w:sz="8" w:space="0" w:color="000000"/>
-              <w:left w:val="single" w:sz="8" w:space="0" w:color="000000"/>
-              <w:bottom w:val="single" w:sz="8" w:space="0" w:color="000000"/>
-              <w:right w:val="single" w:sz="8" w:space="0" w:color="000000"/>
-            </w:tcBorders>
-            <w:vAlign w:val="center"/>
-          </w:tcPr>
-          <w:p>
-            <w:pPr>
-              <w:jc w:val="both"/>
+              <w:jc w:val="left"/>
+              <w:rPr>
+                <w:sz w:val="24"/>
+                <w:szCs w:val="24"/>
+              </w:rPr>
+            </w:pPr>
+            <w:r>
+              <w:rPr>
+                <w:b w:val="0"/>
+                <w:sz w:val="24"/>
+                <w:szCs w:val="24"/>
+              </w:rPr>
+            </w:r>
+          </w:p>
+        </w:tc>
+        <w:tc>
+          <w:tcPr>
+            <w:tcW w:w="2835" w:type="dxa"/>
+            <w:tcBorders>
+              <w:top w:val="single" w:sz="8" w:space="0" w:color="000000"/>
+              <w:left w:val="single" w:sz="8" w:space="0" w:color="000000"/>
+              <w:bottom w:val="single" w:sz="8" w:space="0" w:color="000000"/>
+              <w:right w:val="single" w:sz="8" w:space="0" w:color="000000"/>
+            </w:tcBorders>
+            <w:vAlign w:val="center"/>
+          </w:tcPr>
+          <w:p>
+            <w:pPr>
+              <w:jc w:val="left"/>
               <w:rPr>
                 <w:sz w:val="24"/>
                 <w:szCs w:val="24"/>
@@ -11339,7 +11557,9 @@
       </w:tr>
       <w:tr>
         <w:trPr>
+          <w:cantSplit/>
           <w:jc w:val="center"/>
+          <w:trHeight w:val="453" w:hRule="atLeast"/>
         </w:trPr>
         <w:tc>
           <w:tcPr>
@@ -11371,7 +11591,7 @@
         </w:tc>
         <w:tc>
           <w:tcPr>
-            <w:tcW w:w="2551" w:type="dxa"/>
+            <w:tcW w:w="2664" w:type="dxa"/>
             <w:tcBorders>
               <w:top w:val="single" w:sz="8" w:space="0" w:color="000000"/>
               <w:left w:val="single" w:sz="8" w:space="0" w:color="000000"/>
@@ -11409,7 +11629,7 @@
           </w:tcPr>
           <w:p>
             <w:pPr>
-              <w:jc w:val="both"/>
+              <w:jc w:val="left"/>
               <w:rPr>
                 <w:sz w:val="24"/>
                 <w:szCs w:val="24"/>
@@ -11437,35 +11657,35 @@
           </w:tcPr>
           <w:p>
             <w:pPr>
-              <w:jc w:val="both"/>
-              <w:rPr>
-                <w:sz w:val="24"/>
-                <w:szCs w:val="24"/>
-              </w:rPr>
-            </w:pPr>
-            <w:r>
-              <w:rPr>
-                <w:b w:val="0"/>
-                <w:sz w:val="24"/>
-                <w:szCs w:val="24"/>
-              </w:rPr>
-            </w:r>
-          </w:p>
-        </w:tc>
-        <w:tc>
-          <w:tcPr>
-            <w:tcW w:w="2664" w:type="dxa"/>
-            <w:tcBorders>
-              <w:top w:val="single" w:sz="8" w:space="0" w:color="000000"/>
-              <w:left w:val="single" w:sz="8" w:space="0" w:color="000000"/>
-              <w:bottom w:val="single" w:sz="8" w:space="0" w:color="000000"/>
-              <w:right w:val="single" w:sz="8" w:space="0" w:color="000000"/>
-            </w:tcBorders>
-            <w:vAlign w:val="center"/>
-          </w:tcPr>
-          <w:p>
-            <w:pPr>
-              <w:jc w:val="both"/>
+              <w:jc w:val="left"/>
+              <w:rPr>
+                <w:sz w:val="24"/>
+                <w:szCs w:val="24"/>
+              </w:rPr>
+            </w:pPr>
+            <w:r>
+              <w:rPr>
+                <w:b w:val="0"/>
+                <w:sz w:val="24"/>
+                <w:szCs w:val="24"/>
+              </w:rPr>
+            </w:r>
+          </w:p>
+        </w:tc>
+        <w:tc>
+          <w:tcPr>
+            <w:tcW w:w="2835" w:type="dxa"/>
+            <w:tcBorders>
+              <w:top w:val="single" w:sz="8" w:space="0" w:color="000000"/>
+              <w:left w:val="single" w:sz="8" w:space="0" w:color="000000"/>
+              <w:bottom w:val="single" w:sz="8" w:space="0" w:color="000000"/>
+              <w:right w:val="single" w:sz="8" w:space="0" w:color="000000"/>
+            </w:tcBorders>
+            <w:vAlign w:val="center"/>
+          </w:tcPr>
+          <w:p>
+            <w:pPr>
+              <w:jc w:val="left"/>
               <w:rPr>
                 <w:sz w:val="24"/>
                 <w:szCs w:val="24"/>
@@ -11483,7 +11703,9 @@
       </w:tr>
       <w:tr>
         <w:trPr>
+          <w:cantSplit/>
           <w:jc w:val="center"/>
+          <w:trHeight w:val="453" w:hRule="atLeast"/>
         </w:trPr>
         <w:tc>
           <w:tcPr>
@@ -11515,7 +11737,7 @@
         </w:tc>
         <w:tc>
           <w:tcPr>
-            <w:tcW w:w="2551" w:type="dxa"/>
+            <w:tcW w:w="2664" w:type="dxa"/>
             <w:tcBorders>
               <w:top w:val="single" w:sz="8" w:space="0" w:color="000000"/>
               <w:left w:val="single" w:sz="8" w:space="0" w:color="000000"/>
@@ -11553,7 +11775,7 @@
           </w:tcPr>
           <w:p>
             <w:pPr>
-              <w:jc w:val="both"/>
+              <w:jc w:val="left"/>
               <w:rPr>
                 <w:sz w:val="24"/>
                 <w:szCs w:val="24"/>
@@ -11581,35 +11803,35 @@
           </w:tcPr>
           <w:p>
             <w:pPr>
-              <w:jc w:val="both"/>
-              <w:rPr>
-                <w:sz w:val="24"/>
-                <w:szCs w:val="24"/>
-              </w:rPr>
-            </w:pPr>
-            <w:r>
-              <w:rPr>
-                <w:b w:val="0"/>
-                <w:sz w:val="24"/>
-                <w:szCs w:val="24"/>
-              </w:rPr>
-            </w:r>
-          </w:p>
-        </w:tc>
-        <w:tc>
-          <w:tcPr>
-            <w:tcW w:w="2664" w:type="dxa"/>
-            <w:tcBorders>
-              <w:top w:val="single" w:sz="8" w:space="0" w:color="000000"/>
-              <w:left w:val="single" w:sz="8" w:space="0" w:color="000000"/>
-              <w:bottom w:val="single" w:sz="8" w:space="0" w:color="000000"/>
-              <w:right w:val="single" w:sz="8" w:space="0" w:color="000000"/>
-            </w:tcBorders>
-            <w:vAlign w:val="center"/>
-          </w:tcPr>
-          <w:p>
-            <w:pPr>
-              <w:jc w:val="both"/>
+              <w:jc w:val="left"/>
+              <w:rPr>
+                <w:sz w:val="24"/>
+                <w:szCs w:val="24"/>
+              </w:rPr>
+            </w:pPr>
+            <w:r>
+              <w:rPr>
+                <w:b w:val="0"/>
+                <w:sz w:val="24"/>
+                <w:szCs w:val="24"/>
+              </w:rPr>
+            </w:r>
+          </w:p>
+        </w:tc>
+        <w:tc>
+          <w:tcPr>
+            <w:tcW w:w="2835" w:type="dxa"/>
+            <w:tcBorders>
+              <w:top w:val="single" w:sz="8" w:space="0" w:color="000000"/>
+              <w:left w:val="single" w:sz="8" w:space="0" w:color="000000"/>
+              <w:bottom w:val="single" w:sz="8" w:space="0" w:color="000000"/>
+              <w:right w:val="single" w:sz="8" w:space="0" w:color="000000"/>
+            </w:tcBorders>
+            <w:vAlign w:val="center"/>
+          </w:tcPr>
+          <w:p>
+            <w:pPr>
+              <w:jc w:val="left"/>
               <w:rPr>
                 <w:sz w:val="24"/>
                 <w:szCs w:val="24"/>
@@ -11627,7 +11849,9 @@
       </w:tr>
       <w:tr>
         <w:trPr>
+          <w:cantSplit/>
           <w:jc w:val="center"/>
+          <w:trHeight w:val="453" w:hRule="atLeast"/>
         </w:trPr>
         <w:tc>
           <w:tcPr>
@@ -11659,7 +11883,7 @@
         </w:tc>
         <w:tc>
           <w:tcPr>
-            <w:tcW w:w="2551" w:type="dxa"/>
+            <w:tcW w:w="2664" w:type="dxa"/>
             <w:tcBorders>
               <w:top w:val="single" w:sz="8" w:space="0" w:color="000000"/>
               <w:left w:val="single" w:sz="8" w:space="0" w:color="000000"/>
@@ -11697,7 +11921,7 @@
           </w:tcPr>
           <w:p>
             <w:pPr>
-              <w:jc w:val="both"/>
+              <w:jc w:val="left"/>
               <w:rPr>
                 <w:sz w:val="24"/>
                 <w:szCs w:val="24"/>
@@ -11725,35 +11949,35 @@
           </w:tcPr>
           <w:p>
             <w:pPr>
-              <w:jc w:val="both"/>
-              <w:rPr>
-                <w:sz w:val="24"/>
-                <w:szCs w:val="24"/>
-              </w:rPr>
-            </w:pPr>
-            <w:r>
-              <w:rPr>
-                <w:b w:val="0"/>
-                <w:sz w:val="24"/>
-                <w:szCs w:val="24"/>
-              </w:rPr>
-            </w:r>
-          </w:p>
-        </w:tc>
-        <w:tc>
-          <w:tcPr>
-            <w:tcW w:w="2664" w:type="dxa"/>
-            <w:tcBorders>
-              <w:top w:val="single" w:sz="8" w:space="0" w:color="000000"/>
-              <w:left w:val="single" w:sz="8" w:space="0" w:color="000000"/>
-              <w:bottom w:val="single" w:sz="8" w:space="0" w:color="000000"/>
-              <w:right w:val="single" w:sz="8" w:space="0" w:color="000000"/>
-            </w:tcBorders>
-            <w:vAlign w:val="center"/>
-          </w:tcPr>
-          <w:p>
-            <w:pPr>
-              <w:jc w:val="both"/>
+              <w:jc w:val="left"/>
+              <w:rPr>
+                <w:sz w:val="24"/>
+                <w:szCs w:val="24"/>
+              </w:rPr>
+            </w:pPr>
+            <w:r>
+              <w:rPr>
+                <w:b w:val="0"/>
+                <w:sz w:val="24"/>
+                <w:szCs w:val="24"/>
+              </w:rPr>
+            </w:r>
+          </w:p>
+        </w:tc>
+        <w:tc>
+          <w:tcPr>
+            <w:tcW w:w="2835" w:type="dxa"/>
+            <w:tcBorders>
+              <w:top w:val="single" w:sz="8" w:space="0" w:color="000000"/>
+              <w:left w:val="single" w:sz="8" w:space="0" w:color="000000"/>
+              <w:bottom w:val="single" w:sz="8" w:space="0" w:color="000000"/>
+              <w:right w:val="single" w:sz="8" w:space="0" w:color="000000"/>
+            </w:tcBorders>
+            <w:vAlign w:val="center"/>
+          </w:tcPr>
+          <w:p>
+            <w:pPr>
+              <w:jc w:val="left"/>
               <w:rPr>
                 <w:sz w:val="24"/>
                 <w:szCs w:val="24"/>
@@ -11771,7 +11995,9 @@
       </w:tr>
       <w:tr>
         <w:trPr>
+          <w:cantSplit/>
           <w:jc w:val="center"/>
+          <w:trHeight w:val="453" w:hRule="atLeast"/>
         </w:trPr>
         <w:tc>
           <w:tcPr>
@@ -11803,7 +12029,7 @@
         </w:tc>
         <w:tc>
           <w:tcPr>
-            <w:tcW w:w="2551" w:type="dxa"/>
+            <w:tcW w:w="2664" w:type="dxa"/>
             <w:tcBorders>
               <w:top w:val="single" w:sz="8" w:space="0" w:color="000000"/>
               <w:left w:val="single" w:sz="8" w:space="0" w:color="000000"/>
@@ -11841,7 +12067,7 @@
           </w:tcPr>
           <w:p>
             <w:pPr>
-              <w:jc w:val="both"/>
+              <w:jc w:val="left"/>
               <w:rPr>
                 <w:sz w:val="24"/>
                 <w:szCs w:val="24"/>
@@ -11869,35 +12095,35 @@
           </w:tcPr>
           <w:p>
             <w:pPr>
-              <w:jc w:val="both"/>
-              <w:rPr>
-                <w:sz w:val="24"/>
-                <w:szCs w:val="24"/>
-              </w:rPr>
-            </w:pPr>
-            <w:r>
-              <w:rPr>
-                <w:b w:val="0"/>
-                <w:sz w:val="24"/>
-                <w:szCs w:val="24"/>
-              </w:rPr>
-            </w:r>
-          </w:p>
-        </w:tc>
-        <w:tc>
-          <w:tcPr>
-            <w:tcW w:w="2664" w:type="dxa"/>
-            <w:tcBorders>
-              <w:top w:val="single" w:sz="8" w:space="0" w:color="000000"/>
-              <w:left w:val="single" w:sz="8" w:space="0" w:color="000000"/>
-              <w:bottom w:val="single" w:sz="8" w:space="0" w:color="000000"/>
-              <w:right w:val="single" w:sz="8" w:space="0" w:color="000000"/>
-            </w:tcBorders>
-            <w:vAlign w:val="center"/>
-          </w:tcPr>
-          <w:p>
-            <w:pPr>
-              <w:jc w:val="both"/>
+              <w:jc w:val="left"/>
+              <w:rPr>
+                <w:sz w:val="24"/>
+                <w:szCs w:val="24"/>
+              </w:rPr>
+            </w:pPr>
+            <w:r>
+              <w:rPr>
+                <w:b w:val="0"/>
+                <w:sz w:val="24"/>
+                <w:szCs w:val="24"/>
+              </w:rPr>
+            </w:r>
+          </w:p>
+        </w:tc>
+        <w:tc>
+          <w:tcPr>
+            <w:tcW w:w="2835" w:type="dxa"/>
+            <w:tcBorders>
+              <w:top w:val="single" w:sz="8" w:space="0" w:color="000000"/>
+              <w:left w:val="single" w:sz="8" w:space="0" w:color="000000"/>
+              <w:bottom w:val="single" w:sz="8" w:space="0" w:color="000000"/>
+              <w:right w:val="single" w:sz="8" w:space="0" w:color="000000"/>
+            </w:tcBorders>
+            <w:vAlign w:val="center"/>
+          </w:tcPr>
+          <w:p>
+            <w:pPr>
+              <w:jc w:val="left"/>
               <w:rPr>
                 <w:sz w:val="24"/>
                 <w:szCs w:val="24"/>
@@ -11915,7 +12141,9 @@
       </w:tr>
       <w:tr>
         <w:trPr>
+          <w:cantSplit/>
           <w:jc w:val="center"/>
+          <w:trHeight w:val="453" w:hRule="atLeast"/>
         </w:trPr>
         <w:tc>
           <w:tcPr>
@@ -11947,7 +12175,7 @@
         </w:tc>
         <w:tc>
           <w:tcPr>
-            <w:tcW w:w="2551" w:type="dxa"/>
+            <w:tcW w:w="2664" w:type="dxa"/>
             <w:tcBorders>
               <w:top w:val="single" w:sz="8" w:space="0" w:color="000000"/>
               <w:left w:val="single" w:sz="8" w:space="0" w:color="000000"/>
@@ -11985,7 +12213,7 @@
           </w:tcPr>
           <w:p>
             <w:pPr>
-              <w:jc w:val="both"/>
+              <w:jc w:val="left"/>
               <w:rPr>
                 <w:sz w:val="24"/>
                 <w:szCs w:val="24"/>
@@ -12013,35 +12241,35 @@
           </w:tcPr>
           <w:p>
             <w:pPr>
-              <w:jc w:val="both"/>
-              <w:rPr>
-                <w:sz w:val="24"/>
-                <w:szCs w:val="24"/>
-              </w:rPr>
-            </w:pPr>
-            <w:r>
-              <w:rPr>
-                <w:b w:val="0"/>
-                <w:sz w:val="24"/>
-                <w:szCs w:val="24"/>
-              </w:rPr>
-            </w:r>
-          </w:p>
-        </w:tc>
-        <w:tc>
-          <w:tcPr>
-            <w:tcW w:w="2664" w:type="dxa"/>
-            <w:tcBorders>
-              <w:top w:val="single" w:sz="8" w:space="0" w:color="000000"/>
-              <w:left w:val="single" w:sz="8" w:space="0" w:color="000000"/>
-              <w:bottom w:val="single" w:sz="8" w:space="0" w:color="000000"/>
-              <w:right w:val="single" w:sz="8" w:space="0" w:color="000000"/>
-            </w:tcBorders>
-            <w:vAlign w:val="center"/>
-          </w:tcPr>
-          <w:p>
-            <w:pPr>
-              <w:jc w:val="both"/>
+              <w:jc w:val="left"/>
+              <w:rPr>
+                <w:sz w:val="24"/>
+                <w:szCs w:val="24"/>
+              </w:rPr>
+            </w:pPr>
+            <w:r>
+              <w:rPr>
+                <w:b w:val="0"/>
+                <w:sz w:val="24"/>
+                <w:szCs w:val="24"/>
+              </w:rPr>
+            </w:r>
+          </w:p>
+        </w:tc>
+        <w:tc>
+          <w:tcPr>
+            <w:tcW w:w="2835" w:type="dxa"/>
+            <w:tcBorders>
+              <w:top w:val="single" w:sz="8" w:space="0" w:color="000000"/>
+              <w:left w:val="single" w:sz="8" w:space="0" w:color="000000"/>
+              <w:bottom w:val="single" w:sz="8" w:space="0" w:color="000000"/>
+              <w:right w:val="single" w:sz="8" w:space="0" w:color="000000"/>
+            </w:tcBorders>
+            <w:vAlign w:val="center"/>
+          </w:tcPr>
+          <w:p>
+            <w:pPr>
+              <w:jc w:val="left"/>
               <w:rPr>
                 <w:sz w:val="24"/>
                 <w:szCs w:val="24"/>
@@ -12059,7 +12287,9 @@
       </w:tr>
       <w:tr>
         <w:trPr>
+          <w:cantSplit/>
           <w:jc w:val="center"/>
+          <w:trHeight w:val="453" w:hRule="atLeast"/>
         </w:trPr>
         <w:tc>
           <w:tcPr>
@@ -12091,7 +12321,7 @@
         </w:tc>
         <w:tc>
           <w:tcPr>
-            <w:tcW w:w="2551" w:type="dxa"/>
+            <w:tcW w:w="2664" w:type="dxa"/>
             <w:tcBorders>
               <w:top w:val="single" w:sz="8" w:space="0" w:color="000000"/>
               <w:left w:val="single" w:sz="8" w:space="0" w:color="000000"/>
@@ -12129,7 +12359,7 @@
           </w:tcPr>
           <w:p>
             <w:pPr>
-              <w:jc w:val="both"/>
+              <w:jc w:val="left"/>
               <w:rPr>
                 <w:sz w:val="24"/>
                 <w:szCs w:val="24"/>
@@ -12157,35 +12387,35 @@
           </w:tcPr>
           <w:p>
             <w:pPr>
-              <w:jc w:val="both"/>
-              <w:rPr>
-                <w:sz w:val="24"/>
-                <w:szCs w:val="24"/>
-              </w:rPr>
-            </w:pPr>
-            <w:r>
-              <w:rPr>
-                <w:b w:val="0"/>
-                <w:sz w:val="24"/>
-                <w:szCs w:val="24"/>
-              </w:rPr>
-            </w:r>
-          </w:p>
-        </w:tc>
-        <w:tc>
-          <w:tcPr>
-            <w:tcW w:w="2664" w:type="dxa"/>
-            <w:tcBorders>
-              <w:top w:val="single" w:sz="8" w:space="0" w:color="000000"/>
-              <w:left w:val="single" w:sz="8" w:space="0" w:color="000000"/>
-              <w:bottom w:val="single" w:sz="8" w:space="0" w:color="000000"/>
-              <w:right w:val="single" w:sz="8" w:space="0" w:color="000000"/>
-            </w:tcBorders>
-            <w:vAlign w:val="center"/>
-          </w:tcPr>
-          <w:p>
-            <w:pPr>
-              <w:jc w:val="both"/>
+              <w:jc w:val="left"/>
+              <w:rPr>
+                <w:sz w:val="24"/>
+                <w:szCs w:val="24"/>
+              </w:rPr>
+            </w:pPr>
+            <w:r>
+              <w:rPr>
+                <w:b w:val="0"/>
+                <w:sz w:val="24"/>
+                <w:szCs w:val="24"/>
+              </w:rPr>
+            </w:r>
+          </w:p>
+        </w:tc>
+        <w:tc>
+          <w:tcPr>
+            <w:tcW w:w="2835" w:type="dxa"/>
+            <w:tcBorders>
+              <w:top w:val="single" w:sz="8" w:space="0" w:color="000000"/>
+              <w:left w:val="single" w:sz="8" w:space="0" w:color="000000"/>
+              <w:bottom w:val="single" w:sz="8" w:space="0" w:color="000000"/>
+              <w:right w:val="single" w:sz="8" w:space="0" w:color="000000"/>
+            </w:tcBorders>
+            <w:vAlign w:val="center"/>
+          </w:tcPr>
+          <w:p>
+            <w:pPr>
+              <w:jc w:val="left"/>
               <w:rPr>
                 <w:sz w:val="24"/>
                 <w:szCs w:val="24"/>
@@ -12203,7 +12433,9 @@
       </w:tr>
       <w:tr>
         <w:trPr>
+          <w:cantSplit/>
           <w:jc w:val="center"/>
+          <w:trHeight w:val="453" w:hRule="atLeast"/>
         </w:trPr>
         <w:tc>
           <w:tcPr>
@@ -12235,7 +12467,7 @@
         </w:tc>
         <w:tc>
           <w:tcPr>
-            <w:tcW w:w="2551" w:type="dxa"/>
+            <w:tcW w:w="2664" w:type="dxa"/>
             <w:tcBorders>
               <w:top w:val="single" w:sz="8" w:space="0" w:color="000000"/>
               <w:left w:val="single" w:sz="8" w:space="0" w:color="000000"/>
@@ -12273,7 +12505,7 @@
           </w:tcPr>
           <w:p>
             <w:pPr>
-              <w:jc w:val="both"/>
+              <w:jc w:val="left"/>
               <w:rPr>
                 <w:sz w:val="24"/>
                 <w:szCs w:val="24"/>
@@ -12301,35 +12533,35 @@
           </w:tcPr>
           <w:p>
             <w:pPr>
-              <w:jc w:val="both"/>
-              <w:rPr>
-                <w:sz w:val="24"/>
-                <w:szCs w:val="24"/>
-              </w:rPr>
-            </w:pPr>
-            <w:r>
-              <w:rPr>
-                <w:b w:val="0"/>
-                <w:sz w:val="24"/>
-                <w:szCs w:val="24"/>
-              </w:rPr>
-            </w:r>
-          </w:p>
-        </w:tc>
-        <w:tc>
-          <w:tcPr>
-            <w:tcW w:w="2664" w:type="dxa"/>
-            <w:tcBorders>
-              <w:top w:val="single" w:sz="8" w:space="0" w:color="000000"/>
-              <w:left w:val="single" w:sz="8" w:space="0" w:color="000000"/>
-              <w:bottom w:val="single" w:sz="8" w:space="0" w:color="000000"/>
-              <w:right w:val="single" w:sz="8" w:space="0" w:color="000000"/>
-            </w:tcBorders>
-            <w:vAlign w:val="center"/>
-          </w:tcPr>
-          <w:p>
-            <w:pPr>
-              <w:jc w:val="both"/>
+              <w:jc w:val="left"/>
+              <w:rPr>
+                <w:sz w:val="24"/>
+                <w:szCs w:val="24"/>
+              </w:rPr>
+            </w:pPr>
+            <w:r>
+              <w:rPr>
+                <w:b w:val="0"/>
+                <w:sz w:val="24"/>
+                <w:szCs w:val="24"/>
+              </w:rPr>
+            </w:r>
+          </w:p>
+        </w:tc>
+        <w:tc>
+          <w:tcPr>
+            <w:tcW w:w="2835" w:type="dxa"/>
+            <w:tcBorders>
+              <w:top w:val="single" w:sz="8" w:space="0" w:color="000000"/>
+              <w:left w:val="single" w:sz="8" w:space="0" w:color="000000"/>
+              <w:bottom w:val="single" w:sz="8" w:space="0" w:color="000000"/>
+              <w:right w:val="single" w:sz="8" w:space="0" w:color="000000"/>
+            </w:tcBorders>
+            <w:vAlign w:val="center"/>
+          </w:tcPr>
+          <w:p>
+            <w:pPr>
+              <w:jc w:val="left"/>
               <w:rPr>
                 <w:sz w:val="24"/>
                 <w:szCs w:val="24"/>
@@ -12347,7 +12579,9 @@
       </w:tr>
       <w:tr>
         <w:trPr>
+          <w:cantSplit/>
           <w:jc w:val="center"/>
+          <w:trHeight w:val="453" w:hRule="atLeast"/>
         </w:trPr>
         <w:tc>
           <w:tcPr>
@@ -12379,7 +12613,7 @@
         </w:tc>
         <w:tc>
           <w:tcPr>
-            <w:tcW w:w="2551" w:type="dxa"/>
+            <w:tcW w:w="2664" w:type="dxa"/>
             <w:tcBorders>
               <w:top w:val="single" w:sz="8" w:space="0" w:color="000000"/>
               <w:left w:val="single" w:sz="8" w:space="0" w:color="000000"/>
@@ -12417,7 +12651,7 @@
           </w:tcPr>
           <w:p>
             <w:pPr>
-              <w:jc w:val="both"/>
+              <w:jc w:val="left"/>
               <w:rPr>
                 <w:sz w:val="24"/>
                 <w:szCs w:val="24"/>
@@ -12445,35 +12679,35 @@
           </w:tcPr>
           <w:p>
             <w:pPr>
-              <w:jc w:val="both"/>
-              <w:rPr>
-                <w:sz w:val="24"/>
-                <w:szCs w:val="24"/>
-              </w:rPr>
-            </w:pPr>
-            <w:r>
-              <w:rPr>
-                <w:b w:val="0"/>
-                <w:sz w:val="24"/>
-                <w:szCs w:val="24"/>
-              </w:rPr>
-            </w:r>
-          </w:p>
-        </w:tc>
-        <w:tc>
-          <w:tcPr>
-            <w:tcW w:w="2664" w:type="dxa"/>
-            <w:tcBorders>
-              <w:top w:val="single" w:sz="8" w:space="0" w:color="000000"/>
-              <w:left w:val="single" w:sz="8" w:space="0" w:color="000000"/>
-              <w:bottom w:val="single" w:sz="8" w:space="0" w:color="000000"/>
-              <w:right w:val="single" w:sz="8" w:space="0" w:color="000000"/>
-            </w:tcBorders>
-            <w:vAlign w:val="center"/>
-          </w:tcPr>
-          <w:p>
-            <w:pPr>
-              <w:jc w:val="both"/>
+              <w:jc w:val="left"/>
+              <w:rPr>
+                <w:sz w:val="24"/>
+                <w:szCs w:val="24"/>
+              </w:rPr>
+            </w:pPr>
+            <w:r>
+              <w:rPr>
+                <w:b w:val="0"/>
+                <w:sz w:val="24"/>
+                <w:szCs w:val="24"/>
+              </w:rPr>
+            </w:r>
+          </w:p>
+        </w:tc>
+        <w:tc>
+          <w:tcPr>
+            <w:tcW w:w="2835" w:type="dxa"/>
+            <w:tcBorders>
+              <w:top w:val="single" w:sz="8" w:space="0" w:color="000000"/>
+              <w:left w:val="single" w:sz="8" w:space="0" w:color="000000"/>
+              <w:bottom w:val="single" w:sz="8" w:space="0" w:color="000000"/>
+              <w:right w:val="single" w:sz="8" w:space="0" w:color="000000"/>
+            </w:tcBorders>
+            <w:vAlign w:val="center"/>
+          </w:tcPr>
+          <w:p>
+            <w:pPr>
+              <w:jc w:val="left"/>
               <w:rPr>
                 <w:sz w:val="24"/>
                 <w:szCs w:val="24"/>
@@ -12542,6 +12776,7 @@
     </w:p>
     <w:p>
       <w:pPr>
+        <w:keepNext/>
         <w:pBdr>
           <w:top w:val="nil"/>
           <w:left w:val="nil"/>
@@ -12580,6 +12815,8 @@
       </w:tblGrid>
       <w:tr>
         <w:trPr>
+          <w:cantSplit/>
+          <w:tblHeader/>
           <w:jc w:val="center"/>
         </w:trPr>
         <w:tc>
@@ -12595,6 +12832,7 @@
           </w:tcPr>
           <w:p>
             <w:pPr>
+              <w:keepNext/>
               <w:jc w:val="center"/>
               <w:rPr>
                 <w:sz w:val="24"/>
@@ -12608,7 +12846,7 @@
                 <w:sz w:val="24"/>
                 <w:szCs w:val="24"/>
               </w:rPr>
-              <w:t>Rekaman</w:t>
+              <w:t>Record</w:t>
             </w:r>
           </w:p>
         </w:tc>
@@ -12625,6 +12863,7 @@
           </w:tcPr>
           <w:p>
             <w:pPr>
+              <w:keepNext/>
               <w:jc w:val="center"/>
               <w:rPr>
                 <w:sz w:val="24"/>
@@ -12655,6 +12894,7 @@
           </w:tcPr>
           <w:p>
             <w:pPr>
+              <w:keepNext/>
               <w:jc w:val="center"/>
               <w:rPr>
                 <w:sz w:val="24"/>
@@ -12675,6 +12915,7 @@
       </w:tr>
       <w:tr>
         <w:trPr>
+          <w:cantSplit/>
           <w:jc w:val="center"/>
         </w:trPr>
         <w:tc>
@@ -12729,7 +12970,7 @@
                 <w:sz w:val="24"/>
                 <w:szCs w:val="24"/>
               </w:rPr>
-              <w:t>Folder Google Drive departemen Commercial. Pemilik dan pengelola: VP Commercial. Pencatat: Business Development. Klasifikasi menurut butir 4.12.</w:t>
+              <w:t>Folder Google Drive departemen Commercial. Pemilik dan pengelola: VP Commercial. Pencatat: Business Development. Klasifikasi RESTRICTED (Internal) setelah berisi data customer (USULAN).</w:t>
             </w:r>
           </w:p>
         </w:tc>
@@ -12746,7 +12987,7 @@
           </w:tcPr>
           <w:p>
             <w:pPr>
-              <w:jc w:val="both"/>
+              <w:jc w:val="left"/>
               <w:rPr>
                 <w:sz w:val="24"/>
                 <w:szCs w:val="24"/>
@@ -12765,6 +13006,7 @@
       </w:tr>
       <w:tr>
         <w:trPr>
+          <w:cantSplit/>
           <w:jc w:val="center"/>
         </w:trPr>
         <w:tc>
@@ -12791,7 +13033,7 @@
                 <w:sz w:val="24"/>
                 <w:szCs w:val="24"/>
               </w:rPr>
-              <w:t>Tiket feedback dan keluhan</w:t>
+              <w:t>Ticket feedback dan keluhan</w:t>
             </w:r>
           </w:p>
         </w:tc>
@@ -12819,7 +13061,7 @@
                 <w:sz w:val="24"/>
                 <w:szCs w:val="24"/>
               </w:rPr>
-              <w:t>Zammad atau GLPI menurut butir 4.8. Pemilik: PIC.</w:t>
+              <w:t>Zammad untuk ticket yang ditangani Operation, GLPI untuk ticket lain. Pemilik: PIC.</w:t>
             </w:r>
           </w:p>
         </w:tc>
@@ -12836,7 +13078,7 @@
           </w:tcPr>
           <w:p>
             <w:pPr>
-              <w:jc w:val="both"/>
+              <w:jc w:val="left"/>
               <w:rPr>
                 <w:sz w:val="24"/>
                 <w:szCs w:val="24"/>
@@ -12893,6 +13135,7 @@
     </w:p>
     <w:p>
       <w:pPr>
+        <w:keepNext/>
         <w:pBdr>
           <w:top w:val="nil"/>
           <w:left w:val="nil"/>
@@ -12931,6 +13174,8 @@
       </w:tblGrid>
       <w:tr>
         <w:trPr>
+          <w:cantSplit/>
+          <w:tblHeader/>
           <w:jc w:val="center"/>
         </w:trPr>
         <w:tc>
@@ -12946,6 +13191,7 @@
           </w:tcPr>
           <w:p>
             <w:pPr>
+              <w:keepNext/>
               <w:jc w:val="center"/>
               <w:rPr>
                 <w:sz w:val="24"/>
@@ -12976,6 +13222,7 @@
           </w:tcPr>
           <w:p>
             <w:pPr>
+              <w:keepNext/>
               <w:jc w:val="center"/>
               <w:rPr>
                 <w:sz w:val="24"/>
@@ -13006,6 +13253,7 @@
           </w:tcPr>
           <w:p>
             <w:pPr>
+              <w:keepNext/>
               <w:jc w:val="center"/>
               <w:rPr>
                 <w:sz w:val="24"/>
@@ -13026,6 +13274,7 @@
       </w:tr>
       <w:tr>
         <w:trPr>
+          <w:cantSplit/>
           <w:jc w:val="center"/>
         </w:trPr>
         <w:tc>
@@ -13097,7 +13346,7 @@
           </w:tcPr>
           <w:p>
             <w:pPr>
-              <w:jc w:val="both"/>
+              <w:jc w:val="left"/>
               <w:rPr>
                 <w:sz w:val="24"/>
                 <w:szCs w:val="24"/>
@@ -13116,6 +13365,7 @@
       </w:tr>
       <w:tr>
         <w:trPr>
+          <w:cantSplit/>
           <w:jc w:val="center"/>
         </w:trPr>
         <w:tc>
@@ -13187,7 +13437,7 @@
           </w:tcPr>
           <w:p>
             <w:pPr>
-              <w:jc w:val="both"/>
+              <w:jc w:val="left"/>
               <w:rPr>
                 <w:sz w:val="24"/>
                 <w:szCs w:val="24"/>
@@ -13206,6 +13456,7 @@
       </w:tr>
       <w:tr>
         <w:trPr>
+          <w:cantSplit/>
           <w:jc w:val="center"/>
         </w:trPr>
         <w:tc>
@@ -13277,7 +13528,7 @@
           </w:tcPr>
           <w:p>
             <w:pPr>
-              <w:jc w:val="both"/>
+              <w:jc w:val="left"/>
               <w:rPr>
                 <w:sz w:val="24"/>
                 <w:szCs w:val="24"/>
@@ -13296,6 +13547,7 @@
       </w:tr>
       <w:tr>
         <w:trPr>
+          <w:cantSplit/>
           <w:jc w:val="center"/>
         </w:trPr>
         <w:tc>
@@ -13367,7 +13619,7 @@
           </w:tcPr>
           <w:p>
             <w:pPr>
-              <w:jc w:val="both"/>
+              <w:jc w:val="left"/>
               <w:rPr>
                 <w:sz w:val="24"/>
                 <w:szCs w:val="24"/>
@@ -13386,6 +13638,7 @@
       </w:tr>
       <w:tr>
         <w:trPr>
+          <w:cantSplit/>
           <w:jc w:val="center"/>
         </w:trPr>
         <w:tc>
@@ -13457,19 +13710,19 @@
           </w:tcPr>
           <w:p>
             <w:pPr>
-              <w:jc w:val="both"/>
-              <w:rPr>
-                <w:sz w:val="24"/>
-                <w:szCs w:val="24"/>
-              </w:rPr>
-            </w:pPr>
-            <w:r>
-              <w:rPr>
-                <w:b w:val="0"/>
-                <w:sz w:val="24"/>
-                <w:szCs w:val="24"/>
-              </w:rPr>
-              <w:t>Register yang berisi data customer berklasifikasi RESTRICTED (Internal) menurut butir 4.12.</w:t>
+              <w:jc w:val="left"/>
+              <w:rPr>
+                <w:sz w:val="24"/>
+                <w:szCs w:val="24"/>
+              </w:rPr>
+            </w:pPr>
+            <w:r>
+              <w:rPr>
+                <w:b w:val="0"/>
+                <w:sz w:val="24"/>
+                <w:szCs w:val="24"/>
+              </w:rPr>
+              <w:t>Register yang berisi data customer berklasifikasi RESTRICTED (Internal) (USULAN).</w:t>
             </w:r>
           </w:p>
         </w:tc>
@@ -13502,6 +13755,7 @@
     <w:p>
       <w:pPr>
         <w:pStyle w:val="Heading1"/>
+        <w:keepNext/>
         <w:numPr>
           <w:ilvl w:val="0"/>
           <w:numId w:val="7"/>
@@ -13527,6 +13781,8 @@
       </w:tblGrid>
       <w:tr>
         <w:trPr>
+          <w:cantSplit/>
+          <w:tblHeader/>
           <w:jc w:val="center"/>
         </w:trPr>
         <w:tc>
@@ -13542,6 +13798,7 @@
           </w:tcPr>
           <w:p>
             <w:pPr>
+              <w:keepNext/>
               <w:jc w:val="center"/>
               <w:rPr>
                 <w:sz w:val="24"/>
@@ -13572,6 +13829,7 @@
           </w:tcPr>
           <w:p>
             <w:pPr>
+              <w:keepNext/>
               <w:jc w:val="center"/>
               <w:rPr>
                 <w:sz w:val="24"/>
@@ -13592,6 +13850,7 @@
       </w:tr>
       <w:tr>
         <w:trPr>
+          <w:cantSplit/>
           <w:jc w:val="center"/>
         </w:trPr>
         <w:tc>
@@ -13653,6 +13912,7 @@
       </w:tr>
       <w:tr>
         <w:trPr>
+          <w:cantSplit/>
           <w:jc w:val="center"/>
         </w:trPr>
         <w:tc>
@@ -13714,6 +13974,7 @@
       </w:tr>
       <w:tr>
         <w:trPr>
+          <w:cantSplit/>
           <w:jc w:val="center"/>
         </w:trPr>
         <w:tc>
@@ -13775,6 +14036,7 @@
       </w:tr>
       <w:tr>
         <w:trPr>
+          <w:cantSplit/>
           <w:jc w:val="center"/>
         </w:trPr>
         <w:tc>
@@ -13836,6 +14098,7 @@
       </w:tr>
       <w:tr>
         <w:trPr>
+          <w:cantSplit/>
           <w:jc w:val="center"/>
         </w:trPr>
         <w:tc>
@@ -13890,7 +14153,7 @@
                 <w:sz w:val="24"/>
                 <w:szCs w:val="24"/>
               </w:rPr>
-              <w:t>Root Cause Analysis &amp; Corrective Action Report. Form analisis akar masalah untuk keluhan yang berasal dari insiden layanan (USULAN).</w:t>
+              <w:t>Root Cause Analysis &amp; Corrective Action Report. Form analisis root cause untuk keluhan yang berasal dari insiden layanan (USULAN).</w:t>
             </w:r>
           </w:p>
         </w:tc>
@@ -13954,7 +14217,7 @@
           <w:sz w:val="24"/>
           <w:szCs w:val="24"/>
         </w:rPr>
-        <w:t xml:space="preserve">Register ini berstatus Draft dan baru dipakai sesudah Direktur Utama menandatangani blok Approval. VP Commercial meninjau register ini setiap tahun (USULAN).</w:t>
+        <w:t xml:space="preserve">Register ini berstatus Draft dan baru dipakai setelah Direktur Utama menandatangani blok Approval. VP Commercial meninjau register ini setiap tahun (USULAN).</w:t>
       </w:r>
     </w:p>
     <w:sectPr>

--- a/out/05_Commercial/SNX-COM-REG-01 Customer Feedback & Complaint Register (Rev00 DRAFT).docx
+++ b/out/05_Commercial/SNX-COM-REG-01 Customer Feedback & Complaint Register (Rev00 DRAFT).docx
@@ -4694,7 +4694,7 @@
                 <w:sz w:val="24"/>
                 <w:szCs w:val="24"/>
               </w:rPr>
-              <w:t>Mencatat feedback dan keluhan di Tabel 1; menulis PIC, tindakan, nomor ticket, dan status di Tabel 2; menyampaikan konfirmasi kepada customer dan mencatatnya di Tabel 3; mengeskalasi keluhan kritis dan mencatat eskalasinya di Tabel 4. Menurut SNX-COM-SOP-01 butir 4.17, kepuasan customer menjadi tanggung jawab Business Development.</w:t>
+              <w:t>Mencatat feedback dan keluhan di Tabel 1; menulis PIC, tindakan, nomor ticket, dan status di Tabel 2; menyampaikan konfirmasi kepada customer dan mencatatnya di Tabel 3; mengeskalasi keluhan kritis dan mencatat eskalasinya di Tabel 4. Menurut SNX-COM-SOP-01 butir 4.17, kepuasan customer menjadi tanggung jawab Business Development (USULAN).</w:t>
             </w:r>
           </w:p>
         </w:tc>
@@ -4880,7 +4880,7 @@
                 <w:sz w:val="24"/>
                 <w:szCs w:val="24"/>
               </w:rPr>
-              <w:t>Memutuskan keluhan yang dieskalasi VP Commercial kepadanya.</w:t>
+              <w:t>Memutuskan keluhan yang dieskalasi VP Commercial kepadanya (USULAN).</w:t>
             </w:r>
           </w:p>
         </w:tc>
@@ -5136,7 +5136,7 @@
           <w:sz w:val="24"/>
           <w:szCs w:val="24"/>
         </w:rPr>
-        <w:t xml:space="preserve">6.8 Tulis jabatan PIC di Tabel 2 setelah PIC ditunjuk VP Commercial. Kolom PIC diisi jabatan, bukan nama orang.</w:t>
+        <w:t xml:space="preserve">6.8 Tulis jabatan PIC di Tabel 2 setelah PIC ditunjuk VP Commercial. Kolom PIC diisi jabatan, bukan nama orang (USULAN).</w:t>
       </w:r>
     </w:p>
     <w:p>
@@ -5160,7 +5160,7 @@
           <w:sz w:val="24"/>
           <w:szCs w:val="24"/>
         </w:rPr>
-        <w:t xml:space="preserve">6.9 Jika feedback atau keluhan punya ticket, tulis nomornya di kolom Nomor Ticket.</w:t>
+        <w:t xml:space="preserve">6.9 Jika feedback atau keluhan punya ticket, tulis nomornya di kolom Nomor Ticket (USULAN).</w:t>
       </w:r>
     </w:p>
     <w:p>
@@ -5184,7 +5184,7 @@
           <w:sz w:val="24"/>
           <w:szCs w:val="24"/>
         </w:rPr>
-        <w:t xml:space="preserve">6.10 Di kolom Tindakan, tulis tiap tindakan PIC beserta tanggalnya. Jika VP Commercial memutuskan tidak ada tindakan, tulis keputusan itu dan alasannya.</w:t>
+        <w:t xml:space="preserve">6.10 Di kolom Tindakan, tulis tiap tindakan PIC beserta tanggalnya. Jika VP Commercial memutuskan tidak ada tindakan, tulis keputusan itu dan alasannya (USULAN).</w:t>
       </w:r>
     </w:p>
     <w:p>
@@ -5208,7 +5208,7 @@
           <w:sz w:val="24"/>
           <w:szCs w:val="24"/>
         </w:rPr>
-        <w:t xml:space="preserve">6.11 Isi kolom Status dengan Baru, Dalam Penanganan, atau Selesai. Selesai hanya ditulis setelah ditetapkan VP Commercial.</w:t>
+        <w:t xml:space="preserve">6.11 Isi kolom Status dengan Baru, Dalam Penanganan, atau Selesai. Selesai hanya ditulis setelah ditetapkan VP Commercial (USULAN).</w:t>
       </w:r>
     </w:p>
     <w:p>
@@ -5256,7 +5256,7 @@
           <w:sz w:val="24"/>
           <w:szCs w:val="24"/>
         </w:rPr>
-        <w:t xml:space="preserve">6.13 Tulis tanggal dan saluran konfirmasi kepada customer di Tabel 3.</w:t>
+        <w:t xml:space="preserve">6.13 Tulis tanggal dan saluran konfirmasi kepada customer di Tabel 3 (USULAN).</w:t>
       </w:r>
     </w:p>
     <w:p>
@@ -13061,7 +13061,7 @@
                 <w:sz w:val="24"/>
                 <w:szCs w:val="24"/>
               </w:rPr>
-              <w:t>Zammad untuk ticket yang ditangani Operation, GLPI untuk ticket lain. Pemilik: PIC.</w:t>
+              <w:t>Zammad untuk ticket yang ditangani Operation, GLPI untuk ticket lain. Pemilik: PIC (USULAN).</w:t>
             </w:r>
           </w:p>
         </w:tc>

--- a/out/05_Commercial/SNX-COM-REG-01 Customer Feedback & Complaint Register (Rev00 DRAFT).docx
+++ b/out/05_Commercial/SNX-COM-REG-01 Customer Feedback & Complaint Register (Rev00 DRAFT).docx
@@ -4756,7 +4756,7 @@
                 <w:sz w:val="24"/>
                 <w:szCs w:val="24"/>
               </w:rPr>
-              <w:t>Pemilik dan pengelola register. Menunjuk PIC, menetapkan status Selesai, menetapkan apakah suatu keluhan kritis, menerima eskalasi keluhan kritis, dan mengeskalasi keluhan kepada COO.</w:t>
+              <w:t>Pemilik dan pengelola register. Menunjuk PIC, menetapkan status Selesai, menetapkan apakah suatu keluhan kritis, menerima eskalasi keluhan kritis, dan mengeskalasi keluhan kepada COO sesuai butir 4.11.</w:t>
             </w:r>
           </w:p>
         </w:tc>
@@ -4992,7 +4992,7 @@
           <w:sz w:val="24"/>
           <w:szCs w:val="24"/>
         </w:rPr>
-        <w:t xml:space="preserve">6.2 Tulis satu baris di Tabel 1 untuk setiap feedback atau keluhan yang diterima.</w:t>
+        <w:t xml:space="preserve">6.2 Tulis satu baris di Tabel 1 untuk setiap feedback atau keluhan yang diterima, sesuai butir 4.1.</w:t>
       </w:r>
     </w:p>
     <w:p>
@@ -5328,7 +5328,7 @@
           <w:sz w:val="24"/>
           <w:szCs w:val="24"/>
         </w:rPr>
-        <w:t xml:space="preserve">6.16 Saat keluhan dieskalasi, tulis alasan eskalasi, tujuan eskalasi, dan tanggalnya di Tabel 4.</w:t>
+        <w:t xml:space="preserve">6.16 Saat keluhan dieskalasi sesuai butir 4.9 sampai 4.11, tulis alasan eskalasi, tujuan eskalasi, dan tanggalnya di Tabel 4.</w:t>
       </w:r>
     </w:p>
     <w:p>
@@ -12970,7 +12970,7 @@
                 <w:sz w:val="24"/>
                 <w:szCs w:val="24"/>
               </w:rPr>
-              <w:t>Folder Google Drive departemen Commercial. Pemilik dan pengelola: VP Commercial. Pencatat: Business Development. Klasifikasi RESTRICTED (Internal) setelah berisi data customer (USULAN).</w:t>
+              <w:t>Folder Google Drive departemen Commercial. Pemilik dan pengelola: VP Commercial. Pencatat: Business Development. Klasifikasi INTERNAL selama kosong dan RESTRICTED (Internal) setelah berisi data customer (USULAN).</w:t>
             </w:r>
           </w:p>
         </w:tc>

--- a/out/05_Commercial/SNX-COM-REG-01 Customer Feedback & Complaint Register (Rev00 DRAFT).docx
+++ b/out/05_Commercial/SNX-COM-REG-01 Customer Feedback & Complaint Register (Rev00 DRAFT).docx
@@ -4308,7 +4308,7 @@
           <w:sz w:val="24"/>
           <w:szCs w:val="24"/>
         </w:rPr>
-        <w:t xml:space="preserve">4.7 VP Commercial menetapkan status Selesai hanya jika syarat Selesai di tabel Status Penyelesaian terpenuhi (USULAN).</w:t>
+        <w:t xml:space="preserve">4.7 VP Commercial menetapkan status Selesai. Status Selesai berlaku hanya jika syarat Selesai di tabel Status Penyelesaian terpenuhi (USULAN).</w:t>
       </w:r>
     </w:p>
     <w:p>
@@ -4332,7 +4332,7 @@
           <w:sz w:val="24"/>
           <w:szCs w:val="24"/>
         </w:rPr>
-        <w:t xml:space="preserve">4.8 Jika feedback atau keluhan punya ticket, Business Development menulis nomor ticket-nya di Tabel 2. Ticket yang ditangani Operation ada di Zammad, ticket lain di GLPI. Batas pemakaian GLPI untuk kebutuhan generalist belum dirinci (USULAN).</w:t>
+        <w:t xml:space="preserve">4.8 Jika feedback atau keluhan punya ticket, Business Development menulis nomor ticket-nya di Tabel 2. Ticket yang ditangani Operation ada di Zammad, ticket lain di GLPI; batas pemakaian GLPI untuk kebutuhan generalist belum dirinci (USULAN).</w:t>
       </w:r>
     </w:p>
     <w:p>
@@ -4694,7 +4694,7 @@
                 <w:sz w:val="24"/>
                 <w:szCs w:val="24"/>
               </w:rPr>
-              <w:t>Mencatat feedback dan keluhan di Tabel 1; menulis PIC, tindakan, nomor ticket, dan status di Tabel 2; menyampaikan konfirmasi kepada customer dan mencatatnya di Tabel 3; mengeskalasi keluhan kritis dan mencatat eskalasinya di Tabel 4. Menurut SNX-COM-SOP-01 butir 4.17, kepuasan customer menjadi tanggung jawab Business Development (USULAN).</w:t>
+              <w:t>Mencatat feedback dan keluhan di Tabel 1; menulis PIC, tindakan, nomor ticket, dan status di Tabel 2; menyampaikan konfirmasi kepada customer dan mencatatnya di Tabel 3; mengeskalasi keluhan kritis dan mencatat eskalasinya di Tabel 4 (butir 4.2 sampai 4.6, 4.8 sampai 4.11, dan 4.13). Menurut SNX-COM-SOP-01 butir 4.17, kepuasan customer menjadi tanggung jawab Business Development.</w:t>
             </w:r>
           </w:p>
         </w:tc>
@@ -5136,7 +5136,7 @@
           <w:sz w:val="24"/>
           <w:szCs w:val="24"/>
         </w:rPr>
-        <w:t xml:space="preserve">6.8 Tulis jabatan PIC di Tabel 2 setelah PIC ditunjuk VP Commercial. Kolom PIC diisi jabatan, bukan nama orang (USULAN).</w:t>
+        <w:t xml:space="preserve">6.8 Tulis jabatan PIC di Tabel 2 setelah PIC ditunjuk VP Commercial (USULAN). Kolom PIC diisi jabatan, bukan nama orang.</w:t>
       </w:r>
     </w:p>
     <w:p>
@@ -5184,7 +5184,7 @@
           <w:sz w:val="24"/>
           <w:szCs w:val="24"/>
         </w:rPr>
-        <w:t xml:space="preserve">6.10 Di kolom Tindakan, tulis tiap tindakan PIC beserta tanggalnya. Jika VP Commercial memutuskan tidak ada tindakan, tulis keputusan itu dan alasannya (USULAN).</w:t>
+        <w:t xml:space="preserve">6.10 Di kolom Tindakan, tulis tiap tindakan PIC beserta tanggalnya (USULAN). Jika VP Commercial memutuskan tidak ada tindakan, tulis keputusan itu dan alasannya.</w:t>
       </w:r>
     </w:p>
     <w:p>
@@ -13061,7 +13061,7 @@
                 <w:sz w:val="24"/>
                 <w:szCs w:val="24"/>
               </w:rPr>
-              <w:t>Zammad untuk ticket yang ditangani Operation, GLPI untuk ticket lain. Pemilik: PIC (USULAN).</w:t>
+              <w:t>Zammad untuk ticket yang ditangani Operation, GLPI untuk ticket lain (USULAN). Pemilik: PIC.</w:t>
             </w:r>
           </w:p>
         </w:tc>

--- a/out/05_Commercial/SNX-COM-REG-01 Customer Feedback & Complaint Register (Rev00 DRAFT).docx
+++ b/out/05_Commercial/SNX-COM-REG-01 Customer Feedback & Complaint Register (Rev00 DRAFT).docx
@@ -5208,7 +5208,7 @@
           <w:sz w:val="24"/>
           <w:szCs w:val="24"/>
         </w:rPr>
-        <w:t xml:space="preserve">6.11 Isi kolom Status dengan Baru, Dalam Penanganan, atau Selesai. Selesai hanya ditulis setelah ditetapkan VP Commercial (USULAN).</w:t>
+        <w:t xml:space="preserve">6.11 Isi kolom Status dengan Baru, Dalam Penanganan, atau Selesai. Selesai hanya ditulis setelah ditetapkan VP Commercial (butir 4.7).</w:t>
       </w:r>
     </w:p>
     <w:p>
@@ -12970,7 +12970,7 @@
                 <w:sz w:val="24"/>
                 <w:szCs w:val="24"/>
               </w:rPr>
-              <w:t>Folder Google Drive departemen Commercial. Pemilik dan pengelola: VP Commercial. Pencatat: Business Development. Klasifikasi INTERNAL selama kosong dan RESTRICTED (Internal) setelah berisi data customer (USULAN).</w:t>
+              <w:t>Folder Google Drive departemen Commercial. Pemilik dan pengelola: VP Commercial. Pencatat: Business Development. Klasifikasi sesuai butir 4.12.</w:t>
             </w:r>
           </w:p>
         </w:tc>
